--- a/Manual de usuario. 2 (1).docx
+++ b/Manual de usuario. 2 (1).docx
@@ -7755,16 +7755,37 @@
         <w:pStyle w:val="Ttulo1"/>
         <w:ind w:left="720" w:firstLine="0"/>
         <w:jc w:val="left"/>
-      </w:pPr>
-      <w:r>
         <w:rPr>
           <w:b w:val="0"/>
           <w:bCs w:val="0"/>
         </w:rPr>
-        <w:t xml:space="preserve">Ingrese su nombre de usuario y contraseña en la pantalla principal y haga clic en </w:t>
+      </w:pPr>
+      <w:r>
+        <w:rPr>
+          <w:b w:val="0"/>
+          <w:bCs w:val="0"/>
+        </w:rPr>
+        <w:t xml:space="preserve">Ingrese su nombre de usuario y contraseña en la pantalla principal y haga clic </w:t>
+      </w:r>
+      <w:r>
+        <w:rPr>
+          <w:b w:val="0"/>
+          <w:bCs w:val="0"/>
+        </w:rPr>
+        <w:t>para poder</w:t>
+      </w:r>
+      <w:r>
+        <w:rPr>
+          <w:b w:val="0"/>
+          <w:bCs w:val="0"/>
+        </w:rPr>
+        <w:t xml:space="preserve"> </w:t>
       </w:r>
       <w:r>
         <w:t>iniciar sesión</w:t>
+      </w:r>
+      <w:r>
+        <w:t>.</w:t>
       </w:r>
     </w:p>
     <w:p>
@@ -7809,7 +7830,28 @@
           <w:b w:val="0"/>
           <w:bCs w:val="0"/>
         </w:rPr>
-        <w:t>con las credenciales válidas</w:t>
+        <w:t>con las</w:t>
+      </w:r>
+      <w:r>
+        <w:rPr>
+          <w:b w:val="0"/>
+          <w:bCs w:val="0"/>
+        </w:rPr>
+        <w:t xml:space="preserve"> respectivas</w:t>
+      </w:r>
+      <w:r>
+        <w:rPr>
+          <w:b w:val="0"/>
+          <w:bCs w:val="0"/>
+        </w:rPr>
+        <w:t xml:space="preserve"> credenciales válida</w:t>
+      </w:r>
+      <w:r>
+        <w:rPr>
+          <w:b w:val="0"/>
+          <w:bCs w:val="0"/>
+        </w:rPr>
+        <w:t>s.</w:t>
       </w:r>
     </w:p>
     <w:p>

--- a/Manual de usuario. 2 (1).docx
+++ b/Manual de usuario. 2 (1).docx
@@ -1,6 +1,6 @@
 
 <file path=word/document.xml><?xml version="1.0" encoding="utf-8"?>
-<w:document xmlns:wpc="http://schemas.microsoft.com/office/word/2010/wordprocessingCanvas" xmlns:cx="http://schemas.microsoft.com/office/drawing/2014/chartex" xmlns:cx1="http://schemas.microsoft.com/office/drawing/2015/9/8/chartex" xmlns:cx2="http://schemas.microsoft.com/office/drawing/2015/10/21/chartex" xmlns:cx3="http://schemas.microsoft.com/office/drawing/2016/5/9/chartex" xmlns:cx4="http://schemas.microsoft.com/office/drawing/2016/5/10/chartex" xmlns:cx5="http://schemas.microsoft.com/office/drawing/2016/5/11/chartex" xmlns:cx6="http://schemas.microsoft.com/office/drawing/2016/5/12/chartex" xmlns:cx7="http://schemas.microsoft.com/office/drawing/2016/5/13/chartex" xmlns:cx8="http://schemas.microsoft.com/office/drawing/2016/5/14/chartex" xmlns:mc="http://schemas.openxmlformats.org/markup-compatibility/2006" xmlns:o="urn:schemas-microsoft-com:office:office" xmlns:r="http://schemas.openxmlformats.org/officeDocument/2006/relationships" xmlns:m="http://schemas.openxmlformats.org/officeDocument/2006/math" xmlns:v="urn:schemas-microsoft-com:vml" xmlns:wp14="http://schemas.microsoft.com/office/word/2010/wordprocessingDrawing" xmlns:wp="http://schemas.openxmlformats.org/drawingml/2006/wordprocessingDrawing" xmlns:w="http://schemas.openxmlformats.org/wordprocessingml/2006/main" xmlns:w14="http://schemas.microsoft.com/office/word/2010/wordml" xmlns:w10="urn:schemas-microsoft-com:office:word" xmlns:w15="http://schemas.microsoft.com/office/word/2012/wordml" xmlns:wpg="http://schemas.microsoft.com/office/word/2010/wordprocessingGroup" xmlns:wpi="http://schemas.microsoft.com/office/word/2010/wordprocessingInk" xmlns:wne="http://schemas.microsoft.com/office/word/2006/wordml" xmlns:wps="http://schemas.microsoft.com/office/word/2010/wordprocessingShape" xmlns:wpsCustomData="http://www.wps.cn/officeDocument/2013/wpsCustomData" mc:Ignorable="w14 w15 wp14">
+<w:document xmlns:wpc="http://schemas.microsoft.com/office/word/2010/wordprocessingCanvas" xmlns:cx="http://schemas.microsoft.com/office/drawing/2014/chartex" xmlns:cx1="http://schemas.microsoft.com/office/drawing/2015/9/8/chartex" xmlns:cx2="http://schemas.microsoft.com/office/drawing/2015/10/21/chartex" xmlns:cx3="http://schemas.microsoft.com/office/drawing/2016/5/9/chartex" xmlns:cx4="http://schemas.microsoft.com/office/drawing/2016/5/10/chartex" xmlns:cx5="http://schemas.microsoft.com/office/drawing/2016/5/11/chartex" xmlns:cx6="http://schemas.microsoft.com/office/drawing/2016/5/12/chartex" xmlns:cx7="http://schemas.microsoft.com/office/drawing/2016/5/13/chartex" xmlns:cx8="http://schemas.microsoft.com/office/drawing/2016/5/14/chartex" xmlns:mc="http://schemas.openxmlformats.org/markup-compatibility/2006" xmlns:aink="http://schemas.microsoft.com/office/drawing/2016/ink" xmlns:am3d="http://schemas.microsoft.com/office/drawing/2017/model3d" xmlns:o="urn:schemas-microsoft-com:office:office" xmlns:oel="http://schemas.microsoft.com/office/2019/extlst" xmlns:r="http://schemas.openxmlformats.org/officeDocument/2006/relationships" xmlns:m="http://schemas.openxmlformats.org/officeDocument/2006/math" xmlns:v="urn:schemas-microsoft-com:vml" xmlns:wp14="http://schemas.microsoft.com/office/word/2010/wordprocessingDrawing" xmlns:wp="http://schemas.openxmlformats.org/drawingml/2006/wordprocessingDrawing" xmlns:w10="urn:schemas-microsoft-com:office:word" xmlns:w="http://schemas.openxmlformats.org/wordprocessingml/2006/main" xmlns:w14="http://schemas.microsoft.com/office/word/2010/wordml" xmlns:w15="http://schemas.microsoft.com/office/word/2012/wordml" xmlns:w16cex="http://schemas.microsoft.com/office/word/2018/wordml/cex" xmlns:w16cid="http://schemas.microsoft.com/office/word/2016/wordml/cid" xmlns:w16="http://schemas.microsoft.com/office/word/2018/wordml" xmlns:w16sdtdh="http://schemas.microsoft.com/office/word/2020/wordml/sdtdatahash" xmlns:w16se="http://schemas.microsoft.com/office/word/2015/wordml/symex" xmlns:wpg="http://schemas.microsoft.com/office/word/2010/wordprocessingGroup" xmlns:wpi="http://schemas.microsoft.com/office/word/2010/wordprocessingInk" xmlns:wne="http://schemas.microsoft.com/office/word/2006/wordml" xmlns:wps="http://schemas.microsoft.com/office/word/2010/wordprocessingShape" mc:Ignorable="w14 w15 w16se w16cid w16 w16cex w16sdtdh wp14">
   <w:body>
     <w:sdt>
       <w:sdtPr>
@@ -11,26 +11,24 @@
       </w:sdtPr>
       <w:sdtEndPr>
         <w:rPr>
-          <w:rFonts w:asciiTheme="majorHAnsi" w:hAnsiTheme="majorHAnsi" w:eastAsiaTheme="majorEastAsia" w:cstheme="majorBidi"/>
+          <w:rFonts w:asciiTheme="majorHAnsi" w:eastAsiaTheme="majorEastAsia" w:hAnsiTheme="majorHAnsi" w:cstheme="majorBidi"/>
           <w:caps/>
           <w:color w:val="156082" w:themeColor="accent1"/>
           <w:sz w:val="72"/>
           <w:szCs w:val="72"/>
           <w:lang w:val="es-EC" w:eastAsia="es-EC"/>
-          <w14:textFill>
-            <w14:solidFill>
-              <w14:schemeClr w14:val="accent1"/>
-            </w14:solidFill>
-          </w14:textFill>
         </w:rPr>
       </w:sdtEndPr>
       <w:sdtContent>
         <w:p>
           <w:r>
+            <w:rPr>
+              <w:noProof/>
+            </w:rPr>
             <mc:AlternateContent>
               <mc:Choice Requires="wpg">
                 <w:drawing>
-                  <wp:anchor distT="0" distB="0" distL="114300" distR="114300" simplePos="0" relativeHeight="251665408" behindDoc="1" locked="0" layoutInCell="1" allowOverlap="1">
+                  <wp:anchor distT="0" distB="0" distL="114300" distR="114300" simplePos="0" relativeHeight="251639296" behindDoc="1" locked="0" layoutInCell="1" allowOverlap="1" wp14:anchorId="06223DEB" wp14:editId="06223DEC">
                     <wp:simplePos x="0" y="0"/>
                     <wp:positionH relativeFrom="page">
                       <wp:align>center</wp:align>
@@ -133,68 +131,60 @@
                                   <w:sdtPr>
                                     <w:rPr>
                                       <w:color w:val="FFFFFF" w:themeColor="background1"/>
-                                      <w14:textFill>
-                                        <w14:solidFill>
-                                          <w14:schemeClr w14:val="bg1"/>
-                                        </w14:solidFill>
-                                      </w14:textFill>
                                     </w:rPr>
                                     <w:alias w:val="Autor"/>
                                     <w:id w:val="945428907"/>
                                     <w:dataBinding w:prefixMappings="xmlns:ns0='http://purl.org/dc/elements/1.1/' xmlns:ns1='http://schemas.openxmlformats.org/package/2006/metadata/core-properties' " w:xpath="/ns1:coreProperties[1]/ns0:creator[1]" w:storeItemID="{6C3C8BC8-F283-45AE-878A-BAB7291924A1}"/>
                                     <w:text/>
                                   </w:sdtPr>
-                                  <w:sdtEndPr>
-                                    <w:rPr>
-                                      <w:color w:val="FFFFFF" w:themeColor="background1"/>
-                                      <w14:textFill>
-                                        <w14:solidFill>
-                                          <w14:schemeClr w14:val="bg1"/>
-                                        </w14:solidFill>
-                                      </w14:textFill>
-                                    </w:rPr>
-                                  </w:sdtEndPr>
                                   <w:sdtContent>
                                     <w:p>
                                       <w:pPr>
-                                        <w:pStyle w:val="39"/>
+                                        <w:pStyle w:val="Sinespaciado"/>
                                         <w:spacing w:before="120"/>
                                         <w:jc w:val="center"/>
                                         <w:rPr>
                                           <w:color w:val="FFFFFF" w:themeColor="background1"/>
-                                          <w14:textFill>
-                                            <w14:solidFill>
-                                              <w14:schemeClr w14:val="bg1"/>
-                                            </w14:solidFill>
-                                          </w14:textFill>
                                         </w:rPr>
                                       </w:pPr>
                                       <w:r>
                                         <w:rPr>
                                           <w:color w:val="FFFFFF" w:themeColor="background1"/>
-                                          <w14:textFill>
-                                            <w14:solidFill>
-                                              <w14:schemeClr w14:val="bg1"/>
-                                            </w14:solidFill>
-                                          </w14:textFill>
                                         </w:rPr>
-                                        <w:t>Gerardo Andres Solorzano Mendez</w:t>
+                                        <w:t xml:space="preserve">Gerardo </w:t>
                                       </w:r>
+                                      <w:proofErr w:type="spellStart"/>
+                                      <w:r>
+                                        <w:rPr>
+                                          <w:color w:val="FFFFFF" w:themeColor="background1"/>
+                                        </w:rPr>
+                                        <w:t>Andres</w:t>
+                                      </w:r>
+                                      <w:proofErr w:type="spellEnd"/>
+                                      <w:r>
+                                        <w:rPr>
+                                          <w:color w:val="FFFFFF" w:themeColor="background1"/>
+                                        </w:rPr>
+                                        <w:t xml:space="preserve"> Solorzano </w:t>
+                                      </w:r>
+                                      <w:proofErr w:type="spellStart"/>
+                                      <w:r>
+                                        <w:rPr>
+                                          <w:color w:val="FFFFFF" w:themeColor="background1"/>
+                                        </w:rPr>
+                                        <w:t>Mendez</w:t>
+                                      </w:r>
+                                      <w:proofErr w:type="spellEnd"/>
                                     </w:p>
                                   </w:sdtContent>
                                 </w:sdt>
                                 <w:p>
                                   <w:pPr>
-                                    <w:pStyle w:val="39"/>
+                                    <w:pStyle w:val="Sinespaciado"/>
                                     <w:spacing w:before="120"/>
                                     <w:jc w:val="center"/>
                                     <w:rPr>
                                       <w:color w:val="FFFFFF" w:themeColor="background1"/>
-                                      <w14:textFill>
-                                        <w14:solidFill>
-                                          <w14:schemeClr w14:val="bg1"/>
-                                        </w14:solidFill>
-                                      </w14:textFill>
                                     </w:rPr>
                                   </w:pPr>
                                   <w:sdt>
@@ -202,38 +192,17 @@
                                       <w:rPr>
                                         <w:caps/>
                                         <w:color w:val="FFFFFF" w:themeColor="background1"/>
-                                        <w14:textFill>
-                                          <w14:solidFill>
-                                            <w14:schemeClr w14:val="bg1"/>
-                                          </w14:solidFill>
-                                        </w14:textFill>
                                       </w:rPr>
                                       <w:alias w:val="Compañía"/>
                                       <w:id w:val="1618182777"/>
                                       <w:dataBinding w:prefixMappings="xmlns:ns0='http://schemas.openxmlformats.org/officeDocument/2006/extended-properties' " w:xpath="/ns0:Properties[1]/ns0:Company[1]" w:storeItemID="{6668398D-A668-4E3E-A5EB-62B293D839F1}"/>
                                       <w:text/>
                                     </w:sdtPr>
-                                    <w:sdtEndPr>
-                                      <w:rPr>
-                                        <w:caps/>
-                                        <w:color w:val="FFFFFF" w:themeColor="background1"/>
-                                        <w14:textFill>
-                                          <w14:solidFill>
-                                            <w14:schemeClr w14:val="bg1"/>
-                                          </w14:solidFill>
-                                        </w14:textFill>
-                                      </w:rPr>
-                                    </w:sdtEndPr>
                                     <w:sdtContent>
                                       <w:r>
                                         <w:rPr>
                                           <w:caps/>
                                           <w:color w:val="FFFFFF" w:themeColor="background1"/>
-                                          <w14:textFill>
-                                            <w14:solidFill>
-                                              <w14:schemeClr w14:val="bg1"/>
-                                            </w14:solidFill>
-                                          </w14:textFill>
                                         </w:rPr>
                                         <w:t>UNIVERSIDAD AGRARIA DEL ECUADOR</w:t>
                                       </w:r>
@@ -243,11 +212,6 @@
                                     <w:rPr>
                                       <w:color w:val="FFFFFF" w:themeColor="background1"/>
                                       <w:lang w:val="es-ES"/>
-                                      <w14:textFill>
-                                        <w14:solidFill>
-                                          <w14:schemeClr w14:val="bg1"/>
-                                        </w14:solidFill>
-                                      </w14:textFill>
                                     </w:rPr>
                                     <w:t>  </w:t>
                                   </w:r>
@@ -255,36 +219,16 @@
                                     <w:sdtPr>
                                       <w:rPr>
                                         <w:color w:val="FFFFFF" w:themeColor="background1"/>
-                                        <w14:textFill>
-                                          <w14:solidFill>
-                                            <w14:schemeClr w14:val="bg1"/>
-                                          </w14:solidFill>
-                                        </w14:textFill>
                                       </w:rPr>
                                       <w:alias w:val="Dirección"/>
                                       <w:id w:val="-253358678"/>
                                       <w:dataBinding w:prefixMappings="xmlns:ns0='http://schemas.microsoft.com/office/2006/coverPageProps' " w:xpath="/ns0:CoverPageProperties[1]/ns0:CompanyAddress[1]" w:storeItemID="{55AF091B-3C7A-41E3-B477-F2FDAA23CFDA}"/>
                                       <w:text/>
                                     </w:sdtPr>
-                                    <w:sdtEndPr>
-                                      <w:rPr>
-                                        <w:color w:val="FFFFFF" w:themeColor="background1"/>
-                                        <w14:textFill>
-                                          <w14:solidFill>
-                                            <w14:schemeClr w14:val="bg1"/>
-                                          </w14:solidFill>
-                                        </w14:textFill>
-                                      </w:rPr>
-                                    </w:sdtEndPr>
                                     <w:sdtContent>
                                       <w:r>
                                         <w:rPr>
                                           <w:color w:val="FFFFFF" w:themeColor="background1"/>
-                                          <w14:textFill>
-                                            <w14:solidFill>
-                                              <w14:schemeClr w14:val="bg1"/>
-                                            </w14:solidFill>
-                                          </w14:textFill>
                                         </w:rPr>
                                         <w:t>SEDE GUAYAQUIL</w:t>
                                       </w:r>
@@ -335,66 +279,37 @@
                                 <w:sdt>
                                   <w:sdtPr>
                                     <w:rPr>
-                                      <w:rFonts w:asciiTheme="majorHAnsi" w:hAnsiTheme="majorHAnsi" w:eastAsiaTheme="majorEastAsia" w:cstheme="majorBidi"/>
+                                      <w:rFonts w:asciiTheme="majorHAnsi" w:eastAsiaTheme="majorEastAsia" w:hAnsiTheme="majorHAnsi" w:cstheme="majorBidi"/>
                                       <w:caps/>
                                       <w:color w:val="156082" w:themeColor="accent1"/>
                                       <w:sz w:val="72"/>
                                       <w:szCs w:val="72"/>
-                                      <w14:textFill>
-                                        <w14:solidFill>
-                                          <w14:schemeClr w14:val="accent1"/>
-                                        </w14:solidFill>
-                                      </w14:textFill>
                                     </w:rPr>
                                     <w:alias w:val="Título"/>
                                     <w:id w:val="-9991715"/>
                                     <w:dataBinding w:prefixMappings="xmlns:ns0='http://purl.org/dc/elements/1.1/' xmlns:ns1='http://schemas.openxmlformats.org/package/2006/metadata/core-properties' " w:xpath="/ns1:coreProperties[1]/ns0:title[1]" w:storeItemID="{6C3C8BC8-F283-45AE-878A-BAB7291924A1}"/>
                                     <w:text/>
                                   </w:sdtPr>
-                                  <w:sdtEndPr>
-                                    <w:rPr>
-                                      <w:rFonts w:asciiTheme="majorHAnsi" w:hAnsiTheme="majorHAnsi" w:eastAsiaTheme="majorEastAsia" w:cstheme="majorBidi"/>
-                                      <w:caps/>
-                                      <w:color w:val="156082" w:themeColor="accent1"/>
-                                      <w:sz w:val="72"/>
-                                      <w:szCs w:val="72"/>
-                                      <w14:textFill>
-                                        <w14:solidFill>
-                                          <w14:schemeClr w14:val="accent1"/>
-                                        </w14:solidFill>
-                                      </w14:textFill>
-                                    </w:rPr>
-                                  </w:sdtEndPr>
                                   <w:sdtContent>
                                     <w:p>
                                       <w:pPr>
-                                        <w:pStyle w:val="39"/>
+                                        <w:pStyle w:val="Sinespaciado"/>
                                         <w:jc w:val="center"/>
                                         <w:rPr>
-                                          <w:rFonts w:asciiTheme="majorHAnsi" w:hAnsiTheme="majorHAnsi" w:eastAsiaTheme="majorEastAsia" w:cstheme="majorBidi"/>
+                                          <w:rFonts w:asciiTheme="majorHAnsi" w:eastAsiaTheme="majorEastAsia" w:hAnsiTheme="majorHAnsi" w:cstheme="majorBidi"/>
                                           <w:caps/>
                                           <w:color w:val="156082" w:themeColor="accent1"/>
                                           <w:sz w:val="72"/>
                                           <w:szCs w:val="72"/>
-                                          <w14:textFill>
-                                            <w14:solidFill>
-                                              <w14:schemeClr w14:val="accent1"/>
-                                            </w14:solidFill>
-                                          </w14:textFill>
                                         </w:rPr>
                                       </w:pPr>
                                       <w:r>
                                         <w:rPr>
-                                          <w:rFonts w:asciiTheme="majorHAnsi" w:hAnsiTheme="majorHAnsi" w:eastAsiaTheme="majorEastAsia" w:cstheme="majorBidi"/>
+                                          <w:rFonts w:asciiTheme="majorHAnsi" w:eastAsiaTheme="majorEastAsia" w:hAnsiTheme="majorHAnsi" w:cstheme="majorBidi"/>
                                           <w:caps/>
                                           <w:color w:val="156082" w:themeColor="accent1"/>
                                           <w:sz w:val="72"/>
                                           <w:szCs w:val="72"/>
-                                          <w14:textFill>
-                                            <w14:solidFill>
-                                              <w14:schemeClr w14:val="accent1"/>
-                                            </w14:solidFill>
-                                          </w14:textFill>
                                         </w:rPr>
                                         <w:t>MANUAL DE USUARIO</w:t>
                                       </w:r>
@@ -421,87 +336,69 @@
               </mc:Choice>
               <mc:Fallback>
                 <w:pict>
-                  <v:group id="_x0000_s1026" o:spid="_x0000_s1026" o:spt="203" style="position:absolute;left:0pt;height:718.4pt;width:540.55pt;mso-position-horizontal:center;mso-position-horizontal-relative:page;mso-position-vertical:center;mso-position-vertical-relative:page;z-index:-251651072;mso-width-relative:page;mso-height-relative:page;mso-width-percent:882;mso-height-percent:909;" coordsize="6864824,9123528" o:gfxdata="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">
-                    <o:lock v:ext="edit" aspectratio="f"/>
-                    <v:rect id="Rectángulo 194" o:spid="_x0000_s1026" o:spt="1" style="position:absolute;left:0;top:0;height:1371600;width:6858000;v-text-anchor:middle;" fillcolor="#156082 [3204]" filled="t" stroked="f" coordsize="21600,21600" o:gfxdata="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">
-                      <v:fill on="t" focussize="0,0"/>
-                      <v:stroke on="f" weight="1pt" miterlimit="8" joinstyle="miter"/>
-                      <v:imagedata o:title=""/>
-                      <o:lock v:ext="edit" aspectratio="f"/>
-                    </v:rect>
-                    <v:rect id="Rectángulo 195" o:spid="_x0000_s1026" o:spt="1" style="position:absolute;left:0;top:4094328;height:5029200;width:6858000;v-text-anchor:bottom;" fillcolor="#156082 [3204]" filled="t" stroked="f" coordsize="21600,21600" o:gfxdata="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">
-                      <v:fill on="t" focussize="0,0"/>
-                      <v:stroke on="f" weight="1pt" miterlimit="8" joinstyle="miter"/>
-                      <v:imagedata o:title=""/>
-                      <o:lock v:ext="edit" aspectratio="f"/>
-                      <v:textbox inset="12.7mm,20.32mm,12.7mm,12.7mm">
+                  <v:group w14:anchorId="06223DEB" id="Grupo 193" o:spid="_x0000_s1026" style="position:absolute;left:0;text-align:left;margin-left:0;margin-top:0;width:540.55pt;height:718.4pt;z-index:-251677184;mso-width-percent:882;mso-height-percent:909;mso-position-horizontal:center;mso-position-horizontal-relative:page;mso-position-vertical:center;mso-position-vertical-relative:page;mso-width-percent:882;mso-height-percent:909" coordsize="68648,91235" o:gfxdata="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">
+                    <v:rect id="Rectángulo 194" o:spid="_x0000_s1027" style="position:absolute;width:68580;height:13716;visibility:visible;mso-wrap-style:square;v-text-anchor:middle" o:gfxdata="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" fillcolor="#156082 [3204]" stroked="f" strokeweight="1pt"/>
+                    <v:rect id="Rectángulo 195" o:spid="_x0000_s1028" style="position:absolute;top:40943;width:68580;height:50292;visibility:visible;mso-wrap-style:square;v-text-anchor:bottom" o:gfxdata="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" fillcolor="#156082 [3204]" stroked="f" strokeweight="1pt">
+                      <v:textbox inset="36pt,57.6pt,36pt,36pt">
                         <w:txbxContent>
                           <w:sdt>
                             <w:sdtPr>
                               <w:rPr>
                                 <w:color w:val="FFFFFF" w:themeColor="background1"/>
-                                <w14:textFill>
-                                  <w14:solidFill>
-                                    <w14:schemeClr w14:val="bg1"/>
-                                  </w14:solidFill>
-                                </w14:textFill>
                               </w:rPr>
                               <w:alias w:val="Autor"/>
                               <w:id w:val="945428907"/>
                               <w:dataBinding w:prefixMappings="xmlns:ns0='http://purl.org/dc/elements/1.1/' xmlns:ns1='http://schemas.openxmlformats.org/package/2006/metadata/core-properties' " w:xpath="/ns1:coreProperties[1]/ns0:creator[1]" w:storeItemID="{6C3C8BC8-F283-45AE-878A-BAB7291924A1}"/>
                               <w:text/>
                             </w:sdtPr>
-                            <w:sdtEndPr>
-                              <w:rPr>
-                                <w:color w:val="FFFFFF" w:themeColor="background1"/>
-                                <w14:textFill>
-                                  <w14:solidFill>
-                                    <w14:schemeClr w14:val="bg1"/>
-                                  </w14:solidFill>
-                                </w14:textFill>
-                              </w:rPr>
-                            </w:sdtEndPr>
                             <w:sdtContent>
                               <w:p>
                                 <w:pPr>
-                                  <w:pStyle w:val="39"/>
+                                  <w:pStyle w:val="Sinespaciado"/>
                                   <w:spacing w:before="120"/>
                                   <w:jc w:val="center"/>
                                   <w:rPr>
                                     <w:color w:val="FFFFFF" w:themeColor="background1"/>
-                                    <w14:textFill>
-                                      <w14:solidFill>
-                                        <w14:schemeClr w14:val="bg1"/>
-                                      </w14:solidFill>
-                                    </w14:textFill>
                                   </w:rPr>
                                 </w:pPr>
                                 <w:r>
                                   <w:rPr>
                                     <w:color w:val="FFFFFF" w:themeColor="background1"/>
-                                    <w14:textFill>
-                                      <w14:solidFill>
-                                        <w14:schemeClr w14:val="bg1"/>
-                                      </w14:solidFill>
-                                    </w14:textFill>
                                   </w:rPr>
-                                  <w:t>Gerardo Andres Solorzano Mendez</w:t>
+                                  <w:t xml:space="preserve">Gerardo </w:t>
                                 </w:r>
+                                <w:proofErr w:type="spellStart"/>
+                                <w:r>
+                                  <w:rPr>
+                                    <w:color w:val="FFFFFF" w:themeColor="background1"/>
+                                  </w:rPr>
+                                  <w:t>Andres</w:t>
+                                </w:r>
+                                <w:proofErr w:type="spellEnd"/>
+                                <w:r>
+                                  <w:rPr>
+                                    <w:color w:val="FFFFFF" w:themeColor="background1"/>
+                                  </w:rPr>
+                                  <w:t xml:space="preserve"> Solorzano </w:t>
+                                </w:r>
+                                <w:proofErr w:type="spellStart"/>
+                                <w:r>
+                                  <w:rPr>
+                                    <w:color w:val="FFFFFF" w:themeColor="background1"/>
+                                  </w:rPr>
+                                  <w:t>Mendez</w:t>
+                                </w:r>
+                                <w:proofErr w:type="spellEnd"/>
                               </w:p>
                             </w:sdtContent>
                           </w:sdt>
                           <w:p>
                             <w:pPr>
-                              <w:pStyle w:val="39"/>
+                              <w:pStyle w:val="Sinespaciado"/>
                               <w:spacing w:before="120"/>
                               <w:jc w:val="center"/>
                               <w:rPr>
                                 <w:color w:val="FFFFFF" w:themeColor="background1"/>
-                                <w14:textFill>
-                                  <w14:solidFill>
-                                    <w14:schemeClr w14:val="bg1"/>
-                                  </w14:solidFill>
-                                </w14:textFill>
                               </w:rPr>
                             </w:pPr>
                             <w:sdt>
@@ -509,38 +406,17 @@
                                 <w:rPr>
                                   <w:caps/>
                                   <w:color w:val="FFFFFF" w:themeColor="background1"/>
-                                  <w14:textFill>
-                                    <w14:solidFill>
-                                      <w14:schemeClr w14:val="bg1"/>
-                                    </w14:solidFill>
-                                  </w14:textFill>
                                 </w:rPr>
                                 <w:alias w:val="Compañía"/>
                                 <w:id w:val="1618182777"/>
                                 <w:dataBinding w:prefixMappings="xmlns:ns0='http://schemas.openxmlformats.org/officeDocument/2006/extended-properties' " w:xpath="/ns0:Properties[1]/ns0:Company[1]" w:storeItemID="{6668398D-A668-4E3E-A5EB-62B293D839F1}"/>
                                 <w:text/>
                               </w:sdtPr>
-                              <w:sdtEndPr>
-                                <w:rPr>
-                                  <w:caps/>
-                                  <w:color w:val="FFFFFF" w:themeColor="background1"/>
-                                  <w14:textFill>
-                                    <w14:solidFill>
-                                      <w14:schemeClr w14:val="bg1"/>
-                                    </w14:solidFill>
-                                  </w14:textFill>
-                                </w:rPr>
-                              </w:sdtEndPr>
                               <w:sdtContent>
                                 <w:r>
                                   <w:rPr>
                                     <w:caps/>
                                     <w:color w:val="FFFFFF" w:themeColor="background1"/>
-                                    <w14:textFill>
-                                      <w14:solidFill>
-                                        <w14:schemeClr w14:val="bg1"/>
-                                      </w14:solidFill>
-                                    </w14:textFill>
                                   </w:rPr>
                                   <w:t>UNIVERSIDAD AGRARIA DEL ECUADOR</w:t>
                                 </w:r>
@@ -550,11 +426,6 @@
                               <w:rPr>
                                 <w:color w:val="FFFFFF" w:themeColor="background1"/>
                                 <w:lang w:val="es-ES"/>
-                                <w14:textFill>
-                                  <w14:solidFill>
-                                    <w14:schemeClr w14:val="bg1"/>
-                                  </w14:solidFill>
-                                </w14:textFill>
                               </w:rPr>
                               <w:t>  </w:t>
                             </w:r>
@@ -562,36 +433,16 @@
                               <w:sdtPr>
                                 <w:rPr>
                                   <w:color w:val="FFFFFF" w:themeColor="background1"/>
-                                  <w14:textFill>
-                                    <w14:solidFill>
-                                      <w14:schemeClr w14:val="bg1"/>
-                                    </w14:solidFill>
-                                  </w14:textFill>
                                 </w:rPr>
                                 <w:alias w:val="Dirección"/>
                                 <w:id w:val="-253358678"/>
                                 <w:dataBinding w:prefixMappings="xmlns:ns0='http://schemas.microsoft.com/office/2006/coverPageProps' " w:xpath="/ns0:CoverPageProperties[1]/ns0:CompanyAddress[1]" w:storeItemID="{55AF091B-3C7A-41E3-B477-F2FDAA23CFDA}"/>
                                 <w:text/>
                               </w:sdtPr>
-                              <w:sdtEndPr>
-                                <w:rPr>
-                                  <w:color w:val="FFFFFF" w:themeColor="background1"/>
-                                  <w14:textFill>
-                                    <w14:solidFill>
-                                      <w14:schemeClr w14:val="bg1"/>
-                                    </w14:solidFill>
-                                  </w14:textFill>
-                                </w:rPr>
-                              </w:sdtEndPr>
                               <w:sdtContent>
                                 <w:r>
                                   <w:rPr>
                                     <w:color w:val="FFFFFF" w:themeColor="background1"/>
-                                    <w14:textFill>
-                                      <w14:solidFill>
-                                        <w14:schemeClr w14:val="bg1"/>
-                                      </w14:solidFill>
-                                    </w14:textFill>
                                   </w:rPr>
                                   <w:t>SEDE GUAYAQUIL</w:t>
                                 </w:r>
@@ -601,76 +452,47 @@
                         </w:txbxContent>
                       </v:textbox>
                     </v:rect>
-                    <v:shape id="_x0000_s1026" o:spid="_x0000_s1026" o:spt="202" type="#_x0000_t202" style="position:absolute;left:6824;top:1371600;height:2722728;width:6858000;v-text-anchor:middle;" fillcolor="#FFFFFF [3212]" filled="t" stroked="f" coordsize="21600,21600" o:gfxdata="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">
-                      <v:fill on="t" focussize="0,0"/>
-                      <v:stroke on="f" weight="0.5pt"/>
-                      <v:imagedata o:title=""/>
-                      <o:lock v:ext="edit" aspectratio="f"/>
-                      <v:textbox inset="12.7mm,2.54mm,12.7mm,2.54mm">
+                    <v:shapetype id="_x0000_t202" coordsize="21600,21600" o:spt="202" path="m,l,21600r21600,l21600,xe">
+                      <v:stroke joinstyle="miter"/>
+                      <v:path gradientshapeok="t" o:connecttype="rect"/>
+                    </v:shapetype>
+                    <v:shape id="Cuadro de texto 196" o:spid="_x0000_s1029" type="#_x0000_t202" style="position:absolute;left:68;top:13716;width:68580;height:27227;visibility:visible;mso-wrap-style:square;v-text-anchor:middle" o:gfxdata="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" fillcolor="white [3212]" stroked="f" strokeweight=".5pt">
+                      <v:textbox inset="36pt,7.2pt,36pt,7.2pt">
                         <w:txbxContent>
                           <w:sdt>
                             <w:sdtPr>
                               <w:rPr>
-                                <w:rFonts w:asciiTheme="majorHAnsi" w:hAnsiTheme="majorHAnsi" w:eastAsiaTheme="majorEastAsia" w:cstheme="majorBidi"/>
+                                <w:rFonts w:asciiTheme="majorHAnsi" w:eastAsiaTheme="majorEastAsia" w:hAnsiTheme="majorHAnsi" w:cstheme="majorBidi"/>
                                 <w:caps/>
                                 <w:color w:val="156082" w:themeColor="accent1"/>
                                 <w:sz w:val="72"/>
                                 <w:szCs w:val="72"/>
-                                <w14:textFill>
-                                  <w14:solidFill>
-                                    <w14:schemeClr w14:val="accent1"/>
-                                  </w14:solidFill>
-                                </w14:textFill>
                               </w:rPr>
                               <w:alias w:val="Título"/>
                               <w:id w:val="-9991715"/>
                               <w:dataBinding w:prefixMappings="xmlns:ns0='http://purl.org/dc/elements/1.1/' xmlns:ns1='http://schemas.openxmlformats.org/package/2006/metadata/core-properties' " w:xpath="/ns1:coreProperties[1]/ns0:title[1]" w:storeItemID="{6C3C8BC8-F283-45AE-878A-BAB7291924A1}"/>
                               <w:text/>
                             </w:sdtPr>
-                            <w:sdtEndPr>
-                              <w:rPr>
-                                <w:rFonts w:asciiTheme="majorHAnsi" w:hAnsiTheme="majorHAnsi" w:eastAsiaTheme="majorEastAsia" w:cstheme="majorBidi"/>
-                                <w:caps/>
-                                <w:color w:val="156082" w:themeColor="accent1"/>
-                                <w:sz w:val="72"/>
-                                <w:szCs w:val="72"/>
-                                <w14:textFill>
-                                  <w14:solidFill>
-                                    <w14:schemeClr w14:val="accent1"/>
-                                  </w14:solidFill>
-                                </w14:textFill>
-                              </w:rPr>
-                            </w:sdtEndPr>
                             <w:sdtContent>
                               <w:p>
                                 <w:pPr>
-                                  <w:pStyle w:val="39"/>
+                                  <w:pStyle w:val="Sinespaciado"/>
                                   <w:jc w:val="center"/>
                                   <w:rPr>
-                                    <w:rFonts w:asciiTheme="majorHAnsi" w:hAnsiTheme="majorHAnsi" w:eastAsiaTheme="majorEastAsia" w:cstheme="majorBidi"/>
+                                    <w:rFonts w:asciiTheme="majorHAnsi" w:eastAsiaTheme="majorEastAsia" w:hAnsiTheme="majorHAnsi" w:cstheme="majorBidi"/>
                                     <w:caps/>
                                     <w:color w:val="156082" w:themeColor="accent1"/>
                                     <w:sz w:val="72"/>
                                     <w:szCs w:val="72"/>
-                                    <w14:textFill>
-                                      <w14:solidFill>
-                                        <w14:schemeClr w14:val="accent1"/>
-                                      </w14:solidFill>
-                                    </w14:textFill>
                                   </w:rPr>
                                 </w:pPr>
                                 <w:r>
                                   <w:rPr>
-                                    <w:rFonts w:asciiTheme="majorHAnsi" w:hAnsiTheme="majorHAnsi" w:eastAsiaTheme="majorEastAsia" w:cstheme="majorBidi"/>
+                                    <w:rFonts w:asciiTheme="majorHAnsi" w:eastAsiaTheme="majorEastAsia" w:hAnsiTheme="majorHAnsi" w:cstheme="majorBidi"/>
                                     <w:caps/>
                                     <w:color w:val="156082" w:themeColor="accent1"/>
                                     <w:sz w:val="72"/>
                                     <w:szCs w:val="72"/>
-                                    <w14:textFill>
-                                      <w14:solidFill>
-                                        <w14:schemeClr w14:val="accent1"/>
-                                      </w14:solidFill>
-                                    </w14:textFill>
                                   </w:rPr>
                                   <w:t>MANUAL DE USUARIO</w:t>
                                 </w:r>
@@ -680,6 +502,7 @@
                         </w:txbxContent>
                       </v:textbox>
                     </v:shape>
+                    <w10:wrap anchorx="page" anchory="page"/>
                   </v:group>
                 </w:pict>
               </mc:Fallback>
@@ -694,32 +517,22 @@
             <w:spacing w:after="160" w:line="259" w:lineRule="auto"/>
             <w:ind w:firstLine="0"/>
             <w:rPr>
-              <w:rFonts w:asciiTheme="majorHAnsi" w:hAnsiTheme="majorHAnsi" w:eastAsiaTheme="majorEastAsia" w:cstheme="majorBidi"/>
+              <w:rFonts w:asciiTheme="majorHAnsi" w:eastAsiaTheme="majorEastAsia" w:hAnsiTheme="majorHAnsi" w:cstheme="majorBidi"/>
               <w:caps/>
               <w:color w:val="156082" w:themeColor="accent1"/>
               <w:sz w:val="72"/>
               <w:szCs w:val="72"/>
               <w:lang w:val="es-EC" w:eastAsia="es-EC"/>
-              <w14:textFill>
-                <w14:solidFill>
-                  <w14:schemeClr w14:val="accent1"/>
-                </w14:solidFill>
-              </w14:textFill>
             </w:rPr>
           </w:pPr>
           <w:r>
             <w:rPr>
-              <w:rFonts w:asciiTheme="majorHAnsi" w:hAnsiTheme="majorHAnsi" w:eastAsiaTheme="majorEastAsia" w:cstheme="majorBidi"/>
+              <w:rFonts w:asciiTheme="majorHAnsi" w:eastAsiaTheme="majorEastAsia" w:hAnsiTheme="majorHAnsi" w:cstheme="majorBidi"/>
               <w:caps/>
               <w:color w:val="156082" w:themeColor="accent1"/>
               <w:sz w:val="72"/>
               <w:szCs w:val="72"/>
               <w:lang w:val="es-EC" w:eastAsia="es-EC"/>
-              <w14:textFill>
-                <w14:solidFill>
-                  <w14:schemeClr w14:val="accent1"/>
-                </w14:solidFill>
-              </w14:textFill>
             </w:rPr>
             <w:br w:type="page"/>
           </w:r>
@@ -730,10 +543,1370 @@
       <w:pPr>
         <w:spacing w:line="360" w:lineRule="auto"/>
         <w:ind w:right="804"/>
+        <w:jc w:val="center"/>
         <w:rPr>
           <w:sz w:val="28"/>
         </w:rPr>
       </w:pPr>
+      <w:r>
+        <w:rPr>
+          <w:sz w:val="28"/>
+        </w:rPr>
+        <w:lastRenderedPageBreak/>
+        <w:t>INDICE DE CONTENIDOS</w:t>
+      </w:r>
+    </w:p>
+    <w:p>
+      <w:pPr>
+        <w:pStyle w:val="TDC1"/>
+        <w:tabs>
+          <w:tab w:val="right" w:leader="underscore" w:pos="9350"/>
+        </w:tabs>
+        <w:rPr>
+          <w:rFonts w:eastAsiaTheme="minorEastAsia" w:cstheme="minorBidi"/>
+          <w:b w:val="0"/>
+          <w:bCs w:val="0"/>
+          <w:i w:val="0"/>
+          <w:iCs w:val="0"/>
+          <w:noProof/>
+          <w:kern w:val="2"/>
+          <w:lang w:val="es-EC" w:eastAsia="es-EC"/>
+          <w14:ligatures w14:val="standardContextual"/>
+        </w:rPr>
+      </w:pPr>
+      <w:r>
+        <w:rPr>
+          <w:sz w:val="28"/>
+        </w:rPr>
+        <w:fldChar w:fldCharType="begin"/>
+      </w:r>
+      <w:r>
+        <w:rPr>
+          <w:sz w:val="28"/>
+        </w:rPr>
+        <w:instrText xml:space="preserve"> TOC \o "1-1" \h \z \t "Subtítulo;2" </w:instrText>
+      </w:r>
+      <w:r>
+        <w:rPr>
+          <w:sz w:val="28"/>
+        </w:rPr>
+        <w:fldChar w:fldCharType="separate"/>
+      </w:r>
+      <w:hyperlink w:anchor="_Toc235914718" w:history="1">
+        <w:r>
+          <w:rPr>
+            <w:rStyle w:val="Hipervnculo"/>
+            <w:noProof/>
+          </w:rPr>
+          <w:t>INTRODUCCION.</w:t>
+        </w:r>
+        <w:r>
+          <w:rPr>
+            <w:noProof/>
+            <w:webHidden/>
+          </w:rPr>
+          <w:tab/>
+        </w:r>
+        <w:r>
+          <w:rPr>
+            <w:noProof/>
+            <w:webHidden/>
+          </w:rPr>
+          <w:fldChar w:fldCharType="begin"/>
+        </w:r>
+        <w:r>
+          <w:rPr>
+            <w:noProof/>
+            <w:webHidden/>
+          </w:rPr>
+          <w:instrText xml:space="preserve"> PAGEREF _Toc235914718 \h </w:instrText>
+        </w:r>
+        <w:r>
+          <w:rPr>
+            <w:noProof/>
+            <w:webHidden/>
+          </w:rPr>
+        </w:r>
+        <w:r>
+          <w:rPr>
+            <w:noProof/>
+            <w:webHidden/>
+          </w:rPr>
+          <w:fldChar w:fldCharType="separate"/>
+        </w:r>
+        <w:r>
+          <w:rPr>
+            <w:noProof/>
+            <w:webHidden/>
+          </w:rPr>
+          <w:t>0</w:t>
+        </w:r>
+        <w:r>
+          <w:rPr>
+            <w:noProof/>
+            <w:webHidden/>
+          </w:rPr>
+          <w:fldChar w:fldCharType="end"/>
+        </w:r>
+      </w:hyperlink>
+    </w:p>
+    <w:p>
+      <w:pPr>
+        <w:pStyle w:val="TDC1"/>
+        <w:tabs>
+          <w:tab w:val="right" w:leader="underscore" w:pos="9350"/>
+        </w:tabs>
+        <w:rPr>
+          <w:rFonts w:eastAsiaTheme="minorEastAsia" w:cstheme="minorBidi"/>
+          <w:b w:val="0"/>
+          <w:bCs w:val="0"/>
+          <w:i w:val="0"/>
+          <w:iCs w:val="0"/>
+          <w:noProof/>
+          <w:kern w:val="2"/>
+          <w:lang w:val="es-EC" w:eastAsia="es-EC"/>
+          <w14:ligatures w14:val="standardContextual"/>
+        </w:rPr>
+      </w:pPr>
+      <w:hyperlink w:anchor="_Toc235914719" w:history="1">
+        <w:r>
+          <w:rPr>
+            <w:rStyle w:val="Hipervnculo"/>
+            <w:noProof/>
+          </w:rPr>
+          <w:t>Interfaz gráfica</w:t>
+        </w:r>
+        <w:r>
+          <w:rPr>
+            <w:noProof/>
+            <w:webHidden/>
+          </w:rPr>
+          <w:tab/>
+        </w:r>
+        <w:r>
+          <w:rPr>
+            <w:noProof/>
+            <w:webHidden/>
+          </w:rPr>
+          <w:fldChar w:fldCharType="begin"/>
+        </w:r>
+        <w:r>
+          <w:rPr>
+            <w:noProof/>
+            <w:webHidden/>
+          </w:rPr>
+          <w:instrText xml:space="preserve"> PAGEREF _Toc235914719 \h </w:instrText>
+        </w:r>
+        <w:r>
+          <w:rPr>
+            <w:noProof/>
+            <w:webHidden/>
+          </w:rPr>
+        </w:r>
+        <w:r>
+          <w:rPr>
+            <w:noProof/>
+            <w:webHidden/>
+          </w:rPr>
+          <w:fldChar w:fldCharType="separate"/>
+        </w:r>
+        <w:r>
+          <w:rPr>
+            <w:noProof/>
+            <w:webHidden/>
+          </w:rPr>
+          <w:t>1</w:t>
+        </w:r>
+        <w:r>
+          <w:rPr>
+            <w:noProof/>
+            <w:webHidden/>
+          </w:rPr>
+          <w:fldChar w:fldCharType="end"/>
+        </w:r>
+      </w:hyperlink>
+    </w:p>
+    <w:p>
+      <w:pPr>
+        <w:pStyle w:val="TDC1"/>
+        <w:tabs>
+          <w:tab w:val="right" w:leader="underscore" w:pos="9350"/>
+        </w:tabs>
+        <w:rPr>
+          <w:rFonts w:eastAsiaTheme="minorEastAsia" w:cstheme="minorBidi"/>
+          <w:b w:val="0"/>
+          <w:bCs w:val="0"/>
+          <w:i w:val="0"/>
+          <w:iCs w:val="0"/>
+          <w:noProof/>
+          <w:kern w:val="2"/>
+          <w:lang w:val="es-EC" w:eastAsia="es-EC"/>
+          <w14:ligatures w14:val="standardContextual"/>
+        </w:rPr>
+      </w:pPr>
+      <w:hyperlink w:anchor="_Toc235914720" w:history="1">
+        <w:r>
+          <w:rPr>
+            <w:rStyle w:val="Hipervnculo"/>
+            <w:noProof/>
+          </w:rPr>
+          <w:t>USUARIO NUEVO</w:t>
+        </w:r>
+        <w:r>
+          <w:rPr>
+            <w:noProof/>
+            <w:webHidden/>
+          </w:rPr>
+          <w:tab/>
+        </w:r>
+        <w:r>
+          <w:rPr>
+            <w:noProof/>
+            <w:webHidden/>
+          </w:rPr>
+          <w:fldChar w:fldCharType="begin"/>
+        </w:r>
+        <w:r>
+          <w:rPr>
+            <w:noProof/>
+            <w:webHidden/>
+          </w:rPr>
+          <w:instrText xml:space="preserve"> PAGEREF _Toc235914720 \h </w:instrText>
+        </w:r>
+        <w:r>
+          <w:rPr>
+            <w:noProof/>
+            <w:webHidden/>
+          </w:rPr>
+        </w:r>
+        <w:r>
+          <w:rPr>
+            <w:noProof/>
+            <w:webHidden/>
+          </w:rPr>
+          <w:fldChar w:fldCharType="separate"/>
+        </w:r>
+        <w:r>
+          <w:rPr>
+            <w:noProof/>
+            <w:webHidden/>
+          </w:rPr>
+          <w:t>1</w:t>
+        </w:r>
+        <w:r>
+          <w:rPr>
+            <w:noProof/>
+            <w:webHidden/>
+          </w:rPr>
+          <w:fldChar w:fldCharType="end"/>
+        </w:r>
+      </w:hyperlink>
+    </w:p>
+    <w:p>
+      <w:pPr>
+        <w:pStyle w:val="TDC1"/>
+        <w:tabs>
+          <w:tab w:val="right" w:leader="underscore" w:pos="9350"/>
+        </w:tabs>
+        <w:rPr>
+          <w:rFonts w:eastAsiaTheme="minorEastAsia" w:cstheme="minorBidi"/>
+          <w:b w:val="0"/>
+          <w:bCs w:val="0"/>
+          <w:i w:val="0"/>
+          <w:iCs w:val="0"/>
+          <w:noProof/>
+          <w:kern w:val="2"/>
+          <w:lang w:val="es-EC" w:eastAsia="es-EC"/>
+          <w14:ligatures w14:val="standardContextual"/>
+        </w:rPr>
+      </w:pPr>
+      <w:hyperlink w:anchor="_Toc235914721" w:history="1">
+        <w:r>
+          <w:rPr>
+            <w:rStyle w:val="Hipervnculo"/>
+            <w:noProof/>
+          </w:rPr>
+          <w:t>VENTANA DE LOGIN</w:t>
+        </w:r>
+        <w:r>
+          <w:rPr>
+            <w:noProof/>
+            <w:webHidden/>
+          </w:rPr>
+          <w:tab/>
+        </w:r>
+        <w:r>
+          <w:rPr>
+            <w:noProof/>
+            <w:webHidden/>
+          </w:rPr>
+          <w:fldChar w:fldCharType="begin"/>
+        </w:r>
+        <w:r>
+          <w:rPr>
+            <w:noProof/>
+            <w:webHidden/>
+          </w:rPr>
+          <w:instrText xml:space="preserve"> PAGEREF _Toc235914721 \h </w:instrText>
+        </w:r>
+        <w:r>
+          <w:rPr>
+            <w:noProof/>
+            <w:webHidden/>
+          </w:rPr>
+        </w:r>
+        <w:r>
+          <w:rPr>
+            <w:noProof/>
+            <w:webHidden/>
+          </w:rPr>
+          <w:fldChar w:fldCharType="separate"/>
+        </w:r>
+        <w:r>
+          <w:rPr>
+            <w:noProof/>
+            <w:webHidden/>
+          </w:rPr>
+          <w:t>2</w:t>
+        </w:r>
+        <w:r>
+          <w:rPr>
+            <w:noProof/>
+            <w:webHidden/>
+          </w:rPr>
+          <w:fldChar w:fldCharType="end"/>
+        </w:r>
+      </w:hyperlink>
+    </w:p>
+    <w:p>
+      <w:pPr>
+        <w:pStyle w:val="TDC1"/>
+        <w:tabs>
+          <w:tab w:val="right" w:leader="underscore" w:pos="9350"/>
+        </w:tabs>
+        <w:rPr>
+          <w:rFonts w:eastAsiaTheme="minorEastAsia" w:cstheme="minorBidi"/>
+          <w:b w:val="0"/>
+          <w:bCs w:val="0"/>
+          <w:i w:val="0"/>
+          <w:iCs w:val="0"/>
+          <w:noProof/>
+          <w:kern w:val="2"/>
+          <w:lang w:val="es-EC" w:eastAsia="es-EC"/>
+          <w14:ligatures w14:val="standardContextual"/>
+        </w:rPr>
+      </w:pPr>
+      <w:hyperlink w:anchor="_Toc235914722" w:history="1">
+        <w:r>
+          <w:rPr>
+            <w:rStyle w:val="Hipervnculo"/>
+            <w:noProof/>
+          </w:rPr>
+          <w:t>Menú Principal</w:t>
+        </w:r>
+        <w:r>
+          <w:rPr>
+            <w:noProof/>
+            <w:webHidden/>
+          </w:rPr>
+          <w:tab/>
+        </w:r>
+        <w:r>
+          <w:rPr>
+            <w:noProof/>
+            <w:webHidden/>
+          </w:rPr>
+          <w:fldChar w:fldCharType="begin"/>
+        </w:r>
+        <w:r>
+          <w:rPr>
+            <w:noProof/>
+            <w:webHidden/>
+          </w:rPr>
+          <w:instrText xml:space="preserve"> PAGEREF _Toc235914722 \h </w:instrText>
+        </w:r>
+        <w:r>
+          <w:rPr>
+            <w:noProof/>
+            <w:webHidden/>
+          </w:rPr>
+        </w:r>
+        <w:r>
+          <w:rPr>
+            <w:noProof/>
+            <w:webHidden/>
+          </w:rPr>
+          <w:fldChar w:fldCharType="separate"/>
+        </w:r>
+        <w:r>
+          <w:rPr>
+            <w:noProof/>
+            <w:webHidden/>
+          </w:rPr>
+          <w:t>3</w:t>
+        </w:r>
+        <w:r>
+          <w:rPr>
+            <w:noProof/>
+            <w:webHidden/>
+          </w:rPr>
+          <w:fldChar w:fldCharType="end"/>
+        </w:r>
+      </w:hyperlink>
+    </w:p>
+    <w:p>
+      <w:pPr>
+        <w:pStyle w:val="TDC1"/>
+        <w:tabs>
+          <w:tab w:val="right" w:leader="underscore" w:pos="9350"/>
+        </w:tabs>
+        <w:rPr>
+          <w:rFonts w:eastAsiaTheme="minorEastAsia" w:cstheme="minorBidi"/>
+          <w:b w:val="0"/>
+          <w:bCs w:val="0"/>
+          <w:i w:val="0"/>
+          <w:iCs w:val="0"/>
+          <w:noProof/>
+          <w:kern w:val="2"/>
+          <w:lang w:val="es-EC" w:eastAsia="es-EC"/>
+          <w14:ligatures w14:val="standardContextual"/>
+        </w:rPr>
+      </w:pPr>
+      <w:hyperlink w:anchor="_Toc235914723" w:history="1">
+        <w:r>
+          <w:rPr>
+            <w:rStyle w:val="Hipervnculo"/>
+            <w:noProof/>
+          </w:rPr>
+          <w:t>Preguntas Frecuentes</w:t>
+        </w:r>
+        <w:r>
+          <w:rPr>
+            <w:noProof/>
+            <w:webHidden/>
+          </w:rPr>
+          <w:tab/>
+        </w:r>
+        <w:r>
+          <w:rPr>
+            <w:noProof/>
+            <w:webHidden/>
+          </w:rPr>
+          <w:fldChar w:fldCharType="begin"/>
+        </w:r>
+        <w:r>
+          <w:rPr>
+            <w:noProof/>
+            <w:webHidden/>
+          </w:rPr>
+          <w:instrText xml:space="preserve"> PAGEREF _Toc235914723 \h </w:instrText>
+        </w:r>
+        <w:r>
+          <w:rPr>
+            <w:noProof/>
+            <w:webHidden/>
+          </w:rPr>
+        </w:r>
+        <w:r>
+          <w:rPr>
+            <w:noProof/>
+            <w:webHidden/>
+          </w:rPr>
+          <w:fldChar w:fldCharType="separate"/>
+        </w:r>
+        <w:r>
+          <w:rPr>
+            <w:noProof/>
+            <w:webHidden/>
+          </w:rPr>
+          <w:t>8</w:t>
+        </w:r>
+        <w:r>
+          <w:rPr>
+            <w:noProof/>
+            <w:webHidden/>
+          </w:rPr>
+          <w:fldChar w:fldCharType="end"/>
+        </w:r>
+      </w:hyperlink>
+    </w:p>
+    <w:p>
+      <w:pPr>
+        <w:pStyle w:val="TDC1"/>
+        <w:tabs>
+          <w:tab w:val="left" w:pos="1320"/>
+          <w:tab w:val="right" w:leader="underscore" w:pos="9350"/>
+        </w:tabs>
+        <w:rPr>
+          <w:rFonts w:eastAsiaTheme="minorEastAsia" w:cstheme="minorBidi"/>
+          <w:b w:val="0"/>
+          <w:bCs w:val="0"/>
+          <w:i w:val="0"/>
+          <w:iCs w:val="0"/>
+          <w:noProof/>
+          <w:kern w:val="2"/>
+          <w:lang w:val="es-EC" w:eastAsia="es-EC"/>
+          <w14:ligatures w14:val="standardContextual"/>
+        </w:rPr>
+      </w:pPr>
+      <w:hyperlink w:anchor="_Toc235914724" w:history="1">
+        <w:r>
+          <w:rPr>
+            <w:rStyle w:val="Hipervnculo"/>
+            <w:noProof/>
+          </w:rPr>
+          <w:t>1.</w:t>
+        </w:r>
+        <w:r>
+          <w:rPr>
+            <w:rFonts w:eastAsiaTheme="minorEastAsia" w:cstheme="minorBidi"/>
+            <w:b w:val="0"/>
+            <w:bCs w:val="0"/>
+            <w:i w:val="0"/>
+            <w:iCs w:val="0"/>
+            <w:noProof/>
+            <w:kern w:val="2"/>
+            <w:lang w:val="es-EC" w:eastAsia="es-EC"/>
+            <w14:ligatures w14:val="standardContextual"/>
+          </w:rPr>
+          <w:tab/>
+        </w:r>
+        <w:r>
+          <w:rPr>
+            <w:rStyle w:val="Hipervnculo"/>
+            <w:noProof/>
+          </w:rPr>
+          <w:t>¿Cómo inicio sesión en el sistema?</w:t>
+        </w:r>
+        <w:r>
+          <w:rPr>
+            <w:noProof/>
+            <w:webHidden/>
+          </w:rPr>
+          <w:tab/>
+        </w:r>
+        <w:r>
+          <w:rPr>
+            <w:noProof/>
+            <w:webHidden/>
+          </w:rPr>
+          <w:fldChar w:fldCharType="begin"/>
+        </w:r>
+        <w:r>
+          <w:rPr>
+            <w:noProof/>
+            <w:webHidden/>
+          </w:rPr>
+          <w:instrText xml:space="preserve"> PAGEREF _Toc235914724 \h </w:instrText>
+        </w:r>
+        <w:r>
+          <w:rPr>
+            <w:noProof/>
+            <w:webHidden/>
+          </w:rPr>
+        </w:r>
+        <w:r>
+          <w:rPr>
+            <w:noProof/>
+            <w:webHidden/>
+          </w:rPr>
+          <w:fldChar w:fldCharType="separate"/>
+        </w:r>
+        <w:r>
+          <w:rPr>
+            <w:noProof/>
+            <w:webHidden/>
+          </w:rPr>
+          <w:t>8</w:t>
+        </w:r>
+        <w:r>
+          <w:rPr>
+            <w:noProof/>
+            <w:webHidden/>
+          </w:rPr>
+          <w:fldChar w:fldCharType="end"/>
+        </w:r>
+      </w:hyperlink>
+    </w:p>
+    <w:p>
+      <w:pPr>
+        <w:pStyle w:val="TDC1"/>
+        <w:tabs>
+          <w:tab w:val="right" w:leader="underscore" w:pos="9350"/>
+        </w:tabs>
+        <w:rPr>
+          <w:rFonts w:eastAsiaTheme="minorEastAsia" w:cstheme="minorBidi"/>
+          <w:b w:val="0"/>
+          <w:bCs w:val="0"/>
+          <w:i w:val="0"/>
+          <w:iCs w:val="0"/>
+          <w:noProof/>
+          <w:kern w:val="2"/>
+          <w:lang w:val="es-EC" w:eastAsia="es-EC"/>
+          <w14:ligatures w14:val="standardContextual"/>
+        </w:rPr>
+      </w:pPr>
+      <w:hyperlink w:anchor="_Toc235914725" w:history="1">
+        <w:r>
+          <w:rPr>
+            <w:rStyle w:val="Hipervnculo"/>
+            <w:noProof/>
+          </w:rPr>
+          <w:t>Ingrese su nombre de usuario y contraseña en la pantalla principal y haga clic para poder iniciar sesión.</w:t>
+        </w:r>
+        <w:r>
+          <w:rPr>
+            <w:noProof/>
+            <w:webHidden/>
+          </w:rPr>
+          <w:tab/>
+        </w:r>
+        <w:r>
+          <w:rPr>
+            <w:noProof/>
+            <w:webHidden/>
+          </w:rPr>
+          <w:fldChar w:fldCharType="begin"/>
+        </w:r>
+        <w:r>
+          <w:rPr>
+            <w:noProof/>
+            <w:webHidden/>
+          </w:rPr>
+          <w:instrText xml:space="preserve"> PAGEREF _Toc235914725 \h </w:instrText>
+        </w:r>
+        <w:r>
+          <w:rPr>
+            <w:noProof/>
+            <w:webHidden/>
+          </w:rPr>
+        </w:r>
+        <w:r>
+          <w:rPr>
+            <w:noProof/>
+            <w:webHidden/>
+          </w:rPr>
+          <w:fldChar w:fldCharType="separate"/>
+        </w:r>
+        <w:r>
+          <w:rPr>
+            <w:noProof/>
+            <w:webHidden/>
+          </w:rPr>
+          <w:t>8</w:t>
+        </w:r>
+        <w:r>
+          <w:rPr>
+            <w:noProof/>
+            <w:webHidden/>
+          </w:rPr>
+          <w:fldChar w:fldCharType="end"/>
+        </w:r>
+      </w:hyperlink>
+    </w:p>
+    <w:p>
+      <w:pPr>
+        <w:pStyle w:val="TDC1"/>
+        <w:tabs>
+          <w:tab w:val="left" w:pos="1320"/>
+          <w:tab w:val="right" w:leader="underscore" w:pos="9350"/>
+        </w:tabs>
+        <w:rPr>
+          <w:rFonts w:eastAsiaTheme="minorEastAsia" w:cstheme="minorBidi"/>
+          <w:b w:val="0"/>
+          <w:bCs w:val="0"/>
+          <w:i w:val="0"/>
+          <w:iCs w:val="0"/>
+          <w:noProof/>
+          <w:kern w:val="2"/>
+          <w:lang w:val="es-EC" w:eastAsia="es-EC"/>
+          <w14:ligatures w14:val="standardContextual"/>
+        </w:rPr>
+      </w:pPr>
+      <w:hyperlink w:anchor="_Toc235914726" w:history="1">
+        <w:r>
+          <w:rPr>
+            <w:rStyle w:val="Hipervnculo"/>
+            <w:noProof/>
+          </w:rPr>
+          <w:t>2.</w:t>
+        </w:r>
+        <w:r>
+          <w:rPr>
+            <w:rFonts w:eastAsiaTheme="minorEastAsia" w:cstheme="minorBidi"/>
+            <w:b w:val="0"/>
+            <w:bCs w:val="0"/>
+            <w:i w:val="0"/>
+            <w:iCs w:val="0"/>
+            <w:noProof/>
+            <w:kern w:val="2"/>
+            <w:lang w:val="es-EC" w:eastAsia="es-EC"/>
+            <w14:ligatures w14:val="standardContextual"/>
+          </w:rPr>
+          <w:tab/>
+        </w:r>
+        <w:r>
+          <w:rPr>
+            <w:rStyle w:val="Hipervnculo"/>
+            <w:noProof/>
+          </w:rPr>
+          <w:t>¿Quién puede acceder al sistema?</w:t>
+        </w:r>
+        <w:r>
+          <w:rPr>
+            <w:noProof/>
+            <w:webHidden/>
+          </w:rPr>
+          <w:tab/>
+        </w:r>
+        <w:r>
+          <w:rPr>
+            <w:noProof/>
+            <w:webHidden/>
+          </w:rPr>
+          <w:fldChar w:fldCharType="begin"/>
+        </w:r>
+        <w:r>
+          <w:rPr>
+            <w:noProof/>
+            <w:webHidden/>
+          </w:rPr>
+          <w:instrText xml:space="preserve"> PAGEREF _Toc235914726 \h </w:instrText>
+        </w:r>
+        <w:r>
+          <w:rPr>
+            <w:noProof/>
+            <w:webHidden/>
+          </w:rPr>
+        </w:r>
+        <w:r>
+          <w:rPr>
+            <w:noProof/>
+            <w:webHidden/>
+          </w:rPr>
+          <w:fldChar w:fldCharType="separate"/>
+        </w:r>
+        <w:r>
+          <w:rPr>
+            <w:noProof/>
+            <w:webHidden/>
+          </w:rPr>
+          <w:t>8</w:t>
+        </w:r>
+        <w:r>
+          <w:rPr>
+            <w:noProof/>
+            <w:webHidden/>
+          </w:rPr>
+          <w:fldChar w:fldCharType="end"/>
+        </w:r>
+      </w:hyperlink>
+    </w:p>
+    <w:p>
+      <w:pPr>
+        <w:pStyle w:val="TDC1"/>
+        <w:tabs>
+          <w:tab w:val="right" w:leader="underscore" w:pos="9350"/>
+        </w:tabs>
+        <w:rPr>
+          <w:rFonts w:eastAsiaTheme="minorEastAsia" w:cstheme="minorBidi"/>
+          <w:b w:val="0"/>
+          <w:bCs w:val="0"/>
+          <w:i w:val="0"/>
+          <w:iCs w:val="0"/>
+          <w:noProof/>
+          <w:kern w:val="2"/>
+          <w:lang w:val="es-EC" w:eastAsia="es-EC"/>
+          <w14:ligatures w14:val="standardContextual"/>
+        </w:rPr>
+      </w:pPr>
+      <w:hyperlink w:anchor="_Toc235914727" w:history="1">
+        <w:r>
+          <w:rPr>
+            <w:rStyle w:val="Hipervnculo"/>
+            <w:noProof/>
+          </w:rPr>
+          <w:t>Solo los usuarios registrados con las respectivas credenciales válidas.</w:t>
+        </w:r>
+        <w:r>
+          <w:rPr>
+            <w:noProof/>
+            <w:webHidden/>
+          </w:rPr>
+          <w:tab/>
+        </w:r>
+        <w:r>
+          <w:rPr>
+            <w:noProof/>
+            <w:webHidden/>
+          </w:rPr>
+          <w:fldChar w:fldCharType="begin"/>
+        </w:r>
+        <w:r>
+          <w:rPr>
+            <w:noProof/>
+            <w:webHidden/>
+          </w:rPr>
+          <w:instrText xml:space="preserve"> PAGEREF _Toc235914727 \h </w:instrText>
+        </w:r>
+        <w:r>
+          <w:rPr>
+            <w:noProof/>
+            <w:webHidden/>
+          </w:rPr>
+        </w:r>
+        <w:r>
+          <w:rPr>
+            <w:noProof/>
+            <w:webHidden/>
+          </w:rPr>
+          <w:fldChar w:fldCharType="separate"/>
+        </w:r>
+        <w:r>
+          <w:rPr>
+            <w:noProof/>
+            <w:webHidden/>
+          </w:rPr>
+          <w:t>8</w:t>
+        </w:r>
+        <w:r>
+          <w:rPr>
+            <w:noProof/>
+            <w:webHidden/>
+          </w:rPr>
+          <w:fldChar w:fldCharType="end"/>
+        </w:r>
+      </w:hyperlink>
+    </w:p>
+    <w:p>
+      <w:pPr>
+        <w:pStyle w:val="TDC1"/>
+        <w:tabs>
+          <w:tab w:val="left" w:pos="1320"/>
+          <w:tab w:val="right" w:leader="underscore" w:pos="9350"/>
+        </w:tabs>
+        <w:rPr>
+          <w:rFonts w:eastAsiaTheme="minorEastAsia" w:cstheme="minorBidi"/>
+          <w:b w:val="0"/>
+          <w:bCs w:val="0"/>
+          <w:i w:val="0"/>
+          <w:iCs w:val="0"/>
+          <w:noProof/>
+          <w:kern w:val="2"/>
+          <w:lang w:val="es-EC" w:eastAsia="es-EC"/>
+          <w14:ligatures w14:val="standardContextual"/>
+        </w:rPr>
+      </w:pPr>
+      <w:hyperlink w:anchor="_Toc235914728" w:history="1">
+        <w:r>
+          <w:rPr>
+            <w:rStyle w:val="Hipervnculo"/>
+            <w:noProof/>
+          </w:rPr>
+          <w:t>3.</w:t>
+        </w:r>
+        <w:r>
+          <w:rPr>
+            <w:rFonts w:eastAsiaTheme="minorEastAsia" w:cstheme="minorBidi"/>
+            <w:b w:val="0"/>
+            <w:bCs w:val="0"/>
+            <w:i w:val="0"/>
+            <w:iCs w:val="0"/>
+            <w:noProof/>
+            <w:kern w:val="2"/>
+            <w:lang w:val="es-EC" w:eastAsia="es-EC"/>
+            <w14:ligatures w14:val="standardContextual"/>
+          </w:rPr>
+          <w:tab/>
+        </w:r>
+        <w:r>
+          <w:rPr>
+            <w:rStyle w:val="Hipervnculo"/>
+            <w:noProof/>
+          </w:rPr>
+          <w:t>¿Que puedo hacer si se me olvida la contraseña?</w:t>
+        </w:r>
+        <w:r>
+          <w:rPr>
+            <w:noProof/>
+            <w:webHidden/>
+          </w:rPr>
+          <w:tab/>
+        </w:r>
+        <w:r>
+          <w:rPr>
+            <w:noProof/>
+            <w:webHidden/>
+          </w:rPr>
+          <w:fldChar w:fldCharType="begin"/>
+        </w:r>
+        <w:r>
+          <w:rPr>
+            <w:noProof/>
+            <w:webHidden/>
+          </w:rPr>
+          <w:instrText xml:space="preserve"> PAGEREF _Toc235914728 \h </w:instrText>
+        </w:r>
+        <w:r>
+          <w:rPr>
+            <w:noProof/>
+            <w:webHidden/>
+          </w:rPr>
+        </w:r>
+        <w:r>
+          <w:rPr>
+            <w:noProof/>
+            <w:webHidden/>
+          </w:rPr>
+          <w:fldChar w:fldCharType="separate"/>
+        </w:r>
+        <w:r>
+          <w:rPr>
+            <w:noProof/>
+            <w:webHidden/>
+          </w:rPr>
+          <w:t>8</w:t>
+        </w:r>
+        <w:r>
+          <w:rPr>
+            <w:noProof/>
+            <w:webHidden/>
+          </w:rPr>
+          <w:fldChar w:fldCharType="end"/>
+        </w:r>
+      </w:hyperlink>
+    </w:p>
+    <w:p>
+      <w:pPr>
+        <w:pStyle w:val="TDC1"/>
+        <w:tabs>
+          <w:tab w:val="right" w:leader="underscore" w:pos="9350"/>
+        </w:tabs>
+        <w:rPr>
+          <w:rFonts w:eastAsiaTheme="minorEastAsia" w:cstheme="minorBidi"/>
+          <w:b w:val="0"/>
+          <w:bCs w:val="0"/>
+          <w:i w:val="0"/>
+          <w:iCs w:val="0"/>
+          <w:noProof/>
+          <w:kern w:val="2"/>
+          <w:lang w:val="es-EC" w:eastAsia="es-EC"/>
+          <w14:ligatures w14:val="standardContextual"/>
+        </w:rPr>
+      </w:pPr>
+      <w:hyperlink w:anchor="_Toc235914729" w:history="1">
+        <w:r>
+          <w:rPr>
+            <w:rStyle w:val="Hipervnculo"/>
+            <w:rFonts w:eastAsia="SimSun"/>
+            <w:noProof/>
+          </w:rPr>
+          <w:t>Comuníquese con el administrador para restablecer su contraseña.</w:t>
+        </w:r>
+        <w:r>
+          <w:rPr>
+            <w:noProof/>
+            <w:webHidden/>
+          </w:rPr>
+          <w:tab/>
+        </w:r>
+        <w:r>
+          <w:rPr>
+            <w:noProof/>
+            <w:webHidden/>
+          </w:rPr>
+          <w:fldChar w:fldCharType="begin"/>
+        </w:r>
+        <w:r>
+          <w:rPr>
+            <w:noProof/>
+            <w:webHidden/>
+          </w:rPr>
+          <w:instrText xml:space="preserve"> PAGEREF _Toc235914729 \h </w:instrText>
+        </w:r>
+        <w:r>
+          <w:rPr>
+            <w:noProof/>
+            <w:webHidden/>
+          </w:rPr>
+        </w:r>
+        <w:r>
+          <w:rPr>
+            <w:noProof/>
+            <w:webHidden/>
+          </w:rPr>
+          <w:fldChar w:fldCharType="separate"/>
+        </w:r>
+        <w:r>
+          <w:rPr>
+            <w:noProof/>
+            <w:webHidden/>
+          </w:rPr>
+          <w:t>8</w:t>
+        </w:r>
+        <w:r>
+          <w:rPr>
+            <w:noProof/>
+            <w:webHidden/>
+          </w:rPr>
+          <w:fldChar w:fldCharType="end"/>
+        </w:r>
+      </w:hyperlink>
+    </w:p>
+    <w:p>
+      <w:pPr>
+        <w:pStyle w:val="TDC1"/>
+        <w:tabs>
+          <w:tab w:val="left" w:pos="1320"/>
+          <w:tab w:val="right" w:leader="underscore" w:pos="9350"/>
+        </w:tabs>
+        <w:rPr>
+          <w:rFonts w:eastAsiaTheme="minorEastAsia" w:cstheme="minorBidi"/>
+          <w:b w:val="0"/>
+          <w:bCs w:val="0"/>
+          <w:i w:val="0"/>
+          <w:iCs w:val="0"/>
+          <w:noProof/>
+          <w:kern w:val="2"/>
+          <w:lang w:val="es-EC" w:eastAsia="es-EC"/>
+          <w14:ligatures w14:val="standardContextual"/>
+        </w:rPr>
+      </w:pPr>
+      <w:hyperlink w:anchor="_Toc235914730" w:history="1">
+        <w:r>
+          <w:rPr>
+            <w:rStyle w:val="Hipervnculo"/>
+            <w:noProof/>
+          </w:rPr>
+          <w:t>4.</w:t>
+        </w:r>
+        <w:r>
+          <w:rPr>
+            <w:rFonts w:eastAsiaTheme="minorEastAsia" w:cstheme="minorBidi"/>
+            <w:b w:val="0"/>
+            <w:bCs w:val="0"/>
+            <w:i w:val="0"/>
+            <w:iCs w:val="0"/>
+            <w:noProof/>
+            <w:kern w:val="2"/>
+            <w:lang w:val="es-EC" w:eastAsia="es-EC"/>
+            <w14:ligatures w14:val="standardContextual"/>
+          </w:rPr>
+          <w:tab/>
+        </w:r>
+        <w:r>
+          <w:rPr>
+            <w:rStyle w:val="Hipervnculo"/>
+            <w:noProof/>
+          </w:rPr>
+          <w:t>¿</w:t>
+        </w:r>
+        <w:r>
+          <w:rPr>
+            <w:rStyle w:val="Hipervnculo"/>
+            <w:rFonts w:eastAsia="SimSun"/>
+            <w:noProof/>
+          </w:rPr>
+          <w:t>Quién puede crear, modificar o eliminar eventos</w:t>
+        </w:r>
+        <w:r>
+          <w:rPr>
+            <w:rStyle w:val="Hipervnculo"/>
+            <w:noProof/>
+          </w:rPr>
+          <w:t>?</w:t>
+        </w:r>
+        <w:r>
+          <w:rPr>
+            <w:noProof/>
+            <w:webHidden/>
+          </w:rPr>
+          <w:tab/>
+        </w:r>
+        <w:r>
+          <w:rPr>
+            <w:noProof/>
+            <w:webHidden/>
+          </w:rPr>
+          <w:fldChar w:fldCharType="begin"/>
+        </w:r>
+        <w:r>
+          <w:rPr>
+            <w:noProof/>
+            <w:webHidden/>
+          </w:rPr>
+          <w:instrText xml:space="preserve"> PAGEREF _Toc235914730 \h </w:instrText>
+        </w:r>
+        <w:r>
+          <w:rPr>
+            <w:noProof/>
+            <w:webHidden/>
+          </w:rPr>
+        </w:r>
+        <w:r>
+          <w:rPr>
+            <w:noProof/>
+            <w:webHidden/>
+          </w:rPr>
+          <w:fldChar w:fldCharType="separate"/>
+        </w:r>
+        <w:r>
+          <w:rPr>
+            <w:noProof/>
+            <w:webHidden/>
+          </w:rPr>
+          <w:t>8</w:t>
+        </w:r>
+        <w:r>
+          <w:rPr>
+            <w:noProof/>
+            <w:webHidden/>
+          </w:rPr>
+          <w:fldChar w:fldCharType="end"/>
+        </w:r>
+      </w:hyperlink>
+    </w:p>
+    <w:p>
+      <w:pPr>
+        <w:pStyle w:val="TDC1"/>
+        <w:tabs>
+          <w:tab w:val="right" w:leader="underscore" w:pos="9350"/>
+        </w:tabs>
+        <w:rPr>
+          <w:rFonts w:eastAsiaTheme="minorEastAsia" w:cstheme="minorBidi"/>
+          <w:b w:val="0"/>
+          <w:bCs w:val="0"/>
+          <w:i w:val="0"/>
+          <w:iCs w:val="0"/>
+          <w:noProof/>
+          <w:kern w:val="2"/>
+          <w:lang w:val="es-EC" w:eastAsia="es-EC"/>
+          <w14:ligatures w14:val="standardContextual"/>
+        </w:rPr>
+      </w:pPr>
+      <w:hyperlink w:anchor="_Toc235914731" w:history="1">
+        <w:r>
+          <w:rPr>
+            <w:rStyle w:val="Hipervnculo"/>
+            <w:rFonts w:eastAsia="SimSun"/>
+            <w:noProof/>
+          </w:rPr>
+          <w:t>Solo los usuarios con rol de Administrador pueden realizar estas acciones.</w:t>
+        </w:r>
+        <w:r>
+          <w:rPr>
+            <w:noProof/>
+            <w:webHidden/>
+          </w:rPr>
+          <w:tab/>
+        </w:r>
+        <w:r>
+          <w:rPr>
+            <w:noProof/>
+            <w:webHidden/>
+          </w:rPr>
+          <w:fldChar w:fldCharType="begin"/>
+        </w:r>
+        <w:r>
+          <w:rPr>
+            <w:noProof/>
+            <w:webHidden/>
+          </w:rPr>
+          <w:instrText xml:space="preserve"> PAGEREF _Toc235914731 \h </w:instrText>
+        </w:r>
+        <w:r>
+          <w:rPr>
+            <w:noProof/>
+            <w:webHidden/>
+          </w:rPr>
+        </w:r>
+        <w:r>
+          <w:rPr>
+            <w:noProof/>
+            <w:webHidden/>
+          </w:rPr>
+          <w:fldChar w:fldCharType="separate"/>
+        </w:r>
+        <w:r>
+          <w:rPr>
+            <w:noProof/>
+            <w:webHidden/>
+          </w:rPr>
+          <w:t>8</w:t>
+        </w:r>
+        <w:r>
+          <w:rPr>
+            <w:noProof/>
+            <w:webHidden/>
+          </w:rPr>
+          <w:fldChar w:fldCharType="end"/>
+        </w:r>
+      </w:hyperlink>
+    </w:p>
+    <w:p>
+      <w:pPr>
+        <w:spacing w:line="360" w:lineRule="auto"/>
+        <w:ind w:right="804"/>
+        <w:jc w:val="center"/>
+        <w:rPr>
+          <w:sz w:val="28"/>
+        </w:rPr>
+      </w:pPr>
+      <w:r>
+        <w:rPr>
+          <w:sz w:val="28"/>
+        </w:rPr>
+        <w:fldChar w:fldCharType="end"/>
+      </w:r>
+    </w:p>
+    <w:p>
+      <w:pPr>
+        <w:pStyle w:val="Ttulo1"/>
+      </w:pPr>
+      <w:r>
+        <w:t xml:space="preserve"> </w:t>
+      </w:r>
+    </w:p>
+    <w:p>
+      <w:pPr>
+        <w:widowControl/>
+        <w:autoSpaceDE/>
+        <w:autoSpaceDN/>
+        <w:spacing w:line="240" w:lineRule="auto"/>
+        <w:ind w:firstLine="0"/>
+        <w:rPr>
+          <w:rFonts w:eastAsia="Times New Roman" w:cs="Times New Roman"/>
+          <w:b/>
+          <w:bCs/>
+          <w:color w:val="071320" w:themeColor="text2" w:themeShade="80"/>
+          <w:kern w:val="36"/>
+          <w:sz w:val="28"/>
+          <w:szCs w:val="48"/>
+          <w:lang w:eastAsia="es-EC"/>
+        </w:rPr>
+      </w:pPr>
+      <w:r>
+        <w:br w:type="page"/>
+      </w:r>
+    </w:p>
+    <w:p>
+      <w:pPr>
+        <w:widowControl/>
+        <w:autoSpaceDE/>
+        <w:autoSpaceDN/>
+        <w:spacing w:line="240" w:lineRule="auto"/>
+        <w:ind w:firstLine="0"/>
+        <w:rPr>
+          <w:rFonts w:eastAsia="Times New Roman" w:cs="Times New Roman"/>
+          <w:b/>
+          <w:bCs/>
+          <w:color w:val="071320" w:themeColor="text2" w:themeShade="80"/>
+          <w:kern w:val="36"/>
+          <w:sz w:val="28"/>
+          <w:szCs w:val="48"/>
+          <w:lang w:eastAsia="es-EC"/>
+        </w:rPr>
+        <w:sectPr>
+          <w:pgSz w:w="12240" w:h="15840"/>
+          <w:pgMar w:top="1440" w:right="1440" w:bottom="1440" w:left="1440" w:header="709" w:footer="709" w:gutter="0"/>
+          <w:pgNumType w:start="0"/>
+          <w:cols w:space="708"/>
+          <w:titlePg/>
+          <w:docGrid w:linePitch="360"/>
+        </w:sectPr>
+      </w:pPr>
+    </w:p>
+    <w:p>
+      <w:pPr>
+        <w:pStyle w:val="Ttulo1"/>
+      </w:pPr>
+      <w:bookmarkStart w:id="0" w:name="_Toc235914718"/>
+      <w:r>
+        <w:lastRenderedPageBreak/>
+        <w:t>INTRODUCCION.</w:t>
+      </w:r>
+      <w:bookmarkEnd w:id="0"/>
+    </w:p>
+    <w:p>
+      <w:r>
+        <w:t xml:space="preserve">El siguiente documento tiene como objetivo explicar de manera explícita el funcionamiento de la plataforma desarrollada </w:t>
+      </w:r>
+      <w:proofErr w:type="spellStart"/>
+      <w:r>
+        <w:t>Event</w:t>
+      </w:r>
+      <w:proofErr w:type="spellEnd"/>
+      <w:r>
+        <w:t xml:space="preserve"> Flow, la cual ha sido creada con el objetivo de organizar eventos de manera sencilla y automatizada, tanto educativos, empresariales y deportivos, con la finalidad de tener un espacio para cada tipo de evento, llevar un control de asistencias, llevar un control de participantes en cada evento, tanto a nivel administrativo como a nivel de ponentes (en caso de conferencias).</w:t>
+      </w:r>
+    </w:p>
+    <w:p>
+      <w:r>
+        <w:t xml:space="preserve">Con el siguiente manual el usuario tendrá un instructivo detallado de </w:t>
+      </w:r>
+      <w:proofErr w:type="spellStart"/>
+      <w:r>
+        <w:t>como</w:t>
+      </w:r>
+      <w:proofErr w:type="spellEnd"/>
+      <w:r>
+        <w:t xml:space="preserve"> manejar de manera correcta el sistema, a nivel de administrador, como también a nivel de usuario final, se especificará explícitamente el uso y funcionalidad de cada una de las interfaces del producto, como también de cada uno de los botones, con el objetivo de que el usuario reciba un producto fácil de manejar y no se cometan errores de manejo.</w:t>
+      </w:r>
+    </w:p>
+    <w:p>
+      <w:r>
+        <w:t xml:space="preserve">Empezaremos desde la interfaz </w:t>
+      </w:r>
+      <w:proofErr w:type="spellStart"/>
+      <w:r>
+        <w:t>mas</w:t>
+      </w:r>
+      <w:proofErr w:type="spellEnd"/>
+      <w:r>
+        <w:t xml:space="preserve"> sencilla, hasta el funcionamiento de cada botón del aplicativo, cabe recalcar que el no leer este Manual de usuario puede desencadenar en un mal uso del producto, nosotros como empresa no nos hacemos responsables de fallas de esta proveniencia.</w:t>
+      </w:r>
+    </w:p>
+    <w:p>
+      <w:pPr>
+        <w:rPr>
+          <w:b/>
+          <w:bCs/>
+        </w:rPr>
+      </w:pPr>
+      <w:r>
+        <w:t xml:space="preserve">En las </w:t>
+      </w:r>
+      <w:proofErr w:type="spellStart"/>
+      <w:r>
+        <w:t>paginas</w:t>
+      </w:r>
+      <w:proofErr w:type="spellEnd"/>
+      <w:r>
+        <w:t xml:space="preserve"> continuas el usuario podrá acceder a la información tanto de manera grafica como a manera de lectura, en la cual se especificará cada una de las funcionalidades de</w:t>
+      </w:r>
+      <w:r>
+        <w:rPr>
+          <w:b/>
+          <w:bCs/>
+        </w:rPr>
+        <w:t xml:space="preserve"> </w:t>
+      </w:r>
+      <w:proofErr w:type="spellStart"/>
+      <w:r>
+        <w:rPr>
+          <w:b/>
+          <w:bCs/>
+        </w:rPr>
+        <w:t>Event</w:t>
+      </w:r>
+      <w:proofErr w:type="spellEnd"/>
+      <w:r>
+        <w:rPr>
+          <w:b/>
+          <w:bCs/>
+        </w:rPr>
+        <w:t xml:space="preserve"> Flow.</w:t>
+      </w:r>
     </w:p>
     <w:p>
       <w:pPr>
@@ -741,77 +1914,6 @@
         <w:autoSpaceDE/>
         <w:autoSpaceDN/>
         <w:spacing w:after="160" w:line="259" w:lineRule="auto"/>
-        <w:rPr>
-          <w:sz w:val="28"/>
-        </w:rPr>
-      </w:pPr>
-      <w:r>
-        <w:rPr>
-          <w:sz w:val="28"/>
-        </w:rPr>
-        <w:br w:type="page"/>
-      </w:r>
-    </w:p>
-    <w:p>
-      <w:pPr>
-        <w:pStyle w:val="2"/>
-        <w:sectPr>
-          <w:pgSz w:w="12240" w:h="15840"/>
-          <w:pgMar w:top="1440" w:right="1440" w:bottom="1440" w:left="1440" w:header="709" w:footer="709" w:gutter="0"/>
-          <w:pgNumType w:start="0"/>
-          <w:cols w:space="708" w:num="2"/>
-          <w:titlePg/>
-          <w:docGrid w:linePitch="360" w:charSpace="0"/>
-        </w:sectPr>
-      </w:pPr>
-    </w:p>
-    <w:p>
-      <w:pPr>
-        <w:pStyle w:val="2"/>
-      </w:pPr>
-      <w:r>
-        <w:t>INTRODUCCION.</w:t>
-      </w:r>
-    </w:p>
-    <w:p>
-      <w:r>
-        <w:t>El siguiente documento tiene como objetivo explicar de manera explícita el funcionamiento de la plataforma desarrollada Event Flow, la cual ha sido creada con el objetivo de organizar eventos de manera sencilla y automatizada, tanto educativos, empresariales y deportivos, con la finalidad de tener un espacio para cada tipo de evento, llevar un control de asistencias, llevar un control de participantes en cada evento, tanto a nivel administrativo como a nivel de ponentes (en caso de conferencias).</w:t>
-      </w:r>
-    </w:p>
-    <w:p>
-      <w:r>
-        <w:t>Con el siguiente manual el usuario tendrá un instructivo detallado de como manejar de manera correcta el sistema, a nivel de administrador, como también a nivel de usuario final, se especificará explícitamente el uso y funcionalidad de cada una de las interfaces del producto, como también de cada uno de los botones, con el objetivo de que el usuario reciba un producto fácil de manejar y no se cometan errores de manejo.</w:t>
-      </w:r>
-    </w:p>
-    <w:p>
-      <w:r>
-        <w:t>Empezaremos desde la interfaz mas sencilla, hasta el funcionamiento de cada botón del aplicativo, cabe recalcar que el no leer este Manual de usuario puede desencadenar en un mal uso del producto, nosotros como empresa no nos hacemos responsables de fallas de esta proveniencia.</w:t>
-      </w:r>
-    </w:p>
-    <w:p>
-      <w:pPr>
-        <w:rPr>
-          <w:b/>
-          <w:bCs/>
-        </w:rPr>
-      </w:pPr>
-      <w:r>
-        <w:t>En las paginas continuas el usuario podrá acceder a la información tanto de manera grafica como a manera de lectura, en la cual se especificará cada una de las funcionalidades de</w:t>
-      </w:r>
-      <w:r>
-        <w:rPr>
-          <w:b/>
-          <w:bCs/>
-        </w:rPr>
-        <w:t xml:space="preserve"> Event Flow.</w:t>
-      </w:r>
-    </w:p>
-    <w:p>
-      <w:pPr>
-        <w:widowControl/>
-        <w:autoSpaceDE/>
-        <w:autoSpaceDN/>
-        <w:spacing w:after="160" w:line="259" w:lineRule="auto"/>
         <w:ind w:firstLine="0"/>
         <w:rPr>
           <w:b/>
@@ -841,10 +1943,14 @@
         </w:rPr>
       </w:pPr>
       <w:r>
+        <w:rPr>
+          <w:noProof/>
+        </w:rPr>
+        <w:lastRenderedPageBreak/>
         <mc:AlternateContent>
           <mc:Choice Requires="wps">
             <w:drawing>
-              <wp:anchor distT="0" distB="0" distL="114300" distR="114300" simplePos="0" relativeHeight="251686912" behindDoc="0" locked="0" layoutInCell="1" allowOverlap="1">
+              <wp:anchor distT="0" distB="0" distL="114300" distR="114300" simplePos="0" relativeHeight="251661824" behindDoc="0" locked="0" layoutInCell="1" allowOverlap="1" wp14:anchorId="06223DED" wp14:editId="06223DEE">
                 <wp:simplePos x="0" y="0"/>
                 <wp:positionH relativeFrom="column">
                   <wp:posOffset>3543300</wp:posOffset>
@@ -880,13 +1986,13 @@
                         <w:txbxContent>
                           <w:p>
                             <w:pPr>
-                              <w:pStyle w:val="15"/>
+                              <w:pStyle w:val="Descripcin"/>
                               <w:ind w:firstLine="0"/>
                               <w:rPr>
                                 <w:rFonts w:cs="Times New Roman"/>
                                 <w:b/>
                                 <w:bCs/>
-                                <w:color w:val="071421" w:themeColor="text2" w:themeShade="80"/>
+                                <w:color w:val="071320" w:themeColor="text2" w:themeShade="80"/>
                                 <w:kern w:val="36"/>
                                 <w:sz w:val="28"/>
                                 <w:szCs w:val="48"/>
@@ -927,22 +2033,18 @@
           </mc:Choice>
           <mc:Fallback>
             <w:pict>
-              <v:shape id="_x0000_s1026" o:spid="_x0000_s1026" o:spt="202" type="#_x0000_t202" style="position:absolute;left:0pt;margin-left:279pt;margin-top:74pt;height:14.5pt;width:217.5pt;mso-wrap-distance-bottom:0pt;mso-wrap-distance-left:9pt;mso-wrap-distance-right:9pt;mso-wrap-distance-top:0pt;z-index:251686912;mso-width-relative:page;mso-height-relative:page;" fillcolor="#FFFFFF" filled="t" stroked="f" coordsize="21600,21600" o:gfxdata="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">
-                <v:fill on="t" focussize="0,0"/>
-                <v:stroke on="f"/>
-                <v:imagedata o:title=""/>
-                <o:lock v:ext="edit" aspectratio="f"/>
-                <v:textbox inset="0mm,0mm,0mm,0mm">
+              <v:shape w14:anchorId="06223DED" id="Cuadro de texto 33" o:spid="_x0000_s1030" type="#_x0000_t202" style="position:absolute;left:0;text-align:left;margin-left:279pt;margin-top:74pt;width:217.5pt;height:14.5pt;z-index:251661824;visibility:visible;mso-wrap-style:square;mso-wrap-distance-left:9pt;mso-wrap-distance-top:0;mso-wrap-distance-right:9pt;mso-wrap-distance-bottom:0;mso-position-horizontal:absolute;mso-position-horizontal-relative:text;mso-position-vertical:absolute;mso-position-vertical-relative:text;v-text-anchor:top" o:gfxdata="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" stroked="f">
+                <v:textbox inset="0,0,0,0">
                   <w:txbxContent>
                     <w:p>
                       <w:pPr>
-                        <w:pStyle w:val="15"/>
+                        <w:pStyle w:val="Descripcin"/>
                         <w:ind w:firstLine="0"/>
                         <w:rPr>
                           <w:rFonts w:cs="Times New Roman"/>
                           <w:b/>
                           <w:bCs/>
-                          <w:color w:val="071421" w:themeColor="text2" w:themeShade="80"/>
+                          <w:color w:val="071320" w:themeColor="text2" w:themeShade="80"/>
                           <w:kern w:val="36"/>
                           <w:sz w:val="28"/>
                           <w:szCs w:val="48"/>
@@ -996,9 +2098,9 @@
           <w:pgSz w:w="12240" w:h="15840"/>
           <w:pgMar w:top="1440" w:right="1440" w:bottom="1440" w:left="1440" w:header="709" w:footer="709" w:gutter="0"/>
           <w:pgNumType w:start="0"/>
-          <w:cols w:space="708" w:num="1"/>
+          <w:cols w:space="708"/>
           <w:titlePg/>
-          <w:docGrid w:linePitch="360" w:charSpace="0"/>
+          <w:docGrid w:linePitch="360"/>
         </w:sectPr>
       </w:pPr>
     </w:p>
@@ -1024,13 +2126,14 @@
       </w:pPr>
       <w:r>
         <w:rPr>
-          <w:rStyle w:val="20"/>
+          <w:rStyle w:val="Ttulo1Car"/>
           <w:rFonts w:eastAsia="Arial MT"/>
+          <w:noProof/>
         </w:rPr>
         <mc:AlternateContent>
           <mc:Choice Requires="wps">
             <w:drawing>
-              <wp:anchor distT="0" distB="0" distL="114300" distR="114300" simplePos="0" relativeHeight="251660288" behindDoc="0" locked="0" layoutInCell="1" allowOverlap="1">
+              <wp:anchor distT="0" distB="0" distL="114300" distR="114300" simplePos="0" relativeHeight="251634176" behindDoc="0" locked="0" layoutInCell="1" allowOverlap="1" wp14:anchorId="06223DEF" wp14:editId="06223DF0">
                 <wp:simplePos x="0" y="0"/>
                 <wp:positionH relativeFrom="column">
                   <wp:posOffset>2774950</wp:posOffset>
@@ -1080,7 +2183,7 @@
               </wp:anchor>
             </w:drawing>
           </mc:Choice>
-          <mc:Fallback>
+          <mc:Fallback xmlns:wpsCustomData="http://www.wps.cn/officeDocument/2013/wpsCustomData">
             <w:pict>
               <v:shape id="_x0000_s1026" o:spid="_x0000_s1026" o:spt="32" type="#_x0000_t32" style="position:absolute;left:0pt;margin-left:218.5pt;margin-top:39pt;height:3.6pt;width:57.5pt;z-index:251660288;mso-width-relative:page;mso-height-relative:page;" filled="f" stroked="t" coordsize="21600,21600" o:gfxdata="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">
                 <v:fill on="f" focussize="0,0"/>
@@ -1094,11 +2197,12 @@
       </w:r>
       <w:r>
         <w:rPr>
-          <w:rStyle w:val="20"/>
+          <w:rStyle w:val="Ttulo1Car"/>
           <w:rFonts w:eastAsia="Arial MT"/>
+          <w:noProof/>
         </w:rPr>
         <w:drawing>
-          <wp:anchor distT="0" distB="0" distL="114300" distR="114300" simplePos="0" relativeHeight="251659264" behindDoc="1" locked="0" layoutInCell="1" allowOverlap="1">
+          <wp:anchor distT="0" distB="0" distL="114300" distR="114300" simplePos="0" relativeHeight="251633152" behindDoc="1" locked="0" layoutInCell="1" allowOverlap="1" wp14:anchorId="06223DF1" wp14:editId="06223DF2">
             <wp:simplePos x="0" y="0"/>
             <wp:positionH relativeFrom="column">
               <wp:posOffset>3543300</wp:posOffset>
@@ -1123,7 +2227,7 @@
                     </pic:cNvPicPr>
                   </pic:nvPicPr>
                   <pic:blipFill>
-                    <a:blip r:embed="rId6"/>
+                    <a:blip r:embed="rId10"/>
                     <a:srcRect t="1710"/>
                     <a:stretch>
                       <a:fillRect/>
@@ -1147,13 +2251,15 @@
           </wp:anchor>
         </w:drawing>
       </w:r>
-      <w:r>
-        <w:rPr>
-          <w:rStyle w:val="20"/>
+      <w:bookmarkStart w:id="1" w:name="_Toc235914719"/>
+      <w:r>
+        <w:rPr>
+          <w:rStyle w:val="Ttulo1Car"/>
           <w:rFonts w:eastAsia="Arial MT"/>
         </w:rPr>
         <w:t>Interfaz gráfica</w:t>
       </w:r>
+      <w:bookmarkEnd w:id="1"/>
       <w:r>
         <w:rPr>
           <w:b/>
@@ -1196,12 +2302,13 @@
       </w:pPr>
       <w:r>
         <w:rPr>
+          <w:noProof/>
           <w14:ligatures w14:val="standardContextual"/>
         </w:rPr>
         <mc:AlternateContent>
           <mc:Choice Requires="wps">
             <w:drawing>
-              <wp:anchor distT="0" distB="0" distL="114300" distR="114300" simplePos="0" relativeHeight="251661312" behindDoc="0" locked="0" layoutInCell="1" allowOverlap="1">
+              <wp:anchor distT="0" distB="0" distL="114300" distR="114300" simplePos="0" relativeHeight="251635200" behindDoc="0" locked="0" layoutInCell="1" allowOverlap="1" wp14:anchorId="06223DF3" wp14:editId="06223DF4">
                 <wp:simplePos x="0" y="0"/>
                 <wp:positionH relativeFrom="column">
                   <wp:posOffset>2743200</wp:posOffset>
@@ -1251,7 +2358,7 @@
               </wp:anchor>
             </w:drawing>
           </mc:Choice>
-          <mc:Fallback>
+          <mc:Fallback xmlns:wpsCustomData="http://www.wps.cn/officeDocument/2013/wpsCustomData">
             <w:pict>
               <v:shape id="_x0000_s1026" o:spid="_x0000_s1026" o:spt="32" type="#_x0000_t32" style="position:absolute;left:0pt;margin-left:216pt;margin-top:10.25pt;height:91.5pt;width:141pt;z-index:251661312;mso-width-relative:page;mso-height-relative:page;" filled="f" stroked="t" coordsize="21600,21600" o:gfxdata="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">
                 <v:fill on="f" focussize="0,0"/>
@@ -1265,12 +2372,13 @@
       </w:r>
       <w:r>
         <w:rPr>
+          <w:noProof/>
           <w14:ligatures w14:val="standardContextual"/>
         </w:rPr>
         <mc:AlternateContent>
           <mc:Choice Requires="wps">
             <w:drawing>
-              <wp:anchor distT="0" distB="0" distL="114300" distR="114300" simplePos="0" relativeHeight="251676672" behindDoc="0" locked="0" layoutInCell="1" allowOverlap="1">
+              <wp:anchor distT="0" distB="0" distL="114300" distR="114300" simplePos="0" relativeHeight="251650560" behindDoc="0" locked="0" layoutInCell="1" allowOverlap="1" wp14:anchorId="06223DF5" wp14:editId="06223DF6">
                 <wp:simplePos x="0" y="0"/>
                 <wp:positionH relativeFrom="column">
                   <wp:posOffset>12700</wp:posOffset>
@@ -1317,7 +2425,7 @@
               </wp:anchor>
             </w:drawing>
           </mc:Choice>
-          <mc:Fallback>
+          <mc:Fallback xmlns:wpsCustomData="http://www.wps.cn/officeDocument/2013/wpsCustomData">
             <w:pict>
               <v:line id="_x0000_s1026" o:spid="_x0000_s1026" o:spt="20" style="position:absolute;left:0pt;margin-left:1pt;margin-top:10.25pt;height:0pt;width:215pt;z-index:251676672;mso-width-relative:page;mso-height-relative:page;" filled="f" stroked="t" coordsize="21600,21600" o:gfxdata="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">
                 <v:fill on="f" focussize="0,0"/>
@@ -1381,12 +2489,13 @@
       </w:pPr>
       <w:r>
         <w:rPr>
+          <w:noProof/>
           <w14:ligatures w14:val="standardContextual"/>
         </w:rPr>
         <mc:AlternateContent>
           <mc:Choice Requires="wps">
             <w:drawing>
-              <wp:anchor distT="0" distB="0" distL="114300" distR="114300" simplePos="0" relativeHeight="251662336" behindDoc="0" locked="0" layoutInCell="1" allowOverlap="1">
+              <wp:anchor distT="0" distB="0" distL="114300" distR="114300" simplePos="0" relativeHeight="251636224" behindDoc="0" locked="0" layoutInCell="1" allowOverlap="1" wp14:anchorId="06223DF7" wp14:editId="06223DF8">
                 <wp:simplePos x="0" y="0"/>
                 <wp:positionH relativeFrom="column">
                   <wp:posOffset>2711450</wp:posOffset>
@@ -1436,7 +2545,7 @@
               </wp:anchor>
             </w:drawing>
           </mc:Choice>
-          <mc:Fallback>
+          <mc:Fallback xmlns:wpsCustomData="http://www.wps.cn/officeDocument/2013/wpsCustomData">
             <w:pict>
               <v:shape id="_x0000_s1026" o:spid="_x0000_s1026" o:spt="32" type="#_x0000_t32" style="position:absolute;left:0pt;flip:y;margin-left:213.5pt;margin-top:7.85pt;height:43.5pt;width:143.5pt;z-index:251662336;mso-width-relative:page;mso-height-relative:page;" filled="f" stroked="t" coordsize="21600,21600" o:gfxdata="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">
                 <v:fill on="f" focussize="0,0"/>
@@ -1485,12 +2594,13 @@
         <w:rPr>
           <w:b/>
           <w:bCs/>
+          <w:noProof/>
           <w14:ligatures w14:val="standardContextual"/>
         </w:rPr>
         <mc:AlternateContent>
           <mc:Choice Requires="wps">
             <w:drawing>
-              <wp:anchor distT="0" distB="0" distL="114300" distR="114300" simplePos="0" relativeHeight="251681792" behindDoc="0" locked="0" layoutInCell="1" allowOverlap="1">
+              <wp:anchor distT="0" distB="0" distL="114300" distR="114300" simplePos="0" relativeHeight="251655680" behindDoc="0" locked="0" layoutInCell="1" allowOverlap="1" wp14:anchorId="06223DF9" wp14:editId="06223DFA">
                 <wp:simplePos x="0" y="0"/>
                 <wp:positionH relativeFrom="column">
                   <wp:posOffset>12700</wp:posOffset>
@@ -1537,7 +2647,7 @@
               </wp:anchor>
             </w:drawing>
           </mc:Choice>
-          <mc:Fallback>
+          <mc:Fallback xmlns:wpsCustomData="http://www.wps.cn/officeDocument/2013/wpsCustomData">
             <w:pict>
               <v:line id="_x0000_s1026" o:spid="_x0000_s1026" o:spt="20" style="position:absolute;left:0pt;margin-left:1pt;margin-top:7.75pt;height:0pt;width:212.5pt;z-index:251681792;mso-width-relative:page;mso-height-relative:page;" filled="f" stroked="t" coordsize="21600,21600" o:gfxdata="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">
                 <v:fill on="f" focussize="0,0"/>
@@ -1596,13 +2706,18 @@
     </w:p>
     <w:p>
       <w:pPr>
-        <w:pStyle w:val="2"/>
-      </w:pPr>
-      <w:r>
+        <w:pStyle w:val="Ttulo1"/>
+      </w:pPr>
+      <w:bookmarkStart w:id="2" w:name="_Toc235914720"/>
+      <w:r>
+        <w:rPr>
+          <w:noProof/>
+        </w:rPr>
+        <w:lastRenderedPageBreak/>
         <mc:AlternateContent>
           <mc:Choice Requires="wps">
             <w:drawing>
-              <wp:anchor distT="0" distB="0" distL="114300" distR="114300" simplePos="0" relativeHeight="251687936" behindDoc="1" locked="0" layoutInCell="1" allowOverlap="1">
+              <wp:anchor distT="0" distB="0" distL="114300" distR="114300" simplePos="0" relativeHeight="251662848" behindDoc="1" locked="0" layoutInCell="1" allowOverlap="1" wp14:anchorId="06223DFB" wp14:editId="06223DFC">
                 <wp:simplePos x="0" y="0"/>
                 <wp:positionH relativeFrom="column">
                   <wp:posOffset>3409950</wp:posOffset>
@@ -1638,12 +2753,12 @@
                         <w:txbxContent>
                           <w:p>
                             <w:pPr>
-                              <w:pStyle w:val="15"/>
+                              <w:pStyle w:val="Descripcin"/>
                               <w:rPr>
                                 <w:rFonts w:eastAsia="Times New Roman" w:cs="Times New Roman"/>
                                 <w:b/>
                                 <w:bCs/>
-                                <w:color w:val="071421" w:themeColor="text2" w:themeShade="80"/>
+                                <w:color w:val="071320" w:themeColor="text2" w:themeShade="80"/>
                                 <w:kern w:val="36"/>
                                 <w:sz w:val="28"/>
                                 <w:szCs w:val="48"/>
@@ -1684,21 +2799,17 @@
           </mc:Choice>
           <mc:Fallback>
             <w:pict>
-              <v:shape id="_x0000_s1026" o:spid="_x0000_s1026" o:spt="202" type="#_x0000_t202" style="position:absolute;left:0pt;margin-left:268.5pt;margin-top:-25pt;height:16pt;width:232.8pt;z-index:-251628544;mso-width-relative:page;mso-height-relative:page;" fillcolor="#FFFFFF" filled="t" stroked="f" coordsize="21600,21600" o:gfxdata="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">
-                <v:fill on="t" focussize="0,0"/>
-                <v:stroke on="f"/>
-                <v:imagedata o:title=""/>
-                <o:lock v:ext="edit" aspectratio="f"/>
-                <v:textbox inset="0mm,0mm,0mm,0mm">
+              <v:shape w14:anchorId="06223DFB" id="Cuadro de texto 34" o:spid="_x0000_s1031" type="#_x0000_t202" style="position:absolute;left:0;text-align:left;margin-left:268.5pt;margin-top:-25pt;width:232.8pt;height:16pt;z-index:-251653632;visibility:visible;mso-wrap-style:square;mso-wrap-distance-left:9pt;mso-wrap-distance-top:0;mso-wrap-distance-right:9pt;mso-wrap-distance-bottom:0;mso-position-horizontal:absolute;mso-position-horizontal-relative:text;mso-position-vertical:absolute;mso-position-vertical-relative:text;v-text-anchor:top" o:gfxdata="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" stroked="f">
+                <v:textbox inset="0,0,0,0">
                   <w:txbxContent>
                     <w:p>
                       <w:pPr>
-                        <w:pStyle w:val="15"/>
+                        <w:pStyle w:val="Descripcin"/>
                         <w:rPr>
                           <w:rFonts w:eastAsia="Times New Roman" w:cs="Times New Roman"/>
                           <w:b/>
                           <w:bCs/>
-                          <w:color w:val="071421" w:themeColor="text2" w:themeShade="80"/>
+                          <w:color w:val="071320" w:themeColor="text2" w:themeShade="80"/>
                           <w:kern w:val="36"/>
                           <w:sz w:val="28"/>
                           <w:szCs w:val="48"/>
@@ -1734,8 +2845,11 @@
         </mc:AlternateContent>
       </w:r>
       <w:r>
+        <w:rPr>
+          <w:noProof/>
+        </w:rPr>
         <w:drawing>
-          <wp:anchor distT="0" distB="0" distL="114300" distR="114300" simplePos="0" relativeHeight="251663360" behindDoc="1" locked="0" layoutInCell="1" allowOverlap="1">
+          <wp:anchor distT="0" distB="0" distL="114300" distR="114300" simplePos="0" relativeHeight="251637248" behindDoc="1" locked="0" layoutInCell="1" allowOverlap="1" wp14:anchorId="06223DFD" wp14:editId="06223DFE">
             <wp:simplePos x="0" y="0"/>
             <wp:positionH relativeFrom="column">
               <wp:posOffset>3409950</wp:posOffset>
@@ -1760,7 +2874,7 @@
                     </pic:cNvPicPr>
                   </pic:nvPicPr>
                   <pic:blipFill>
-                    <a:blip r:embed="rId7"/>
+                    <a:blip r:embed="rId11"/>
                     <a:stretch>
                       <a:fillRect/>
                     </a:stretch>
@@ -1783,6 +2897,7 @@
       <w:r>
         <w:t>USUARIO NUEVO</w:t>
       </w:r>
+      <w:bookmarkEnd w:id="2"/>
     </w:p>
     <w:p>
       <w:pPr>
@@ -1791,12 +2906,13 @@
       </w:pPr>
       <w:r>
         <w:rPr>
+          <w:noProof/>
           <w14:ligatures w14:val="standardContextual"/>
         </w:rPr>
         <mc:AlternateContent>
           <mc:Choice Requires="wps">
             <w:drawing>
-              <wp:anchor distT="0" distB="0" distL="114300" distR="114300" simplePos="0" relativeHeight="251680768" behindDoc="0" locked="0" layoutInCell="1" allowOverlap="1">
+              <wp:anchor distT="0" distB="0" distL="114300" distR="114300" simplePos="0" relativeHeight="251654656" behindDoc="0" locked="0" layoutInCell="1" allowOverlap="1" wp14:anchorId="06223DFF" wp14:editId="06223E00">
                 <wp:simplePos x="0" y="0"/>
                 <wp:positionH relativeFrom="column">
                   <wp:posOffset>2673350</wp:posOffset>
@@ -1846,7 +2962,7 @@
               </wp:anchor>
             </w:drawing>
           </mc:Choice>
-          <mc:Fallback>
+          <mc:Fallback xmlns:wpsCustomData="http://www.wps.cn/officeDocument/2013/wpsCustomData">
             <w:pict>
               <v:shape id="_x0000_s1026" o:spid="_x0000_s1026" o:spt="32" type="#_x0000_t32" style="position:absolute;left:0pt;margin-left:210.5pt;margin-top:20.45pt;height:0pt;width:55.5pt;z-index:251680768;mso-width-relative:page;mso-height-relative:page;" filled="f" stroked="t" coordsize="21600,21600" o:gfxdata="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">
                 <v:fill on="f" focussize="0,0"/>
@@ -1869,12 +2985,13 @@
       </w:pPr>
       <w:r>
         <w:rPr>
+          <w:noProof/>
           <w14:ligatures w14:val="standardContextual"/>
         </w:rPr>
         <mc:AlternateContent>
           <mc:Choice Requires="wps">
             <w:drawing>
-              <wp:anchor distT="0" distB="0" distL="114300" distR="114300" simplePos="0" relativeHeight="251664384" behindDoc="0" locked="0" layoutInCell="1" allowOverlap="1">
+              <wp:anchor distT="0" distB="0" distL="114300" distR="114300" simplePos="0" relativeHeight="251638272" behindDoc="0" locked="0" layoutInCell="1" allowOverlap="1" wp14:anchorId="06223E01" wp14:editId="06223E02">
                 <wp:simplePos x="0" y="0"/>
                 <wp:positionH relativeFrom="column">
                   <wp:posOffset>2825750</wp:posOffset>
@@ -1924,7 +3041,7 @@
               </wp:anchor>
             </w:drawing>
           </mc:Choice>
-          <mc:Fallback>
+          <mc:Fallback xmlns:wpsCustomData="http://www.wps.cn/officeDocument/2013/wpsCustomData">
             <w:pict>
               <v:shape id="_x0000_s1026" o:spid="_x0000_s1026" o:spt="32" type="#_x0000_t32" style="position:absolute;left:0pt;margin-left:222.5pt;margin-top:12.2pt;height:3.6pt;width:124.5pt;z-index:251664384;mso-width-relative:page;mso-height-relative:page;" filled="f" stroked="t" coordsize="21600,21600" o:gfxdata="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">
                 <v:fill on="f" focussize="0,0"/>
@@ -1938,12 +3055,13 @@
       </w:r>
       <w:r>
         <w:rPr>
+          <w:noProof/>
           <w14:ligatures w14:val="standardContextual"/>
         </w:rPr>
         <mc:AlternateContent>
           <mc:Choice Requires="wps">
             <w:drawing>
-              <wp:anchor distT="0" distB="0" distL="114300" distR="114300" simplePos="0" relativeHeight="251668480" behindDoc="0" locked="0" layoutInCell="1" allowOverlap="1">
+              <wp:anchor distT="0" distB="0" distL="114300" distR="114300" simplePos="0" relativeHeight="251642368" behindDoc="0" locked="0" layoutInCell="1" allowOverlap="1" wp14:anchorId="06223E03" wp14:editId="06223E04">
                 <wp:simplePos x="0" y="0"/>
                 <wp:positionH relativeFrom="column">
                   <wp:posOffset>6350</wp:posOffset>
@@ -1990,7 +3108,7 @@
               </wp:anchor>
             </w:drawing>
           </mc:Choice>
-          <mc:Fallback>
+          <mc:Fallback xmlns:wpsCustomData="http://www.wps.cn/officeDocument/2013/wpsCustomData">
             <w:pict>
               <v:line id="_x0000_s1026" o:spid="_x0000_s1026" o:spt="20" style="position:absolute;left:0pt;flip:y;margin-left:0.5pt;margin-top:12.25pt;height:0pt;width:222.5pt;z-index:251668480;mso-width-relative:page;mso-height-relative:page;" filled="f" stroked="t" coordsize="21600,21600" o:gfxdata="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">
                 <v:fill on="f" focussize="0,0"/>
@@ -2026,12 +3144,13 @@
       </w:pPr>
       <w:r>
         <w:rPr>
+          <w:noProof/>
           <w14:ligatures w14:val="standardContextual"/>
         </w:rPr>
         <mc:AlternateContent>
           <mc:Choice Requires="wps">
             <w:drawing>
-              <wp:anchor distT="0" distB="0" distL="114300" distR="114300" simplePos="0" relativeHeight="251666432" behindDoc="0" locked="0" layoutInCell="1" allowOverlap="1">
+              <wp:anchor distT="0" distB="0" distL="114300" distR="114300" simplePos="0" relativeHeight="251640320" behindDoc="0" locked="0" layoutInCell="1" allowOverlap="1" wp14:anchorId="06223E05" wp14:editId="06223E06">
                 <wp:simplePos x="0" y="0"/>
                 <wp:positionH relativeFrom="column">
                   <wp:posOffset>2825750</wp:posOffset>
@@ -2081,7 +3200,7 @@
               </wp:anchor>
             </w:drawing>
           </mc:Choice>
-          <mc:Fallback>
+          <mc:Fallback xmlns:wpsCustomData="http://www.wps.cn/officeDocument/2013/wpsCustomData">
             <w:pict>
               <v:shape id="_x0000_s1026" o:spid="_x0000_s1026" o:spt="32" type="#_x0000_t32" style="position:absolute;left:0pt;flip:y;margin-left:222.5pt;margin-top:2.05pt;height:10pt;width:124.5pt;z-index:251666432;mso-width-relative:page;mso-height-relative:page;" filled="f" stroked="t" coordsize="21600,21600" o:gfxdata="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">
                 <v:fill on="f" focussize="0,0"/>
@@ -2095,12 +3214,13 @@
       </w:r>
       <w:r>
         <w:rPr>
+          <w:noProof/>
           <w14:ligatures w14:val="standardContextual"/>
         </w:rPr>
         <mc:AlternateContent>
           <mc:Choice Requires="wps">
             <w:drawing>
-              <wp:anchor distT="0" distB="0" distL="114300" distR="114300" simplePos="0" relativeHeight="251669504" behindDoc="0" locked="0" layoutInCell="1" allowOverlap="1">
+              <wp:anchor distT="0" distB="0" distL="114300" distR="114300" simplePos="0" relativeHeight="251643392" behindDoc="0" locked="0" layoutInCell="1" allowOverlap="1" wp14:anchorId="06223E07" wp14:editId="06223E08">
                 <wp:simplePos x="0" y="0"/>
                 <wp:positionH relativeFrom="column">
                   <wp:posOffset>0</wp:posOffset>
@@ -2147,7 +3267,7 @@
               </wp:anchor>
             </w:drawing>
           </mc:Choice>
-          <mc:Fallback>
+          <mc:Fallback xmlns:wpsCustomData="http://www.wps.cn/officeDocument/2013/wpsCustomData">
             <w:pict>
               <v:line id="_x0000_s1026" o:spid="_x0000_s1026" o:spt="20" style="position:absolute;left:0pt;flip:y;margin-left:0pt;margin-top:12pt;height:0pt;width:222.5pt;z-index:251669504;mso-width-relative:page;mso-height-relative:page;" filled="f" stroked="t" coordsize="21600,21600" o:gfxdata="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">
                 <v:fill on="f" focussize="0,0"/>
@@ -2167,12 +3287,13 @@
       </w:pPr>
       <w:r>
         <w:rPr>
+          <w:noProof/>
           <w14:ligatures w14:val="standardContextual"/>
         </w:rPr>
         <mc:AlternateContent>
           <mc:Choice Requires="wps">
             <w:drawing>
-              <wp:anchor distT="0" distB="0" distL="114300" distR="114300" simplePos="0" relativeHeight="251667456" behindDoc="0" locked="0" layoutInCell="1" allowOverlap="1">
+              <wp:anchor distT="0" distB="0" distL="114300" distR="114300" simplePos="0" relativeHeight="251641344" behindDoc="0" locked="0" layoutInCell="1" allowOverlap="1" wp14:anchorId="06223E09" wp14:editId="06223E0A">
                 <wp:simplePos x="0" y="0"/>
                 <wp:positionH relativeFrom="column">
                   <wp:posOffset>2825750</wp:posOffset>
@@ -2222,7 +3343,7 @@
               </wp:anchor>
             </w:drawing>
           </mc:Choice>
-          <mc:Fallback>
+          <mc:Fallback xmlns:wpsCustomData="http://www.wps.cn/officeDocument/2013/wpsCustomData">
             <w:pict>
               <v:shape id="_x0000_s1026" o:spid="_x0000_s1026" o:spt="32" type="#_x0000_t32" style="position:absolute;left:0pt;flip:y;margin-left:222.5pt;margin-top:29.5pt;height:25.5pt;width:124.5pt;z-index:251667456;mso-width-relative:page;mso-height-relative:page;" filled="f" stroked="t" coordsize="21600,21600" o:gfxdata="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">
                 <v:fill on="f" focussize="0,0"/>
@@ -2252,12 +3373,13 @@
       </w:pPr>
       <w:r>
         <w:rPr>
+          <w:noProof/>
           <w14:ligatures w14:val="standardContextual"/>
         </w:rPr>
         <mc:AlternateContent>
           <mc:Choice Requires="wps">
             <w:drawing>
-              <wp:anchor distT="0" distB="0" distL="114300" distR="114300" simplePos="0" relativeHeight="251673600" behindDoc="0" locked="0" layoutInCell="1" allowOverlap="1">
+              <wp:anchor distT="0" distB="0" distL="114300" distR="114300" simplePos="0" relativeHeight="251647488" behindDoc="0" locked="0" layoutInCell="1" allowOverlap="1" wp14:anchorId="06223E0B" wp14:editId="06223E0C">
                 <wp:simplePos x="0" y="0"/>
                 <wp:positionH relativeFrom="column">
                   <wp:posOffset>0</wp:posOffset>
@@ -2304,7 +3426,7 @@
               </wp:anchor>
             </w:drawing>
           </mc:Choice>
-          <mc:Fallback>
+          <mc:Fallback xmlns:wpsCustomData="http://www.wps.cn/officeDocument/2013/wpsCustomData">
             <w:pict>
               <v:line id="_x0000_s1026" o:spid="_x0000_s1026" o:spt="20" style="position:absolute;left:0pt;flip:y;margin-left:0pt;margin-top:11.5pt;height:0pt;width:222.5pt;z-index:251673600;mso-width-relative:page;mso-height-relative:page;" filled="f" stroked="t" coordsize="21600,21600" o:gfxdata="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">
                 <v:fill on="f" focussize="0,0"/>
@@ -2324,12 +3446,13 @@
       </w:pPr>
       <w:r>
         <w:rPr>
+          <w:noProof/>
           <w14:ligatures w14:val="standardContextual"/>
         </w:rPr>
         <mc:AlternateContent>
           <mc:Choice Requires="wps">
             <w:drawing>
-              <wp:anchor distT="0" distB="0" distL="114300" distR="114300" simplePos="0" relativeHeight="251674624" behindDoc="0" locked="0" layoutInCell="1" allowOverlap="1">
+              <wp:anchor distT="0" distB="0" distL="114300" distR="114300" simplePos="0" relativeHeight="251648512" behindDoc="0" locked="0" layoutInCell="1" allowOverlap="1" wp14:anchorId="06223E0D" wp14:editId="06223E0E">
                 <wp:simplePos x="0" y="0"/>
                 <wp:positionH relativeFrom="column">
                   <wp:posOffset>2724150</wp:posOffset>
@@ -2379,7 +3502,7 @@
               </wp:anchor>
             </w:drawing>
           </mc:Choice>
-          <mc:Fallback>
+          <mc:Fallback xmlns:wpsCustomData="http://www.wps.cn/officeDocument/2013/wpsCustomData">
             <w:pict>
               <v:shape id="_x0000_s1026" o:spid="_x0000_s1026" o:spt="32" type="#_x0000_t32" style="position:absolute;left:0pt;flip:y;margin-left:214.5pt;margin-top:53.8pt;height:90pt;width:135pt;z-index:251674624;mso-width-relative:page;mso-height-relative:page;" filled="f" stroked="t" coordsize="21600,21600" o:gfxdata="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">
                 <v:fill on="f" focussize="0,0"/>
@@ -2393,12 +3516,13 @@
       </w:r>
       <w:r>
         <w:rPr>
+          <w:noProof/>
           <w14:ligatures w14:val="standardContextual"/>
         </w:rPr>
         <mc:AlternateContent>
           <mc:Choice Requires="wps">
             <w:drawing>
-              <wp:anchor distT="0" distB="0" distL="114300" distR="114300" simplePos="0" relativeHeight="251671552" behindDoc="0" locked="0" layoutInCell="1" allowOverlap="1">
+              <wp:anchor distT="0" distB="0" distL="114300" distR="114300" simplePos="0" relativeHeight="251645440" behindDoc="0" locked="0" layoutInCell="1" allowOverlap="1" wp14:anchorId="06223E0F" wp14:editId="06223E10">
                 <wp:simplePos x="0" y="0"/>
                 <wp:positionH relativeFrom="column">
                   <wp:posOffset>2787650</wp:posOffset>
@@ -2448,7 +3572,7 @@
               </wp:anchor>
             </w:drawing>
           </mc:Choice>
-          <mc:Fallback>
+          <mc:Fallback xmlns:wpsCustomData="http://www.wps.cn/officeDocument/2013/wpsCustomData">
             <w:pict>
               <v:shape id="_x0000_s1026" o:spid="_x0000_s1026" o:spt="32" type="#_x0000_t32" style="position:absolute;left:0pt;flip:y;margin-left:219.5pt;margin-top:12.3pt;height:74.5pt;width:127.5pt;z-index:251671552;mso-width-relative:page;mso-height-relative:page;" filled="f" stroked="t" coordsize="21600,21600" o:gfxdata="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">
                 <v:fill on="f" focussize="0,0"/>
@@ -2495,12 +3619,13 @@
       </w:pPr>
       <w:r>
         <w:rPr>
+          <w:noProof/>
           <w14:ligatures w14:val="standardContextual"/>
         </w:rPr>
         <mc:AlternateContent>
           <mc:Choice Requires="wps">
             <w:drawing>
-              <wp:anchor distT="0" distB="0" distL="114300" distR="114300" simplePos="0" relativeHeight="251670528" behindDoc="0" locked="0" layoutInCell="1" allowOverlap="1">
+              <wp:anchor distT="0" distB="0" distL="114300" distR="114300" simplePos="0" relativeHeight="251644416" behindDoc="0" locked="0" layoutInCell="1" allowOverlap="1" wp14:anchorId="06223E11" wp14:editId="06223E12">
                 <wp:simplePos x="0" y="0"/>
                 <wp:positionH relativeFrom="column">
                   <wp:posOffset>-38100</wp:posOffset>
@@ -2547,7 +3672,7 @@
               </wp:anchor>
             </w:drawing>
           </mc:Choice>
-          <mc:Fallback>
+          <mc:Fallback xmlns:wpsCustomData="http://www.wps.cn/officeDocument/2013/wpsCustomData">
             <w:pict>
               <v:line id="_x0000_s1026" o:spid="_x0000_s1026" o:spt="20" style="position:absolute;left:0pt;flip:y;margin-left:-3pt;margin-top:13.95pt;height:0pt;width:222.5pt;z-index:251670528;mso-width-relative:page;mso-height-relative:page;" filled="f" stroked="t" coordsize="21600,21600" o:gfxdata="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">
                 <v:fill on="f" focussize="0,0"/>
@@ -2571,12 +3696,13 @@
       </w:pPr>
       <w:r>
         <w:rPr>
+          <w:noProof/>
           <w14:ligatures w14:val="standardContextual"/>
         </w:rPr>
         <mc:AlternateContent>
           <mc:Choice Requires="wps">
             <w:drawing>
-              <wp:anchor distT="0" distB="0" distL="114300" distR="114300" simplePos="0" relativeHeight="251675648" behindDoc="0" locked="0" layoutInCell="1" allowOverlap="1">
+              <wp:anchor distT="0" distB="0" distL="114300" distR="114300" simplePos="0" relativeHeight="251649536" behindDoc="0" locked="0" layoutInCell="1" allowOverlap="1" wp14:anchorId="06223E13" wp14:editId="06223E14">
                 <wp:simplePos x="0" y="0"/>
                 <wp:positionH relativeFrom="column">
                   <wp:posOffset>2673350</wp:posOffset>
@@ -2626,7 +3752,7 @@
               </wp:anchor>
             </w:drawing>
           </mc:Choice>
-          <mc:Fallback>
+          <mc:Fallback xmlns:wpsCustomData="http://www.wps.cn/officeDocument/2013/wpsCustomData">
             <w:pict>
               <v:shape id="_x0000_s1026" o:spid="_x0000_s1026" o:spt="32" type="#_x0000_t32" style="position:absolute;left:0pt;flip:y;margin-left:210.5pt;margin-top:22.5pt;height:132pt;width:151pt;z-index:251675648;mso-width-relative:page;mso-height-relative:page;" filled="f" stroked="t" coordsize="21600,21600" o:gfxdata="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">
                 <v:fill on="f" focussize="0,0"/>
@@ -2662,12 +3788,13 @@
         <w:rPr>
           <w:b/>
           <w:bCs/>
+          <w:noProof/>
           <w14:ligatures w14:val="standardContextual"/>
         </w:rPr>
         <mc:AlternateContent>
           <mc:Choice Requires="wps">
             <w:drawing>
-              <wp:anchor distT="0" distB="0" distL="114300" distR="114300" simplePos="0" relativeHeight="251672576" behindDoc="0" locked="0" layoutInCell="1" allowOverlap="1">
+              <wp:anchor distT="0" distB="0" distL="114300" distR="114300" simplePos="0" relativeHeight="251646464" behindDoc="0" locked="0" layoutInCell="1" allowOverlap="1" wp14:anchorId="06223E15" wp14:editId="06223E16">
                 <wp:simplePos x="0" y="0"/>
                 <wp:positionH relativeFrom="column">
                   <wp:posOffset>6350</wp:posOffset>
@@ -2714,7 +3841,7 @@
               </wp:anchor>
             </w:drawing>
           </mc:Choice>
-          <mc:Fallback>
+          <mc:Fallback xmlns:wpsCustomData="http://www.wps.cn/officeDocument/2013/wpsCustomData">
             <w:pict>
               <v:line id="_x0000_s1026" o:spid="_x0000_s1026" o:spt="20" style="position:absolute;left:0pt;margin-left:0.5pt;margin-top:12.95pt;height:0pt;width:214pt;z-index:251672576;mso-width-relative:page;mso-height-relative:page;" filled="f" stroked="t" coordsize="21600,21600" o:gfxdata="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">
                 <v:fill on="f" focussize="0,0"/>
@@ -2787,12 +3914,13 @@
         <w:rPr>
           <w:b/>
           <w:bCs/>
+          <w:noProof/>
           <w14:ligatures w14:val="standardContextual"/>
         </w:rPr>
         <mc:AlternateContent>
           <mc:Choice Requires="wps">
             <w:drawing>
-              <wp:anchor distT="0" distB="0" distL="114300" distR="114300" simplePos="0" relativeHeight="251678720" behindDoc="0" locked="0" layoutInCell="1" allowOverlap="1">
+              <wp:anchor distT="0" distB="0" distL="114300" distR="114300" simplePos="0" relativeHeight="251652608" behindDoc="0" locked="0" layoutInCell="1" allowOverlap="1" wp14:anchorId="06223E17" wp14:editId="06223E18">
                 <wp:simplePos x="0" y="0"/>
                 <wp:positionH relativeFrom="column">
                   <wp:posOffset>6350</wp:posOffset>
@@ -2839,7 +3967,7 @@
               </wp:anchor>
             </w:drawing>
           </mc:Choice>
-          <mc:Fallback>
+          <mc:Fallback xmlns:wpsCustomData="http://www.wps.cn/officeDocument/2013/wpsCustomData">
             <w:pict>
               <v:line id="_x0000_s1026" o:spid="_x0000_s1026" o:spt="20" style="position:absolute;left:0pt;margin-left:0.5pt;margin-top:9.1pt;height:0pt;width:210pt;z-index:251678720;mso-width-relative:page;mso-height-relative:page;" filled="f" stroked="t" coordsize="21600,21600" o:gfxdata="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">
                 <v:fill on="f" focussize="0,0"/>
@@ -2901,13 +4029,18 @@
     </w:p>
     <w:p>
       <w:pPr>
-        <w:pStyle w:val="2"/>
-      </w:pPr>
-      <w:r>
+        <w:pStyle w:val="Ttulo1"/>
+      </w:pPr>
+      <w:bookmarkStart w:id="3" w:name="_Toc235914721"/>
+      <w:r>
+        <w:rPr>
+          <w:noProof/>
+        </w:rPr>
+        <w:lastRenderedPageBreak/>
         <mc:AlternateContent>
           <mc:Choice Requires="wps">
             <w:drawing>
-              <wp:anchor distT="0" distB="0" distL="114300" distR="114300" simplePos="0" relativeHeight="251688960" behindDoc="1" locked="0" layoutInCell="1" allowOverlap="1">
+              <wp:anchor distT="0" distB="0" distL="114300" distR="114300" simplePos="0" relativeHeight="251663872" behindDoc="1" locked="0" layoutInCell="1" allowOverlap="1" wp14:anchorId="06223E19" wp14:editId="06223E1A">
                 <wp:simplePos x="0" y="0"/>
                 <wp:positionH relativeFrom="column">
                   <wp:posOffset>3289300</wp:posOffset>
@@ -2943,12 +4076,12 @@
                         <w:txbxContent>
                           <w:p>
                             <w:pPr>
-                              <w:pStyle w:val="15"/>
+                              <w:pStyle w:val="Descripcin"/>
                               <w:rPr>
                                 <w:rFonts w:eastAsia="Times New Roman" w:cs="Times New Roman"/>
                                 <w:b/>
                                 <w:bCs/>
-                                <w:color w:val="071421" w:themeColor="text2" w:themeShade="80"/>
+                                <w:color w:val="071320" w:themeColor="text2" w:themeShade="80"/>
                                 <w:kern w:val="36"/>
                                 <w:sz w:val="28"/>
                                 <w:szCs w:val="48"/>
@@ -2989,21 +4122,17 @@
           </mc:Choice>
           <mc:Fallback>
             <w:pict>
-              <v:shape id="_x0000_s1026" o:spid="_x0000_s1026" o:spt="202" type="#_x0000_t202" style="position:absolute;left:0pt;margin-left:259pt;margin-top:-7.5pt;height:11.5pt;width:250.5pt;z-index:-251627520;mso-width-relative:page;mso-height-relative:page;" fillcolor="#FFFFFF" filled="t" stroked="f" coordsize="21600,21600" o:gfxdata="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">
-                <v:fill on="t" focussize="0,0"/>
-                <v:stroke on="f"/>
-                <v:imagedata o:title=""/>
-                <o:lock v:ext="edit" aspectratio="f"/>
-                <v:textbox inset="0mm,0mm,0mm,0mm">
+              <v:shape w14:anchorId="06223E19" id="Cuadro de texto 35" o:spid="_x0000_s1032" type="#_x0000_t202" style="position:absolute;left:0;text-align:left;margin-left:259pt;margin-top:-7.5pt;width:250.5pt;height:11.5pt;z-index:-251652608;visibility:visible;mso-wrap-style:square;mso-wrap-distance-left:9pt;mso-wrap-distance-top:0;mso-wrap-distance-right:9pt;mso-wrap-distance-bottom:0;mso-position-horizontal:absolute;mso-position-horizontal-relative:text;mso-position-vertical:absolute;mso-position-vertical-relative:text;v-text-anchor:top" o:gfxdata="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" stroked="f">
+                <v:textbox inset="0,0,0,0">
                   <w:txbxContent>
                     <w:p>
                       <w:pPr>
-                        <w:pStyle w:val="15"/>
+                        <w:pStyle w:val="Descripcin"/>
                         <w:rPr>
                           <w:rFonts w:eastAsia="Times New Roman" w:cs="Times New Roman"/>
                           <w:b/>
                           <w:bCs/>
-                          <w:color w:val="071421" w:themeColor="text2" w:themeShade="80"/>
+                          <w:color w:val="071320" w:themeColor="text2" w:themeShade="80"/>
                           <w:kern w:val="36"/>
                           <w:sz w:val="28"/>
                           <w:szCs w:val="48"/>
@@ -3040,10 +4169,11 @@
       </w:r>
       <w:r>
         <w:rPr>
+          <w:noProof/>
           <w14:ligatures w14:val="standardContextual"/>
         </w:rPr>
         <w:drawing>
-          <wp:anchor distT="0" distB="0" distL="114300" distR="114300" simplePos="0" relativeHeight="251677696" behindDoc="1" locked="0" layoutInCell="1" allowOverlap="1">
+          <wp:anchor distT="0" distB="0" distL="114300" distR="114300" simplePos="0" relativeHeight="251651584" behindDoc="1" locked="0" layoutInCell="1" allowOverlap="1" wp14:anchorId="06223E1B" wp14:editId="06223E1C">
             <wp:simplePos x="0" y="0"/>
             <wp:positionH relativeFrom="column">
               <wp:posOffset>3289300</wp:posOffset>
@@ -3068,7 +4198,7 @@
                     </pic:cNvPicPr>
                   </pic:nvPicPr>
                   <pic:blipFill>
-                    <a:blip r:embed="rId8">
+                    <a:blip r:embed="rId12">
                       <a:extLst>
                         <a:ext uri="{28A0092B-C50C-407E-A947-70E740481C1C}">
                           <a14:useLocalDpi xmlns:a14="http://schemas.microsoft.com/office/drawing/2010/main" val="0"/>
@@ -3102,6 +4232,7 @@
       <w:r>
         <w:t>VENTANA DE LOGIN</w:t>
       </w:r>
+      <w:bookmarkEnd w:id="3"/>
     </w:p>
     <w:p>
       <w:pPr>
@@ -3110,12 +4241,13 @@
       </w:pPr>
       <w:r>
         <w:rPr>
+          <w:noProof/>
           <w14:ligatures w14:val="standardContextual"/>
         </w:rPr>
         <mc:AlternateContent>
           <mc:Choice Requires="wps">
             <w:drawing>
-              <wp:anchor distT="0" distB="0" distL="114300" distR="114300" simplePos="0" relativeHeight="251682816" behindDoc="0" locked="0" layoutInCell="1" allowOverlap="1">
+              <wp:anchor distT="0" distB="0" distL="114300" distR="114300" simplePos="0" relativeHeight="251656704" behindDoc="0" locked="0" layoutInCell="1" allowOverlap="1" wp14:anchorId="06223E1D" wp14:editId="06223E1E">
                 <wp:simplePos x="0" y="0"/>
                 <wp:positionH relativeFrom="column">
                   <wp:posOffset>2711450</wp:posOffset>
@@ -3165,7 +4297,7 @@
               </wp:anchor>
             </w:drawing>
           </mc:Choice>
-          <mc:Fallback>
+          <mc:Fallback xmlns:wpsCustomData="http://www.wps.cn/officeDocument/2013/wpsCustomData">
             <w:pict>
               <v:shape id="_x0000_s1026" o:spid="_x0000_s1026" o:spt="32" type="#_x0000_t32" style="position:absolute;left:0pt;margin-left:213.5pt;margin-top:29.4pt;height:0pt;width:45.5pt;z-index:251682816;mso-width-relative:page;mso-height-relative:page;" filled="f" stroked="t" coordsize="21600,21600" o:gfxdata="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">
                 <v:fill on="f" focussize="0,0"/>
@@ -3188,12 +4320,13 @@
       </w:pPr>
       <w:r>
         <w:rPr>
+          <w:noProof/>
           <w14:ligatures w14:val="standardContextual"/>
         </w:rPr>
         <mc:AlternateContent>
           <mc:Choice Requires="wps">
             <w:drawing>
-              <wp:anchor distT="0" distB="0" distL="114300" distR="114300" simplePos="0" relativeHeight="251683840" behindDoc="0" locked="0" layoutInCell="1" allowOverlap="1">
+              <wp:anchor distT="0" distB="0" distL="114300" distR="114300" simplePos="0" relativeHeight="251657728" behindDoc="0" locked="0" layoutInCell="1" allowOverlap="1" wp14:anchorId="06223E1F" wp14:editId="06223E20">
                 <wp:simplePos x="0" y="0"/>
                 <wp:positionH relativeFrom="column">
                   <wp:posOffset>0</wp:posOffset>
@@ -3245,7 +4378,7 @@
               </wp:anchor>
             </w:drawing>
           </mc:Choice>
-          <mc:Fallback>
+          <mc:Fallback xmlns:wpsCustomData="http://www.wps.cn/officeDocument/2013/wpsCustomData">
             <w:pict>
               <v:shape id="Conector: angular 28" o:spid="_x0000_s1026" o:spt="34" type="#_x0000_t34" style="position:absolute;left:0pt;margin-left:0pt;margin-top:17pt;height:22.5pt;width:352.5pt;z-index:251683840;mso-width-relative:page;mso-height-relative:page;" filled="f" stroked="t" coordsize="21600,21600" o:gfxdata="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" adj="12454">
                 <v:fill on="f" focussize="0,0"/>
@@ -3263,40 +4396,50 @@
         <w:spacing w:line="360" w:lineRule="auto"/>
         <w:ind w:firstLine="0"/>
       </w:pPr>
+      <w:proofErr w:type="spellStart"/>
       <w:r>
         <w:rPr>
           <w:b/>
           <w:bCs/>
         </w:rPr>
-        <w:t xml:space="preserve">User: </w:t>
-      </w:r>
-      <w:r>
-        <w:t xml:space="preserve"> deberá ingresar el usuario creado con anticipación.</w:t>
-      </w:r>
-    </w:p>
-    <w:p>
-      <w:pPr>
-        <w:spacing w:line="360" w:lineRule="auto"/>
-        <w:ind w:firstLine="0"/>
+        <w:t>User</w:t>
+      </w:r>
+      <w:proofErr w:type="spellEnd"/>
+      <w:r>
         <w:rPr>
           <w:b/>
           <w:bCs/>
         </w:rPr>
-      </w:pPr>
+        <w:t xml:space="preserve">: </w:t>
+      </w:r>
+      <w:r>
+        <w:t xml:space="preserve"> deberá ingresar el usuario creado con anticipación.</w:t>
+      </w:r>
     </w:p>
     <w:p>
       <w:pPr>
         <w:spacing w:line="360" w:lineRule="auto"/>
         <w:ind w:firstLine="0"/>
-      </w:pPr>
-      <w:r>
-        <w:rPr>
+        <w:rPr>
+          <w:b/>
+          <w:bCs/>
+        </w:rPr>
+      </w:pPr>
+    </w:p>
+    <w:p>
+      <w:pPr>
+        <w:spacing w:line="360" w:lineRule="auto"/>
+        <w:ind w:firstLine="0"/>
+      </w:pPr>
+      <w:r>
+        <w:rPr>
+          <w:noProof/>
           <w14:ligatures w14:val="standardContextual"/>
         </w:rPr>
         <mc:AlternateContent>
           <mc:Choice Requires="wps">
             <w:drawing>
-              <wp:anchor distT="0" distB="0" distL="114300" distR="114300" simplePos="0" relativeHeight="251679744" behindDoc="0" locked="0" layoutInCell="1" allowOverlap="1">
+              <wp:anchor distT="0" distB="0" distL="114300" distR="114300" simplePos="0" relativeHeight="251653632" behindDoc="0" locked="0" layoutInCell="1" allowOverlap="1" wp14:anchorId="06223E21" wp14:editId="06223E22">
                 <wp:simplePos x="0" y="0"/>
                 <wp:positionH relativeFrom="column">
                   <wp:posOffset>0</wp:posOffset>
@@ -3348,7 +4491,7 @@
               </wp:anchor>
             </w:drawing>
           </mc:Choice>
-          <mc:Fallback>
+          <mc:Fallback xmlns:wpsCustomData="http://www.wps.cn/officeDocument/2013/wpsCustomData">
             <w:pict>
               <v:shape id="Conector: angular 29" o:spid="_x0000_s1026" o:spt="34" type="#_x0000_t34" style="position:absolute;left:0pt;margin-left:0pt;margin-top:0.6pt;height:11pt;width:352.5pt;z-index:251679744;mso-width-relative:page;mso-height-relative:page;" filled="f" stroked="t" coordsize="21600,21600" o:gfxdata="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" adj="14123">
                 <v:fill on="f" focussize="0,0"/>
@@ -3360,12 +4503,21 @@
           </mc:Fallback>
         </mc:AlternateContent>
       </w:r>
+      <w:proofErr w:type="spellStart"/>
       <w:r>
         <w:rPr>
           <w:b/>
           <w:bCs/>
         </w:rPr>
-        <w:t xml:space="preserve">Password: </w:t>
+        <w:t>Password</w:t>
+      </w:r>
+      <w:proofErr w:type="spellEnd"/>
+      <w:r>
+        <w:rPr>
+          <w:b/>
+          <w:bCs/>
+        </w:rPr>
+        <w:t xml:space="preserve">: </w:t>
       </w:r>
       <w:r>
         <w:t xml:space="preserve"> deberá ingresar la contraseña creada anteriormente.</w:t>
@@ -3378,12 +4530,13 @@
       </w:pPr>
       <w:r>
         <w:rPr>
+          <w:noProof/>
           <w14:ligatures w14:val="standardContextual"/>
         </w:rPr>
         <mc:AlternateContent>
           <mc:Choice Requires="wps">
             <w:drawing>
-              <wp:anchor distT="0" distB="0" distL="114300" distR="114300" simplePos="0" relativeHeight="251685888" behindDoc="0" locked="0" layoutInCell="1" allowOverlap="1">
+              <wp:anchor distT="0" distB="0" distL="114300" distR="114300" simplePos="0" relativeHeight="251660800" behindDoc="0" locked="0" layoutInCell="1" allowOverlap="1" wp14:anchorId="06223E23" wp14:editId="06223E24">
                 <wp:simplePos x="0" y="0"/>
                 <wp:positionH relativeFrom="column">
                   <wp:posOffset>3035300</wp:posOffset>
@@ -3433,7 +4586,7 @@
               </wp:anchor>
             </w:drawing>
           </mc:Choice>
-          <mc:Fallback>
+          <mc:Fallback xmlns:wpsCustomData="http://www.wps.cn/officeDocument/2013/wpsCustomData">
             <w:pict>
               <v:shape id="_x0000_s1026" o:spid="_x0000_s1026" o:spt="32" type="#_x0000_t32" style="position:absolute;left:0pt;margin-left:239pt;margin-top:21.65pt;height:19pt;width:91pt;z-index:251685888;mso-width-relative:page;mso-height-relative:page;" filled="f" stroked="t" coordsize="21600,21600" o:gfxdata="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">
                 <v:fill on="f" focussize="0,0"/>
@@ -3447,12 +4600,13 @@
       </w:r>
       <w:r>
         <w:rPr>
+          <w:noProof/>
           <w14:ligatures w14:val="standardContextual"/>
         </w:rPr>
         <mc:AlternateContent>
           <mc:Choice Requires="wps">
             <w:drawing>
-              <wp:anchor distT="0" distB="0" distL="114300" distR="114300" simplePos="0" relativeHeight="251684864" behindDoc="0" locked="0" layoutInCell="1" allowOverlap="1">
+              <wp:anchor distT="0" distB="0" distL="114300" distR="114300" simplePos="0" relativeHeight="251658752" behindDoc="0" locked="0" layoutInCell="1" allowOverlap="1" wp14:anchorId="06223E25" wp14:editId="06223E26">
                 <wp:simplePos x="0" y="0"/>
                 <wp:positionH relativeFrom="column">
                   <wp:posOffset>0</wp:posOffset>
@@ -3499,7 +4653,7 @@
               </wp:anchor>
             </w:drawing>
           </mc:Choice>
-          <mc:Fallback>
+          <mc:Fallback xmlns:wpsCustomData="http://www.wps.cn/officeDocument/2013/wpsCustomData">
             <w:pict>
               <v:line id="_x0000_s1026" o:spid="_x0000_s1026" o:spt="20" style="position:absolute;left:0pt;margin-left:0pt;margin-top:18.65pt;height:3pt;width:239pt;z-index:251684864;mso-width-relative:page;mso-height-relative:page;" filled="f" stroked="t" coordsize="21600,21600" o:gfxdata="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">
                 <v:fill on="f" focussize="0,0"/>
@@ -3542,11 +4696,16 @@
     </w:p>
     <w:p>
       <w:pPr>
-        <w:pStyle w:val="2"/>
-      </w:pPr>
-      <w:r>
+        <w:pStyle w:val="Ttulo1"/>
+      </w:pPr>
+      <w:bookmarkStart w:id="4" w:name="_Toc235914722"/>
+      <w:r>
+        <w:rPr>
+          <w:noProof/>
+        </w:rPr>
+        <w:lastRenderedPageBreak/>
         <w:drawing>
-          <wp:anchor distT="0" distB="0" distL="114300" distR="114300" simplePos="0" relativeHeight="251684864" behindDoc="1" locked="0" layoutInCell="1" allowOverlap="1">
+          <wp:anchor distT="0" distB="0" distL="114300" distR="114300" simplePos="0" relativeHeight="251659776" behindDoc="1" locked="0" layoutInCell="1" allowOverlap="1" wp14:anchorId="06223E27" wp14:editId="06223E28">
             <wp:simplePos x="0" y="0"/>
             <wp:positionH relativeFrom="column">
               <wp:posOffset>3486150</wp:posOffset>
@@ -3571,7 +4730,7 @@
                     </pic:cNvPicPr>
                   </pic:nvPicPr>
                   <pic:blipFill>
-                    <a:blip r:embed="rId9"/>
+                    <a:blip r:embed="rId13"/>
                     <a:stretch>
                       <a:fillRect/>
                     </a:stretch>
@@ -3592,7 +4751,11 @@
         </w:drawing>
       </w:r>
       <w:r>
-        <w:t xml:space="preserve">Menú Principal </w:t>
+        <w:t>Menú Principal</w:t>
+      </w:r>
+      <w:bookmarkEnd w:id="4"/>
+      <w:r>
+        <w:t xml:space="preserve"> </w:t>
       </w:r>
     </w:p>
     <w:p>
@@ -3604,7 +4767,15 @@
         <w:ind w:firstLine="0"/>
       </w:pPr>
       <w:r>
-        <w:t>Si ha llegado hasta esta ventana ¡Felicidades! Ha seguido las instrucciones anteriores al pie de la letra, en esta ventana usted podrá visualizar el menú de opciones que nuestra plataforma ofrece, dentro de los cuales usted podrá consultar quienes serán los administradores de la pagina para de esta manera contactarse en caso de necesitar asistencia personalizada.</w:t>
+        <w:t xml:space="preserve">Si ha llegado hasta esta ventana ¡Felicidades! Ha seguido las instrucciones anteriores al pie de la letra, en esta ventana usted podrá visualizar el menú de opciones que nuestra plataforma ofrece, dentro de los cuales usted podrá consultar quienes serán los administradores de la </w:t>
+      </w:r>
+      <w:proofErr w:type="spellStart"/>
+      <w:r>
+        <w:t>pagina</w:t>
+      </w:r>
+      <w:proofErr w:type="spellEnd"/>
+      <w:r>
+        <w:t xml:space="preserve"> para de esta manera contactarse en caso de necesitar asistencia personalizada.</w:t>
       </w:r>
     </w:p>
     <w:p>
@@ -3626,12 +4797,13 @@
       </w:pPr>
       <w:r>
         <w:rPr>
+          <w:noProof/>
           <w14:ligatures w14:val="standardContextual"/>
         </w:rPr>
         <mc:AlternateContent>
           <mc:Choice Requires="wps">
             <w:drawing>
-              <wp:anchor distT="0" distB="0" distL="114300" distR="114300" simplePos="0" relativeHeight="251693056" behindDoc="0" locked="0" layoutInCell="1" allowOverlap="1">
+              <wp:anchor distT="0" distB="0" distL="114300" distR="114300" simplePos="0" relativeHeight="251667968" behindDoc="0" locked="0" layoutInCell="1" allowOverlap="1" wp14:anchorId="06223E29" wp14:editId="06223E2A">
                 <wp:simplePos x="0" y="0"/>
                 <wp:positionH relativeFrom="column">
                   <wp:posOffset>2703830</wp:posOffset>
@@ -3681,7 +4853,7 @@
               </wp:anchor>
             </w:drawing>
           </mc:Choice>
-          <mc:Fallback>
+          <mc:Fallback xmlns:wpsCustomData="http://www.wps.cn/officeDocument/2013/wpsCustomData">
             <w:pict>
               <v:shape id="_x0000_s1026" o:spid="_x0000_s1026" o:spt="32" type="#_x0000_t32" style="position:absolute;left:0pt;flip:y;margin-left:212.9pt;margin-top:10.2pt;height:4.1pt;width:128.2pt;z-index:251693056;mso-width-relative:page;mso-height-relative:page;" filled="f" stroked="t" coordsize="21600,21600" o:gfxdata="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">
                 <v:fill on="f" focussize="0,0"/>
@@ -3695,12 +4867,13 @@
       </w:r>
       <w:r>
         <w:rPr>
+          <w:noProof/>
           <w14:ligatures w14:val="standardContextual"/>
         </w:rPr>
         <mc:AlternateContent>
           <mc:Choice Requires="wps">
             <w:drawing>
-              <wp:anchor distT="0" distB="0" distL="114300" distR="114300" simplePos="0" relativeHeight="251692032" behindDoc="0" locked="0" layoutInCell="1" allowOverlap="1">
+              <wp:anchor distT="0" distB="0" distL="114300" distR="114300" simplePos="0" relativeHeight="251666944" behindDoc="0" locked="0" layoutInCell="1" allowOverlap="1" wp14:anchorId="06223E2B" wp14:editId="06223E2C">
                 <wp:simplePos x="0" y="0"/>
                 <wp:positionH relativeFrom="column">
                   <wp:posOffset>-25400</wp:posOffset>
@@ -3747,7 +4920,7 @@
               </wp:anchor>
             </w:drawing>
           </mc:Choice>
-          <mc:Fallback>
+          <mc:Fallback xmlns:wpsCustomData="http://www.wps.cn/officeDocument/2013/wpsCustomData">
             <w:pict>
               <v:line id="_x0000_s1026" o:spid="_x0000_s1026" o:spt="20" style="position:absolute;left:0pt;flip:y;margin-left:-2pt;margin-top:14.25pt;height:0pt;width:215pt;z-index:251692032;mso-width-relative:page;mso-height-relative:page;" filled="f" stroked="t" coordsize="21600,21600" o:gfxdata="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">
                 <v:fill on="f" focussize="0,0"/>
@@ -3772,12 +4945,13 @@
         <w:rPr>
           <w:b/>
           <w:bCs/>
+          <w:noProof/>
           <w14:ligatures w14:val="standardContextual"/>
         </w:rPr>
         <mc:AlternateContent>
           <mc:Choice Requires="wps">
             <w:drawing>
-              <wp:anchor distT="0" distB="0" distL="114300" distR="114300" simplePos="0" relativeHeight="251695104" behindDoc="0" locked="0" layoutInCell="1" allowOverlap="1">
+              <wp:anchor distT="0" distB="0" distL="114300" distR="114300" simplePos="0" relativeHeight="251670016" behindDoc="0" locked="0" layoutInCell="1" allowOverlap="1" wp14:anchorId="06223E2D" wp14:editId="06223E2E">
                 <wp:simplePos x="0" y="0"/>
                 <wp:positionH relativeFrom="column">
                   <wp:posOffset>2736215</wp:posOffset>
@@ -3827,7 +5001,7 @@
               </wp:anchor>
             </w:drawing>
           </mc:Choice>
-          <mc:Fallback>
+          <mc:Fallback xmlns:wpsCustomData="http://www.wps.cn/officeDocument/2013/wpsCustomData">
             <w:pict>
               <v:shape id="_x0000_s1026" o:spid="_x0000_s1026" o:spt="32" type="#_x0000_t32" style="position:absolute;left:0pt;flip:y;margin-left:215.45pt;margin-top:36.05pt;height:57.7pt;width:130.25pt;z-index:251695104;mso-width-relative:page;mso-height-relative:page;" filled="f" stroked="t" coordsize="21600,21600" o:gfxdata="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">
                 <v:fill on="f" focussize="0,0"/>
@@ -3860,12 +5034,13 @@
       </w:pPr>
       <w:r>
         <w:rPr>
+          <w:noProof/>
           <w14:ligatures w14:val="standardContextual"/>
         </w:rPr>
         <mc:AlternateContent>
           <mc:Choice Requires="wps">
             <w:drawing>
-              <wp:anchor distT="0" distB="0" distL="114300" distR="114300" simplePos="0" relativeHeight="251697152" behindDoc="0" locked="0" layoutInCell="1" allowOverlap="1">
+              <wp:anchor distT="0" distB="0" distL="114300" distR="114300" simplePos="0" relativeHeight="251672064" behindDoc="0" locked="0" layoutInCell="1" allowOverlap="1" wp14:anchorId="06223E2F" wp14:editId="06223E30">
                 <wp:simplePos x="0" y="0"/>
                 <wp:positionH relativeFrom="column">
                   <wp:posOffset>2639060</wp:posOffset>
@@ -3915,7 +5090,7 @@
               </wp:anchor>
             </w:drawing>
           </mc:Choice>
-          <mc:Fallback>
+          <mc:Fallback xmlns:wpsCustomData="http://www.wps.cn/officeDocument/2013/wpsCustomData">
             <w:pict>
               <v:shape id="_x0000_s1026" o:spid="_x0000_s1026" o:spt="32" type="#_x0000_t32" style="position:absolute;left:0pt;flip:y;margin-left:207.8pt;margin-top:1.15pt;height:99.55pt;width:137.9pt;z-index:251697152;mso-width-relative:page;mso-height-relative:page;" filled="f" stroked="t" coordsize="21600,21600" o:gfxdata="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">
                 <v:fill on="f" focussize="0,0"/>
@@ -3929,12 +5104,13 @@
       </w:r>
       <w:r>
         <w:rPr>
+          <w:noProof/>
           <w14:ligatures w14:val="standardContextual"/>
         </w:rPr>
         <mc:AlternateContent>
           <mc:Choice Requires="wps">
             <w:drawing>
-              <wp:anchor distT="0" distB="0" distL="114300" distR="114300" simplePos="0" relativeHeight="251694080" behindDoc="0" locked="0" layoutInCell="1" allowOverlap="1">
+              <wp:anchor distT="0" distB="0" distL="114300" distR="114300" simplePos="0" relativeHeight="251668992" behindDoc="0" locked="0" layoutInCell="1" allowOverlap="1" wp14:anchorId="06223E31" wp14:editId="06223E32">
                 <wp:simplePos x="0" y="0"/>
                 <wp:positionH relativeFrom="column">
                   <wp:posOffset>-25400</wp:posOffset>
@@ -3981,7 +5157,7 @@
               </wp:anchor>
             </w:drawing>
           </mc:Choice>
-          <mc:Fallback>
+          <mc:Fallback xmlns:wpsCustomData="http://www.wps.cn/officeDocument/2013/wpsCustomData">
             <w:pict>
               <v:line id="_x0000_s1026" o:spid="_x0000_s1026" o:spt="20" style="position:absolute;left:0pt;margin-left:-2pt;margin-top:17.5pt;height:0pt;width:217.55pt;z-index:251694080;mso-width-relative:page;mso-height-relative:page;" filled="f" stroked="t" coordsize="21600,21600" o:gfxdata="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">
                 <v:fill on="f" focussize="0,0"/>
@@ -4006,12 +5182,13 @@
         <w:rPr>
           <w:b/>
           <w:bCs/>
+          <w:noProof/>
           <w14:ligatures w14:val="standardContextual"/>
         </w:rPr>
         <mc:AlternateContent>
           <mc:Choice Requires="wps">
             <w:drawing>
-              <wp:anchor distT="0" distB="0" distL="114300" distR="114300" simplePos="0" relativeHeight="251699200" behindDoc="0" locked="0" layoutInCell="1" allowOverlap="1">
+              <wp:anchor distT="0" distB="0" distL="114300" distR="114300" simplePos="0" relativeHeight="251674112" behindDoc="0" locked="0" layoutInCell="1" allowOverlap="1" wp14:anchorId="06223E33" wp14:editId="06223E34">
                 <wp:simplePos x="0" y="0"/>
                 <wp:positionH relativeFrom="column">
                   <wp:posOffset>2826385</wp:posOffset>
@@ -4061,7 +5238,7 @@
               </wp:anchor>
             </w:drawing>
           </mc:Choice>
-          <mc:Fallback>
+          <mc:Fallback xmlns:wpsCustomData="http://www.wps.cn/officeDocument/2013/wpsCustomData">
             <w:pict>
               <v:shape id="_x0000_s1026" o:spid="_x0000_s1026" o:spt="32" type="#_x0000_t32" style="position:absolute;left:0pt;flip:y;margin-left:222.55pt;margin-top:23.45pt;height:153.7pt;width:123.1pt;z-index:251699200;mso-width-relative:page;mso-height-relative:page;" filled="f" stroked="t" coordsize="21600,21600" o:gfxdata="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">
                 <v:fill on="f" focussize="0,0"/>
@@ -4094,12 +5271,13 @@
       </w:pPr>
       <w:r>
         <w:rPr>
+          <w:noProof/>
           <w14:ligatures w14:val="standardContextual"/>
         </w:rPr>
         <mc:AlternateContent>
           <mc:Choice Requires="wps">
             <w:drawing>
-              <wp:anchor distT="0" distB="0" distL="114300" distR="114300" simplePos="0" relativeHeight="251701248" behindDoc="0" locked="0" layoutInCell="1" allowOverlap="1">
+              <wp:anchor distT="0" distB="0" distL="114300" distR="114300" simplePos="0" relativeHeight="251676160" behindDoc="0" locked="0" layoutInCell="1" allowOverlap="1" wp14:anchorId="06223E35" wp14:editId="06223E36">
                 <wp:simplePos x="0" y="0"/>
                 <wp:positionH relativeFrom="column">
                   <wp:posOffset>2534920</wp:posOffset>
@@ -4149,7 +5327,7 @@
               </wp:anchor>
             </w:drawing>
           </mc:Choice>
-          <mc:Fallback>
+          <mc:Fallback xmlns:wpsCustomData="http://www.wps.cn/officeDocument/2013/wpsCustomData">
             <w:pict>
               <v:shape id="_x0000_s1026" o:spid="_x0000_s1026" o:spt="32" type="#_x0000_t32" style="position:absolute;left:0pt;flip:y;margin-left:199.6pt;margin-top:3.2pt;height:209.85pt;width:157.35pt;z-index:251701248;mso-width-relative:page;mso-height-relative:page;" filled="f" stroked="t" coordsize="21600,21600" o:gfxdata="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">
                 <v:fill on="f" focussize="0,0"/>
@@ -4163,12 +5341,13 @@
       </w:r>
       <w:r>
         <w:rPr>
+          <w:noProof/>
           <w14:ligatures w14:val="standardContextual"/>
         </w:rPr>
         <mc:AlternateContent>
           <mc:Choice Requires="wps">
             <w:drawing>
-              <wp:anchor distT="0" distB="0" distL="114300" distR="114300" simplePos="0" relativeHeight="251696128" behindDoc="0" locked="0" layoutInCell="1" allowOverlap="1">
+              <wp:anchor distT="0" distB="0" distL="114300" distR="114300" simplePos="0" relativeHeight="251671040" behindDoc="0" locked="0" layoutInCell="1" allowOverlap="1" wp14:anchorId="06223E37" wp14:editId="06223E38">
                 <wp:simplePos x="0" y="0"/>
                 <wp:positionH relativeFrom="column">
                   <wp:posOffset>-25400</wp:posOffset>
@@ -4215,7 +5394,7 @@
               </wp:anchor>
             </w:drawing>
           </mc:Choice>
-          <mc:Fallback>
+          <mc:Fallback xmlns:wpsCustomData="http://www.wps.cn/officeDocument/2013/wpsCustomData">
             <w:pict>
               <v:line id="_x0000_s1026" o:spid="_x0000_s1026" o:spt="20" style="position:absolute;left:0pt;margin-left:-2pt;margin-top:16.5pt;height:0pt;width:209.85pt;z-index:251696128;mso-width-relative:page;mso-height-relative:page;" filled="f" stroked="t" coordsize="21600,21600" o:gfxdata="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">
                 <v:fill on="f" focussize="0,0"/>
@@ -4257,12 +5436,13 @@
       </w:pPr>
       <w:r>
         <w:rPr>
+          <w:noProof/>
           <w14:ligatures w14:val="standardContextual"/>
         </w:rPr>
         <mc:AlternateContent>
           <mc:Choice Requires="wps">
             <w:drawing>
-              <wp:anchor distT="0" distB="0" distL="114300" distR="114300" simplePos="0" relativeHeight="251698176" behindDoc="0" locked="0" layoutInCell="1" allowOverlap="1">
+              <wp:anchor distT="0" distB="0" distL="114300" distR="114300" simplePos="0" relativeHeight="251673088" behindDoc="0" locked="0" layoutInCell="1" allowOverlap="1" wp14:anchorId="06223E39" wp14:editId="06223E3A">
                 <wp:simplePos x="0" y="0"/>
                 <wp:positionH relativeFrom="column">
                   <wp:posOffset>25400</wp:posOffset>
@@ -4309,7 +5489,7 @@
               </wp:anchor>
             </w:drawing>
           </mc:Choice>
-          <mc:Fallback>
+          <mc:Fallback xmlns:wpsCustomData="http://www.wps.cn/officeDocument/2013/wpsCustomData">
             <w:pict>
               <v:line id="_x0000_s1026" o:spid="_x0000_s1026" o:spt="20" style="position:absolute;left:0pt;margin-left:2pt;margin-top:16.65pt;height:0pt;width:220.6pt;z-index:251698176;mso-width-relative:page;mso-height-relative:page;" filled="f" stroked="t" coordsize="21600,21600" o:gfxdata="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">
                 <v:fill on="f" focussize="0,0"/>
@@ -4338,7 +5518,15 @@
         <w:t xml:space="preserve">Botón consultas y reportes.- </w:t>
       </w:r>
       <w:r>
-        <w:t>Al dar clic en este botón se abrirá una ventana, en la cual podrás consultar el calendario de eventos, nomina de participantes de eventos y obtener un reporte de asistencia por cada evento.</w:t>
+        <w:t xml:space="preserve">Al dar clic en este botón se abrirá una ventana, en la cual podrás consultar el calendario de eventos, </w:t>
+      </w:r>
+      <w:proofErr w:type="spellStart"/>
+      <w:r>
+        <w:t>nomina</w:t>
+      </w:r>
+      <w:proofErr w:type="spellEnd"/>
+      <w:r>
+        <w:t xml:space="preserve"> de participantes de eventos y obtener un reporte de asistencia por cada evento.</w:t>
       </w:r>
     </w:p>
     <w:p>
@@ -4351,12 +5539,13 @@
       </w:pPr>
       <w:r>
         <w:rPr>
+          <w:noProof/>
           <w14:ligatures w14:val="standardContextual"/>
         </w:rPr>
         <mc:AlternateContent>
           <mc:Choice Requires="wps">
             <w:drawing>
-              <wp:anchor distT="0" distB="0" distL="114300" distR="114300" simplePos="0" relativeHeight="251700224" behindDoc="0" locked="0" layoutInCell="1" allowOverlap="1">
+              <wp:anchor distT="0" distB="0" distL="114300" distR="114300" simplePos="0" relativeHeight="251675136" behindDoc="0" locked="0" layoutInCell="1" allowOverlap="1" wp14:anchorId="06223E3B" wp14:editId="06223E3C">
                 <wp:simplePos x="0" y="0"/>
                 <wp:positionH relativeFrom="column">
                   <wp:posOffset>-25400</wp:posOffset>
@@ -4403,7 +5592,7 @@
               </wp:anchor>
             </w:drawing>
           </mc:Choice>
-          <mc:Fallback>
+          <mc:Fallback xmlns:wpsCustomData="http://www.wps.cn/officeDocument/2013/wpsCustomData">
             <w:pict>
               <v:line id="_x0000_s1026" o:spid="_x0000_s1026" o:spt="20" style="position:absolute;left:0pt;margin-left:-2pt;margin-top:17.3pt;height:0pt;width:201.7pt;z-index:251700224;mso-width-relative:page;mso-height-relative:page;" filled="f" stroked="t" coordsize="21600,21600" o:gfxdata="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">
                 <v:fill on="f" focussize="0,0"/>
@@ -4474,19 +5663,21 @@
           <w:sz w:val="28"/>
           <w:szCs w:val="28"/>
         </w:rPr>
+        <w:lastRenderedPageBreak/>
         <w:t>Consulta De Reporte</w:t>
       </w:r>
     </w:p>
     <w:p>
       <w:pPr>
-        <w:pStyle w:val="16"/>
-        <w:rPr>
-          <w:sz w:val="22"/>
-          <w:szCs w:val="22"/>
-        </w:rPr>
-      </w:pPr>
-      <w:r>
-        <w:rPr>
+        <w:pStyle w:val="NormalWeb"/>
+        <w:rPr>
+          <w:sz w:val="22"/>
+          <w:szCs w:val="22"/>
+        </w:rPr>
+      </w:pPr>
+      <w:r>
+        <w:rPr>
+          <w:noProof/>
           <w:sz w:val="22"/>
           <w:szCs w:val="22"/>
           <w14:ligatures w14:val="standardContextual"/>
@@ -4494,7 +5685,7 @@
         <mc:AlternateContent>
           <mc:Choice Requires="wps">
             <w:drawing>
-              <wp:anchor distT="0" distB="0" distL="114300" distR="114300" simplePos="0" relativeHeight="251704320" behindDoc="0" locked="0" layoutInCell="1" allowOverlap="1">
+              <wp:anchor distT="0" distB="0" distL="114300" distR="114300" simplePos="0" relativeHeight="251679232" behindDoc="0" locked="0" layoutInCell="1" allowOverlap="1" wp14:anchorId="06223E3D" wp14:editId="06223E3E">
                 <wp:simplePos x="0" y="0"/>
                 <wp:positionH relativeFrom="column">
                   <wp:posOffset>2216150</wp:posOffset>
@@ -4546,7 +5737,7 @@
               </wp:anchor>
             </w:drawing>
           </mc:Choice>
-          <mc:Fallback>
+          <mc:Fallback xmlns:wpsCustomData="http://www.wps.cn/officeDocument/2013/wpsCustomData">
             <w:pict>
               <v:shape id="Conector: angular 45" o:spid="_x0000_s1026" o:spt="34" type="#_x0000_t34" style="position:absolute;left:0pt;flip:y;margin-left:174.5pt;margin-top:61.45pt;height:96.5pt;width:109.1pt;z-index:251704320;mso-width-relative:page;mso-height-relative:page;" filled="f" stroked="t" coordsize="21600,21600" o:gfxdata="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" adj="15452">
                 <v:fill on="f" focussize="0,0"/>
@@ -4568,7 +5759,7 @@
     </w:p>
     <w:p>
       <w:pPr>
-        <w:pStyle w:val="16"/>
+        <w:pStyle w:val="NormalWeb"/>
         <w:rPr>
           <w:sz w:val="22"/>
           <w:szCs w:val="22"/>
@@ -4584,15 +5775,15 @@
     </w:p>
     <w:p>
       <w:pPr>
-        <w:pStyle w:val="16"/>
-        <w:rPr>
-          <w:sz w:val="22"/>
-          <w:szCs w:val="22"/>
-        </w:rPr>
-      </w:pPr>
-      <w:r>
-        <w:rPr>
-          <w:rStyle w:val="14"/>
+        <w:pStyle w:val="NormalWeb"/>
+        <w:rPr>
+          <w:sz w:val="22"/>
+          <w:szCs w:val="22"/>
+        </w:rPr>
+      </w:pPr>
+      <w:r>
+        <w:rPr>
+          <w:rStyle w:val="Textoennegrita"/>
           <w:rFonts w:eastAsiaTheme="minorEastAsia"/>
           <w:sz w:val="22"/>
           <w:szCs w:val="22"/>
@@ -4609,15 +5800,15 @@
     </w:p>
     <w:p>
       <w:pPr>
-        <w:pStyle w:val="16"/>
-        <w:rPr>
-          <w:sz w:val="22"/>
-          <w:szCs w:val="22"/>
-        </w:rPr>
-      </w:pPr>
-      <w:r>
-        <w:rPr>
-          <w:rStyle w:val="14"/>
+        <w:pStyle w:val="NormalWeb"/>
+        <w:rPr>
+          <w:sz w:val="22"/>
+          <w:szCs w:val="22"/>
+        </w:rPr>
+      </w:pPr>
+      <w:r>
+        <w:rPr>
+          <w:rStyle w:val="Textoennegrita"/>
           <w:rFonts w:eastAsiaTheme="minorEastAsia"/>
           <w:sz w:val="22"/>
           <w:szCs w:val="22"/>
@@ -4634,15 +5825,15 @@
     </w:p>
     <w:p>
       <w:pPr>
-        <w:pStyle w:val="16"/>
-        <w:rPr>
-          <w:sz w:val="22"/>
-          <w:szCs w:val="22"/>
-        </w:rPr>
-      </w:pPr>
-      <w:r>
-        <w:rPr>
-          <w:rStyle w:val="14"/>
+        <w:pStyle w:val="NormalWeb"/>
+        <w:rPr>
+          <w:sz w:val="22"/>
+          <w:szCs w:val="22"/>
+        </w:rPr>
+      </w:pPr>
+      <w:r>
+        <w:rPr>
+          <w:rStyle w:val="Textoennegrita"/>
           <w:rFonts w:eastAsiaTheme="minorEastAsia"/>
           <w:sz w:val="22"/>
           <w:szCs w:val="22"/>
@@ -4659,15 +5850,15 @@
     </w:p>
     <w:p>
       <w:pPr>
-        <w:pStyle w:val="16"/>
-        <w:rPr>
-          <w:sz w:val="22"/>
-          <w:szCs w:val="22"/>
-        </w:rPr>
-      </w:pPr>
-      <w:r>
-        <w:rPr>
-          <w:rStyle w:val="14"/>
+        <w:pStyle w:val="NormalWeb"/>
+        <w:rPr>
+          <w:sz w:val="22"/>
+          <w:szCs w:val="22"/>
+        </w:rPr>
+      </w:pPr>
+      <w:r>
+        <w:rPr>
+          <w:rStyle w:val="Textoennegrita"/>
           <w:rFonts w:eastAsiaTheme="minorEastAsia"/>
           <w:sz w:val="22"/>
           <w:szCs w:val="22"/>
@@ -4684,7 +5875,7 @@
     </w:p>
     <w:p>
       <w:pPr>
-        <w:pStyle w:val="16"/>
+        <w:pStyle w:val="NormalWeb"/>
         <w:ind w:left="720"/>
         <w:rPr>
           <w:b/>
@@ -4705,7 +5896,7 @@
     </w:p>
     <w:p>
       <w:pPr>
-        <w:pStyle w:val="16"/>
+        <w:pStyle w:val="NormalWeb"/>
         <w:numPr>
           <w:ilvl w:val="0"/>
           <w:numId w:val="1"/>
@@ -4724,7 +5915,7 @@
       </w:r>
       <w:r>
         <w:rPr>
-          <w:rStyle w:val="14"/>
+          <w:rStyle w:val="Textoennegrita"/>
           <w:rFonts w:eastAsiaTheme="minorEastAsia"/>
           <w:sz w:val="22"/>
           <w:szCs w:val="22"/>
@@ -4741,7 +5932,7 @@
     </w:p>
     <w:p>
       <w:pPr>
-        <w:pStyle w:val="16"/>
+        <w:pStyle w:val="NormalWeb"/>
         <w:numPr>
           <w:ilvl w:val="0"/>
           <w:numId w:val="1"/>
@@ -4761,7 +5952,7 @@
     </w:p>
     <w:p>
       <w:pPr>
-        <w:pStyle w:val="16"/>
+        <w:pStyle w:val="NormalWeb"/>
         <w:numPr>
           <w:ilvl w:val="0"/>
           <w:numId w:val="1"/>
@@ -4781,7 +5972,7 @@
     </w:p>
     <w:p>
       <w:pPr>
-        <w:pStyle w:val="16"/>
+        <w:pStyle w:val="NormalWeb"/>
         <w:numPr>
           <w:ilvl w:val="0"/>
           <w:numId w:val="1"/>
@@ -4801,7 +5992,7 @@
     </w:p>
     <w:p>
       <w:pPr>
-        <w:pStyle w:val="16"/>
+        <w:pStyle w:val="NormalWeb"/>
         <w:numPr>
           <w:ilvl w:val="0"/>
           <w:numId w:val="1"/>
@@ -4821,7 +6012,7 @@
     </w:p>
     <w:p>
       <w:pPr>
-        <w:pStyle w:val="16"/>
+        <w:pStyle w:val="NormalWeb"/>
         <w:ind w:left="360"/>
         <w:rPr>
           <w:sz w:val="22"/>
@@ -4831,7 +6022,7 @@
     </w:p>
     <w:p>
       <w:pPr>
-        <w:pStyle w:val="16"/>
+        <w:pStyle w:val="NormalWeb"/>
         <w:ind w:left="360"/>
         <w:rPr>
           <w:sz w:val="22"/>
@@ -4841,7 +6032,7 @@
     </w:p>
     <w:p>
       <w:pPr>
-        <w:pStyle w:val="16"/>
+        <w:pStyle w:val="NormalWeb"/>
         <w:ind w:left="360"/>
         <w:rPr>
           <w:sz w:val="22"/>
@@ -4851,7 +6042,7 @@
     </w:p>
     <w:p>
       <w:pPr>
-        <w:pStyle w:val="16"/>
+        <w:pStyle w:val="NormalWeb"/>
         <w:ind w:left="360"/>
         <w:rPr>
           <w:sz w:val="22"/>
@@ -4861,7 +6052,7 @@
     </w:p>
     <w:p>
       <w:pPr>
-        <w:pStyle w:val="16"/>
+        <w:pStyle w:val="NormalWeb"/>
         <w:ind w:left="360"/>
         <w:rPr>
           <w:sz w:val="22"/>
@@ -4871,7 +6062,7 @@
     </w:p>
     <w:p>
       <w:pPr>
-        <w:pStyle w:val="16"/>
+        <w:pStyle w:val="NormalWeb"/>
         <w:ind w:left="360"/>
         <w:rPr>
           <w:sz w:val="22"/>
@@ -4881,7 +6072,7 @@
     </w:p>
     <w:p>
       <w:pPr>
-        <w:pStyle w:val="16"/>
+        <w:pStyle w:val="NormalWeb"/>
         <w:ind w:left="360"/>
         <w:rPr>
           <w:sz w:val="22"/>
@@ -4891,7 +6082,7 @@
     </w:p>
     <w:p>
       <w:pPr>
-        <w:pStyle w:val="16"/>
+        <w:pStyle w:val="NormalWeb"/>
         <w:ind w:left="360"/>
         <w:rPr>
           <w:sz w:val="22"/>
@@ -4901,7 +6092,7 @@
     </w:p>
     <w:p>
       <w:pPr>
-        <w:pStyle w:val="16"/>
+        <w:pStyle w:val="NormalWeb"/>
         <w:ind w:left="360"/>
         <w:rPr>
           <w:sz w:val="22"/>
@@ -4911,12 +6102,15 @@
     </w:p>
     <w:p>
       <w:pPr>
-        <w:pStyle w:val="16"/>
+        <w:pStyle w:val="NormalWeb"/>
         <w:ind w:left="360"/>
       </w:pPr>
       <w:r>
+        <w:rPr>
+          <w:noProof/>
+        </w:rPr>
         <w:drawing>
-          <wp:anchor distT="0" distB="0" distL="114300" distR="114300" simplePos="0" relativeHeight="251691008" behindDoc="1" locked="0" layoutInCell="1" allowOverlap="1">
+          <wp:anchor distT="0" distB="0" distL="114300" distR="114300" simplePos="0" relativeHeight="251665920" behindDoc="1" locked="0" layoutInCell="1" allowOverlap="1" wp14:anchorId="06223E3F" wp14:editId="06223E40">
             <wp:simplePos x="0" y="0"/>
             <wp:positionH relativeFrom="column">
               <wp:posOffset>149225</wp:posOffset>
@@ -4941,7 +6135,7 @@
                     </pic:cNvPicPr>
                   </pic:nvPicPr>
                   <pic:blipFill>
-                    <a:blip r:embed="rId10"/>
+                    <a:blip r:embed="rId14"/>
                     <a:stretch>
                       <a:fillRect/>
                     </a:stretch>
@@ -4964,133 +6158,133 @@
     </w:p>
     <w:p>
       <w:pPr>
-        <w:pStyle w:val="16"/>
+        <w:pStyle w:val="NormalWeb"/>
         <w:ind w:left="360"/>
       </w:pPr>
     </w:p>
     <w:p>
       <w:pPr>
-        <w:pStyle w:val="16"/>
+        <w:pStyle w:val="NormalWeb"/>
         <w:ind w:left="360"/>
       </w:pPr>
     </w:p>
     <w:p>
       <w:pPr>
-        <w:pStyle w:val="16"/>
+        <w:pStyle w:val="NormalWeb"/>
         <w:ind w:left="360"/>
       </w:pPr>
     </w:p>
     <w:p>
       <w:pPr>
-        <w:pStyle w:val="16"/>
+        <w:pStyle w:val="NormalWeb"/>
         <w:ind w:left="360"/>
       </w:pPr>
     </w:p>
     <w:p>
       <w:pPr>
-        <w:pStyle w:val="16"/>
+        <w:pStyle w:val="NormalWeb"/>
         <w:ind w:left="360"/>
       </w:pPr>
     </w:p>
     <w:p>
       <w:pPr>
-        <w:pStyle w:val="16"/>
+        <w:pStyle w:val="NormalWeb"/>
         <w:ind w:left="360"/>
       </w:pPr>
     </w:p>
     <w:p>
       <w:pPr>
-        <w:pStyle w:val="16"/>
+        <w:pStyle w:val="NormalWeb"/>
         <w:ind w:left="360"/>
       </w:pPr>
     </w:p>
     <w:p>
       <w:pPr>
-        <w:pStyle w:val="16"/>
+        <w:pStyle w:val="NormalWeb"/>
         <w:ind w:left="360"/>
       </w:pPr>
     </w:p>
     <w:p>
       <w:pPr>
-        <w:pStyle w:val="16"/>
+        <w:pStyle w:val="NormalWeb"/>
         <w:ind w:left="360"/>
       </w:pPr>
     </w:p>
     <w:p>
       <w:pPr>
-        <w:pStyle w:val="16"/>
+        <w:pStyle w:val="NormalWeb"/>
         <w:ind w:left="360"/>
       </w:pPr>
     </w:p>
     <w:p>
       <w:pPr>
-        <w:pStyle w:val="16"/>
+        <w:pStyle w:val="NormalWeb"/>
         <w:ind w:left="360"/>
       </w:pPr>
     </w:p>
     <w:p>
       <w:pPr>
-        <w:pStyle w:val="16"/>
+        <w:pStyle w:val="NormalWeb"/>
         <w:ind w:left="360"/>
       </w:pPr>
     </w:p>
     <w:p>
       <w:pPr>
-        <w:pStyle w:val="16"/>
+        <w:pStyle w:val="NormalWeb"/>
         <w:ind w:left="360"/>
       </w:pPr>
     </w:p>
     <w:p>
       <w:pPr>
-        <w:pStyle w:val="16"/>
+        <w:pStyle w:val="NormalWeb"/>
         <w:ind w:left="360"/>
       </w:pPr>
     </w:p>
     <w:p>
       <w:pPr>
-        <w:pStyle w:val="16"/>
+        <w:pStyle w:val="NormalWeb"/>
         <w:ind w:left="360"/>
       </w:pPr>
     </w:p>
     <w:p>
       <w:pPr>
-        <w:pStyle w:val="16"/>
+        <w:pStyle w:val="NormalWeb"/>
         <w:ind w:left="360"/>
       </w:pPr>
     </w:p>
     <w:p>
       <w:pPr>
-        <w:pStyle w:val="16"/>
+        <w:pStyle w:val="NormalWeb"/>
         <w:ind w:left="360"/>
       </w:pPr>
     </w:p>
     <w:p>
       <w:pPr>
-        <w:pStyle w:val="16"/>
+        <w:pStyle w:val="NormalWeb"/>
         <w:ind w:left="360"/>
       </w:pPr>
     </w:p>
     <w:p>
       <w:pPr>
-        <w:pStyle w:val="16"/>
+        <w:pStyle w:val="NormalWeb"/>
         <w:ind w:left="360"/>
       </w:pPr>
     </w:p>
     <w:p>
       <w:pPr>
-        <w:pStyle w:val="16"/>
+        <w:pStyle w:val="NormalWeb"/>
         <w:ind w:left="360"/>
       </w:pPr>
     </w:p>
     <w:p>
       <w:pPr>
-        <w:pStyle w:val="16"/>
+        <w:pStyle w:val="NormalWeb"/>
         <w:ind w:left="360"/>
       </w:pPr>
     </w:p>
     <w:p>
       <w:pPr>
-        <w:pStyle w:val="16"/>
+        <w:pStyle w:val="NormalWeb"/>
         <w:ind w:left="720"/>
         <w:rPr>
           <w:sz w:val="28"/>
@@ -5099,17 +6293,18 @@
       </w:pPr>
       <w:r>
         <w:rPr>
-          <w:rStyle w:val="14"/>
+          <w:rStyle w:val="Textoennegrita"/>
           <w:rFonts w:eastAsiaTheme="minorEastAsia"/>
           <w:sz w:val="28"/>
           <w:szCs w:val="28"/>
         </w:rPr>
+        <w:lastRenderedPageBreak/>
         <w:t>Administración de Usuarios</w:t>
       </w:r>
     </w:p>
     <w:p>
       <w:pPr>
-        <w:pStyle w:val="16"/>
+        <w:pStyle w:val="NormalWeb"/>
         <w:rPr>
           <w:sz w:val="22"/>
           <w:szCs w:val="22"/>
@@ -5125,9 +6320,9 @@
     </w:p>
     <w:p>
       <w:pPr>
-        <w:pStyle w:val="16"/>
-        <w:rPr>
-          <w:rStyle w:val="14"/>
+        <w:pStyle w:val="NormalWeb"/>
+        <w:rPr>
+          <w:rStyle w:val="Textoennegrita"/>
           <w:rFonts w:eastAsiaTheme="minorEastAsia"/>
           <w:sz w:val="22"/>
           <w:szCs w:val="22"/>
@@ -5138,6 +6333,7 @@
           <w:rFonts w:eastAsiaTheme="minorEastAsia"/>
           <w:b/>
           <w:bCs/>
+          <w:noProof/>
           <w:sz w:val="22"/>
           <w:szCs w:val="22"/>
           <w14:ligatures w14:val="standardContextual"/>
@@ -5145,7 +6341,7 @@
         <mc:AlternateContent>
           <mc:Choice Requires="wps">
             <w:drawing>
-              <wp:anchor distT="0" distB="0" distL="114300" distR="114300" simplePos="0" relativeHeight="251705344" behindDoc="0" locked="0" layoutInCell="1" allowOverlap="1">
+              <wp:anchor distT="0" distB="0" distL="114300" distR="114300" simplePos="0" relativeHeight="251680256" behindDoc="0" locked="0" layoutInCell="1" allowOverlap="1" wp14:anchorId="06223E41" wp14:editId="06223E42">
                 <wp:simplePos x="0" y="0"/>
                 <wp:positionH relativeFrom="column">
                   <wp:posOffset>2576830</wp:posOffset>
@@ -5195,7 +6391,7 @@
               </wp:anchor>
             </w:drawing>
           </mc:Choice>
-          <mc:Fallback>
+          <mc:Fallback xmlns:wpsCustomData="http://www.wps.cn/officeDocument/2013/wpsCustomData">
             <w:pict>
               <v:shape id="Conector: angular 49" o:spid="_x0000_s1026" o:spt="34" type="#_x0000_t34" style="position:absolute;left:0pt;flip:y;margin-left:202.9pt;margin-top:31.7pt;height:300.55pt;width:51.8pt;z-index:251705344;mso-width-relative:page;mso-height-relative:page;" filled="f" stroked="t" coordsize="21600,21600" o:gfxdata="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" adj="10800">
                 <v:fill on="f" focussize="0,0"/>
@@ -5209,7 +6405,7 @@
       </w:r>
       <w:r>
         <w:rPr>
-          <w:rStyle w:val="14"/>
+          <w:rStyle w:val="Textoennegrita"/>
           <w:rFonts w:eastAsiaTheme="minorEastAsia"/>
           <w:sz w:val="22"/>
           <w:szCs w:val="22"/>
@@ -5219,15 +6415,15 @@
     </w:p>
     <w:p>
       <w:pPr>
-        <w:pStyle w:val="16"/>
-        <w:rPr>
-          <w:sz w:val="22"/>
-          <w:szCs w:val="22"/>
-        </w:rPr>
-      </w:pPr>
-      <w:r>
-        <w:rPr>
-          <w:rStyle w:val="14"/>
+        <w:pStyle w:val="NormalWeb"/>
+        <w:rPr>
+          <w:sz w:val="22"/>
+          <w:szCs w:val="22"/>
+        </w:rPr>
+      </w:pPr>
+      <w:r>
+        <w:rPr>
+          <w:rStyle w:val="Textoennegrita"/>
           <w:rFonts w:eastAsiaTheme="minorEastAsia"/>
           <w:sz w:val="22"/>
           <w:szCs w:val="22"/>
@@ -5244,15 +6440,15 @@
     </w:p>
     <w:p>
       <w:pPr>
-        <w:pStyle w:val="16"/>
-        <w:rPr>
-          <w:sz w:val="22"/>
-          <w:szCs w:val="22"/>
-        </w:rPr>
-      </w:pPr>
-      <w:r>
-        <w:rPr>
-          <w:rStyle w:val="14"/>
+        <w:pStyle w:val="NormalWeb"/>
+        <w:rPr>
+          <w:sz w:val="22"/>
+          <w:szCs w:val="22"/>
+        </w:rPr>
+      </w:pPr>
+      <w:r>
+        <w:rPr>
+          <w:rStyle w:val="Textoennegrita"/>
           <w:rFonts w:eastAsiaTheme="minorEastAsia"/>
           <w:sz w:val="22"/>
           <w:szCs w:val="22"/>
@@ -5269,15 +6465,15 @@
     </w:p>
     <w:p>
       <w:pPr>
-        <w:pStyle w:val="16"/>
-        <w:rPr>
-          <w:sz w:val="22"/>
-          <w:szCs w:val="22"/>
-        </w:rPr>
-      </w:pPr>
-      <w:r>
-        <w:rPr>
-          <w:rStyle w:val="14"/>
+        <w:pStyle w:val="NormalWeb"/>
+        <w:rPr>
+          <w:sz w:val="22"/>
+          <w:szCs w:val="22"/>
+        </w:rPr>
+      </w:pPr>
+      <w:r>
+        <w:rPr>
+          <w:rStyle w:val="Textoennegrita"/>
           <w:rFonts w:eastAsiaTheme="minorEastAsia"/>
           <w:sz w:val="22"/>
           <w:szCs w:val="22"/>
@@ -5289,20 +6485,36 @@
           <w:sz w:val="22"/>
           <w:szCs w:val="22"/>
         </w:rPr>
-        <w:t>: Clave de acceso del usuario.Si se deja vacío al actualizar, la contraseña anterior se mantiene.</w:t>
-      </w:r>
-    </w:p>
-    <w:p>
-      <w:pPr>
-        <w:pStyle w:val="16"/>
-        <w:rPr>
-          <w:sz w:val="22"/>
-          <w:szCs w:val="22"/>
-        </w:rPr>
-      </w:pPr>
-      <w:r>
-        <w:rPr>
-          <w:rStyle w:val="14"/>
+        <w:t xml:space="preserve">: Clave de acceso del </w:t>
+      </w:r>
+      <w:proofErr w:type="spellStart"/>
+      <w:r>
+        <w:rPr>
+          <w:sz w:val="22"/>
+          <w:szCs w:val="22"/>
+        </w:rPr>
+        <w:t>usuario.Si</w:t>
+      </w:r>
+      <w:proofErr w:type="spellEnd"/>
+      <w:r>
+        <w:rPr>
+          <w:sz w:val="22"/>
+          <w:szCs w:val="22"/>
+        </w:rPr>
+        <w:t xml:space="preserve"> se deja vacío al actualizar, la contraseña anterior se mantiene.</w:t>
+      </w:r>
+    </w:p>
+    <w:p>
+      <w:pPr>
+        <w:pStyle w:val="NormalWeb"/>
+        <w:rPr>
+          <w:sz w:val="22"/>
+          <w:szCs w:val="22"/>
+        </w:rPr>
+      </w:pPr>
+      <w:r>
+        <w:rPr>
+          <w:rStyle w:val="Textoennegrita"/>
           <w:rFonts w:eastAsiaTheme="minorEastAsia"/>
           <w:sz w:val="22"/>
           <w:szCs w:val="22"/>
@@ -5319,9 +6531,9 @@
     </w:p>
     <w:p>
       <w:pPr>
-        <w:pStyle w:val="16"/>
-        <w:rPr>
-          <w:rStyle w:val="14"/>
+        <w:pStyle w:val="NormalWeb"/>
+        <w:rPr>
+          <w:rStyle w:val="Textoennegrita"/>
           <w:rFonts w:eastAsiaTheme="minorEastAsia"/>
           <w:sz w:val="22"/>
           <w:szCs w:val="22"/>
@@ -5329,7 +6541,7 @@
       </w:pPr>
       <w:r>
         <w:rPr>
-          <w:rStyle w:val="14"/>
+          <w:rStyle w:val="Textoennegrita"/>
           <w:rFonts w:eastAsiaTheme="minorEastAsia"/>
           <w:sz w:val="22"/>
           <w:szCs w:val="22"/>
@@ -5339,15 +6551,15 @@
     </w:p>
     <w:p>
       <w:pPr>
-        <w:pStyle w:val="16"/>
-        <w:rPr>
-          <w:sz w:val="22"/>
-          <w:szCs w:val="22"/>
-        </w:rPr>
-      </w:pPr>
-      <w:r>
-        <w:rPr>
-          <w:rStyle w:val="14"/>
+        <w:pStyle w:val="NormalWeb"/>
+        <w:rPr>
+          <w:sz w:val="22"/>
+          <w:szCs w:val="22"/>
+        </w:rPr>
+      </w:pPr>
+      <w:r>
+        <w:rPr>
+          <w:rStyle w:val="Textoennegrita"/>
           <w:rFonts w:eastAsiaTheme="minorEastAsia"/>
           <w:sz w:val="22"/>
           <w:szCs w:val="22"/>
@@ -5364,15 +6576,15 @@
     </w:p>
     <w:p>
       <w:pPr>
-        <w:pStyle w:val="16"/>
-        <w:rPr>
-          <w:sz w:val="22"/>
-          <w:szCs w:val="22"/>
-        </w:rPr>
-      </w:pPr>
-      <w:r>
-        <w:rPr>
-          <w:rStyle w:val="14"/>
+        <w:pStyle w:val="NormalWeb"/>
+        <w:rPr>
+          <w:sz w:val="22"/>
+          <w:szCs w:val="22"/>
+        </w:rPr>
+      </w:pPr>
+      <w:r>
+        <w:rPr>
+          <w:rStyle w:val="Textoennegrita"/>
           <w:rFonts w:eastAsiaTheme="minorEastAsia"/>
           <w:sz w:val="22"/>
           <w:szCs w:val="22"/>
@@ -5389,15 +6601,15 @@
     </w:p>
     <w:p>
       <w:pPr>
-        <w:pStyle w:val="16"/>
-        <w:rPr>
-          <w:sz w:val="22"/>
-          <w:szCs w:val="22"/>
-        </w:rPr>
-      </w:pPr>
-      <w:r>
-        <w:rPr>
-          <w:rStyle w:val="14"/>
+        <w:pStyle w:val="NormalWeb"/>
+        <w:rPr>
+          <w:sz w:val="22"/>
+          <w:szCs w:val="22"/>
+        </w:rPr>
+      </w:pPr>
+      <w:r>
+        <w:rPr>
+          <w:rStyle w:val="Textoennegrita"/>
           <w:rFonts w:eastAsiaTheme="minorEastAsia"/>
           <w:sz w:val="22"/>
           <w:szCs w:val="22"/>
@@ -5414,15 +6626,15 @@
     </w:p>
     <w:p>
       <w:pPr>
-        <w:pStyle w:val="16"/>
-        <w:rPr>
-          <w:sz w:val="22"/>
-          <w:szCs w:val="22"/>
-        </w:rPr>
-      </w:pPr>
-      <w:r>
-        <w:rPr>
-          <w:rStyle w:val="14"/>
+        <w:pStyle w:val="NormalWeb"/>
+        <w:rPr>
+          <w:sz w:val="22"/>
+          <w:szCs w:val="22"/>
+        </w:rPr>
+      </w:pPr>
+      <w:r>
+        <w:rPr>
+          <w:rStyle w:val="Textoennegrita"/>
           <w:rFonts w:eastAsiaTheme="minorEastAsia"/>
           <w:sz w:val="22"/>
           <w:szCs w:val="22"/>
@@ -5439,7 +6651,7 @@
     </w:p>
     <w:p>
       <w:pPr>
-        <w:pStyle w:val="16"/>
+        <w:pStyle w:val="NormalWeb"/>
         <w:rPr>
           <w:sz w:val="22"/>
           <w:szCs w:val="22"/>
@@ -5455,7 +6667,7 @@
     </w:p>
     <w:p>
       <w:pPr>
-        <w:pStyle w:val="16"/>
+        <w:pStyle w:val="NormalWeb"/>
         <w:rPr>
           <w:b/>
           <w:bCs/>
@@ -5475,7 +6687,7 @@
     </w:p>
     <w:p>
       <w:pPr>
-        <w:pStyle w:val="16"/>
+        <w:pStyle w:val="NormalWeb"/>
         <w:rPr>
           <w:sz w:val="22"/>
           <w:szCs w:val="22"/>
@@ -5491,7 +6703,7 @@
     </w:p>
     <w:p>
       <w:pPr>
-        <w:pStyle w:val="16"/>
+        <w:pStyle w:val="NormalWeb"/>
         <w:numPr>
           <w:ilvl w:val="0"/>
           <w:numId w:val="2"/>
@@ -5511,7 +6723,7 @@
     </w:p>
     <w:p>
       <w:pPr>
-        <w:pStyle w:val="16"/>
+        <w:pStyle w:val="NormalWeb"/>
         <w:numPr>
           <w:ilvl w:val="0"/>
           <w:numId w:val="2"/>
@@ -5531,7 +6743,7 @@
     </w:p>
     <w:p>
       <w:pPr>
-        <w:pStyle w:val="16"/>
+        <w:pStyle w:val="NormalWeb"/>
         <w:numPr>
           <w:ilvl w:val="0"/>
           <w:numId w:val="2"/>
@@ -5550,7 +6762,7 @@
       </w:r>
       <w:r>
         <w:rPr>
-          <w:rStyle w:val="14"/>
+          <w:rStyle w:val="Textoennegrita"/>
           <w:rFonts w:eastAsiaTheme="minorEastAsia"/>
           <w:sz w:val="22"/>
           <w:szCs w:val="22"/>
@@ -5567,7 +6779,7 @@
     </w:p>
     <w:p>
       <w:pPr>
-        <w:pStyle w:val="16"/>
+        <w:pStyle w:val="NormalWeb"/>
         <w:ind w:left="1080"/>
         <w:rPr>
           <w:sz w:val="22"/>
@@ -5575,8 +6787,11 @@
         </w:rPr>
       </w:pPr>
       <w:r>
+        <w:rPr>
+          <w:noProof/>
+        </w:rPr>
         <w:drawing>
-          <wp:anchor distT="0" distB="0" distL="114300" distR="114300" simplePos="0" relativeHeight="251702272" behindDoc="0" locked="0" layoutInCell="1" allowOverlap="1">
+          <wp:anchor distT="0" distB="0" distL="114300" distR="114300" simplePos="0" relativeHeight="251677184" behindDoc="0" locked="0" layoutInCell="1" allowOverlap="1" wp14:anchorId="06223E43" wp14:editId="06223E44">
             <wp:simplePos x="0" y="0"/>
             <wp:positionH relativeFrom="margin">
               <wp:posOffset>3380740</wp:posOffset>
@@ -5601,7 +6816,7 @@
                     </pic:cNvPicPr>
                   </pic:nvPicPr>
                   <pic:blipFill>
-                    <a:blip r:embed="rId11"/>
+                    <a:blip r:embed="rId15"/>
                     <a:stretch>
                       <a:fillRect/>
                     </a:stretch>
@@ -5624,128 +6839,128 @@
     </w:p>
     <w:p>
       <w:pPr>
-        <w:pStyle w:val="16"/>
-        <w:rPr>
-          <w:sz w:val="22"/>
-          <w:szCs w:val="22"/>
-        </w:rPr>
-      </w:pPr>
-    </w:p>
-    <w:p>
-      <w:pPr>
-        <w:pStyle w:val="16"/>
-        <w:rPr>
-          <w:sz w:val="22"/>
-          <w:szCs w:val="22"/>
-        </w:rPr>
-      </w:pPr>
-    </w:p>
-    <w:p>
-      <w:pPr>
-        <w:pStyle w:val="16"/>
-        <w:rPr>
-          <w:sz w:val="22"/>
-          <w:szCs w:val="22"/>
-        </w:rPr>
-      </w:pPr>
-    </w:p>
-    <w:p>
-      <w:pPr>
-        <w:pStyle w:val="16"/>
-        <w:rPr>
-          <w:sz w:val="22"/>
-          <w:szCs w:val="22"/>
-        </w:rPr>
-      </w:pPr>
-    </w:p>
-    <w:p>
-      <w:pPr>
-        <w:pStyle w:val="16"/>
-        <w:rPr>
-          <w:sz w:val="22"/>
-          <w:szCs w:val="22"/>
-        </w:rPr>
-      </w:pPr>
-    </w:p>
-    <w:p>
-      <w:pPr>
-        <w:pStyle w:val="16"/>
-        <w:rPr>
-          <w:sz w:val="22"/>
-          <w:szCs w:val="22"/>
-        </w:rPr>
-      </w:pPr>
-    </w:p>
-    <w:p>
-      <w:pPr>
-        <w:pStyle w:val="16"/>
-        <w:rPr>
-          <w:sz w:val="22"/>
-          <w:szCs w:val="22"/>
-        </w:rPr>
-      </w:pPr>
-    </w:p>
-    <w:p>
-      <w:pPr>
-        <w:pStyle w:val="16"/>
-        <w:rPr>
-          <w:sz w:val="22"/>
-          <w:szCs w:val="22"/>
-        </w:rPr>
-      </w:pPr>
-    </w:p>
-    <w:p>
-      <w:pPr>
-        <w:pStyle w:val="16"/>
-        <w:rPr>
-          <w:sz w:val="22"/>
-          <w:szCs w:val="22"/>
-        </w:rPr>
-      </w:pPr>
-    </w:p>
-    <w:p>
-      <w:pPr>
-        <w:pStyle w:val="16"/>
-      </w:pPr>
-    </w:p>
-    <w:p>
-      <w:pPr>
-        <w:pStyle w:val="16"/>
-      </w:pPr>
-    </w:p>
-    <w:p>
-      <w:pPr>
-        <w:pStyle w:val="16"/>
-      </w:pPr>
-    </w:p>
-    <w:p>
-      <w:pPr>
-        <w:pStyle w:val="16"/>
-      </w:pPr>
-    </w:p>
-    <w:p>
-      <w:pPr>
-        <w:pStyle w:val="16"/>
-      </w:pPr>
-    </w:p>
-    <w:p>
-      <w:pPr>
-        <w:pStyle w:val="16"/>
-      </w:pPr>
-    </w:p>
-    <w:p>
-      <w:pPr>
-        <w:pStyle w:val="16"/>
-      </w:pPr>
-    </w:p>
-    <w:p>
-      <w:pPr>
-        <w:pStyle w:val="16"/>
-      </w:pPr>
-    </w:p>
-    <w:p>
-      <w:pPr>
-        <w:pStyle w:val="16"/>
+        <w:pStyle w:val="NormalWeb"/>
+        <w:rPr>
+          <w:sz w:val="22"/>
+          <w:szCs w:val="22"/>
+        </w:rPr>
+      </w:pPr>
+    </w:p>
+    <w:p>
+      <w:pPr>
+        <w:pStyle w:val="NormalWeb"/>
+        <w:rPr>
+          <w:sz w:val="22"/>
+          <w:szCs w:val="22"/>
+        </w:rPr>
+      </w:pPr>
+    </w:p>
+    <w:p>
+      <w:pPr>
+        <w:pStyle w:val="NormalWeb"/>
+        <w:rPr>
+          <w:sz w:val="22"/>
+          <w:szCs w:val="22"/>
+        </w:rPr>
+      </w:pPr>
+    </w:p>
+    <w:p>
+      <w:pPr>
+        <w:pStyle w:val="NormalWeb"/>
+        <w:rPr>
+          <w:sz w:val="22"/>
+          <w:szCs w:val="22"/>
+        </w:rPr>
+      </w:pPr>
+    </w:p>
+    <w:p>
+      <w:pPr>
+        <w:pStyle w:val="NormalWeb"/>
+        <w:rPr>
+          <w:sz w:val="22"/>
+          <w:szCs w:val="22"/>
+        </w:rPr>
+      </w:pPr>
+    </w:p>
+    <w:p>
+      <w:pPr>
+        <w:pStyle w:val="NormalWeb"/>
+        <w:rPr>
+          <w:sz w:val="22"/>
+          <w:szCs w:val="22"/>
+        </w:rPr>
+      </w:pPr>
+    </w:p>
+    <w:p>
+      <w:pPr>
+        <w:pStyle w:val="NormalWeb"/>
+        <w:rPr>
+          <w:sz w:val="22"/>
+          <w:szCs w:val="22"/>
+        </w:rPr>
+      </w:pPr>
+    </w:p>
+    <w:p>
+      <w:pPr>
+        <w:pStyle w:val="NormalWeb"/>
+        <w:rPr>
+          <w:sz w:val="22"/>
+          <w:szCs w:val="22"/>
+        </w:rPr>
+      </w:pPr>
+    </w:p>
+    <w:p>
+      <w:pPr>
+        <w:pStyle w:val="NormalWeb"/>
+        <w:rPr>
+          <w:sz w:val="22"/>
+          <w:szCs w:val="22"/>
+        </w:rPr>
+      </w:pPr>
+    </w:p>
+    <w:p>
+      <w:pPr>
+        <w:pStyle w:val="NormalWeb"/>
+      </w:pPr>
+    </w:p>
+    <w:p>
+      <w:pPr>
+        <w:pStyle w:val="NormalWeb"/>
+      </w:pPr>
+    </w:p>
+    <w:p>
+      <w:pPr>
+        <w:pStyle w:val="NormalWeb"/>
+      </w:pPr>
+    </w:p>
+    <w:p>
+      <w:pPr>
+        <w:pStyle w:val="NormalWeb"/>
+      </w:pPr>
+    </w:p>
+    <w:p>
+      <w:pPr>
+        <w:pStyle w:val="NormalWeb"/>
+      </w:pPr>
+    </w:p>
+    <w:p>
+      <w:pPr>
+        <w:pStyle w:val="NormalWeb"/>
+      </w:pPr>
+    </w:p>
+    <w:p>
+      <w:pPr>
+        <w:pStyle w:val="NormalWeb"/>
+      </w:pPr>
+    </w:p>
+    <w:p>
+      <w:pPr>
+        <w:pStyle w:val="NormalWeb"/>
+      </w:pPr>
+    </w:p>
+    <w:p>
+      <w:pPr>
+        <w:pStyle w:val="NormalWeb"/>
         <w:rPr>
           <w:b/>
           <w:bCs/>
@@ -5756,7 +6971,7 @@
     </w:p>
     <w:p>
       <w:pPr>
-        <w:pStyle w:val="16"/>
+        <w:pStyle w:val="NormalWeb"/>
         <w:rPr>
           <w:b/>
           <w:bCs/>
@@ -5767,7 +6982,7 @@
     </w:p>
     <w:p>
       <w:pPr>
-        <w:pStyle w:val="16"/>
+        <w:pStyle w:val="NormalWeb"/>
         <w:rPr>
           <w:b/>
           <w:bCs/>
@@ -5778,7 +6993,7 @@
     </w:p>
     <w:p>
       <w:pPr>
-        <w:pStyle w:val="16"/>
+        <w:pStyle w:val="NormalWeb"/>
         <w:jc w:val="center"/>
         <w:rPr>
           <w:b/>
@@ -5794,12 +7009,13 @@
           <w:sz w:val="28"/>
           <w:szCs w:val="28"/>
         </w:rPr>
+        <w:lastRenderedPageBreak/>
         <w:t>Gestión de Participantes</w:t>
       </w:r>
     </w:p>
     <w:p>
       <w:pPr>
-        <w:pStyle w:val="16"/>
+        <w:pStyle w:val="NormalWeb"/>
         <w:rPr>
           <w:sz w:val="22"/>
           <w:szCs w:val="22"/>
@@ -5815,7 +7031,7 @@
     </w:p>
     <w:p>
       <w:pPr>
-        <w:pStyle w:val="16"/>
+        <w:pStyle w:val="NormalWeb"/>
         <w:rPr>
           <w:sz w:val="22"/>
           <w:szCs w:val="22"/>
@@ -5830,7 +7046,7 @@
       </w:r>
       <w:r>
         <w:rPr>
-          <w:rStyle w:val="14"/>
+          <w:rStyle w:val="Textoennegrita"/>
           <w:rFonts w:eastAsiaTheme="majorEastAsia"/>
           <w:sz w:val="22"/>
           <w:szCs w:val="22"/>
@@ -5846,7 +7062,7 @@
       </w:r>
       <w:r>
         <w:rPr>
-          <w:rStyle w:val="14"/>
+          <w:rStyle w:val="Textoennegrita"/>
           <w:rFonts w:eastAsiaTheme="majorEastAsia"/>
           <w:sz w:val="22"/>
           <w:szCs w:val="22"/>
@@ -5863,16 +7079,16 @@
     </w:p>
     <w:p>
       <w:pPr>
-        <w:pStyle w:val="16"/>
-        <w:rPr>
-          <w:sz w:val="22"/>
-          <w:szCs w:val="22"/>
-        </w:rPr>
-      </w:pPr>
-    </w:p>
-    <w:p>
-      <w:pPr>
-        <w:pStyle w:val="16"/>
+        <w:pStyle w:val="NormalWeb"/>
+        <w:rPr>
+          <w:sz w:val="22"/>
+          <w:szCs w:val="22"/>
+        </w:rPr>
+      </w:pPr>
+    </w:p>
+    <w:p>
+      <w:pPr>
+        <w:pStyle w:val="NormalWeb"/>
         <w:rPr>
           <w:sz w:val="22"/>
           <w:szCs w:val="22"/>
@@ -5888,7 +7104,7 @@
     </w:p>
     <w:p>
       <w:pPr>
-        <w:pStyle w:val="16"/>
+        <w:pStyle w:val="NormalWeb"/>
         <w:rPr>
           <w:sz w:val="22"/>
           <w:szCs w:val="22"/>
@@ -5899,6 +7115,7 @@
           <w:rFonts w:eastAsiaTheme="majorEastAsia"/>
           <w:b/>
           <w:bCs/>
+          <w:noProof/>
           <w:sz w:val="22"/>
           <w:szCs w:val="22"/>
           <w14:ligatures w14:val="standardContextual"/>
@@ -5906,7 +7123,7 @@
         <mc:AlternateContent>
           <mc:Choice Requires="wps">
             <w:drawing>
-              <wp:anchor distT="0" distB="0" distL="114300" distR="114300" simplePos="0" relativeHeight="251706368" behindDoc="0" locked="0" layoutInCell="1" allowOverlap="1">
+              <wp:anchor distT="0" distB="0" distL="114300" distR="114300" simplePos="0" relativeHeight="251681280" behindDoc="0" locked="0" layoutInCell="1" allowOverlap="1" wp14:anchorId="06223E45" wp14:editId="06223E46">
                 <wp:simplePos x="0" y="0"/>
                 <wp:positionH relativeFrom="column">
                   <wp:posOffset>2534920</wp:posOffset>
@@ -5956,7 +7173,7 @@
               </wp:anchor>
             </w:drawing>
           </mc:Choice>
-          <mc:Fallback>
+          <mc:Fallback xmlns:wpsCustomData="http://www.wps.cn/officeDocument/2013/wpsCustomData">
             <w:pict>
               <v:shape id="Conector: angular 50" o:spid="_x0000_s1026" o:spt="34" type="#_x0000_t34" style="position:absolute;left:0pt;flip:y;margin-left:199.6pt;margin-top:24.1pt;height:66.55pt;width:53.4pt;z-index:251706368;mso-width-relative:page;mso-height-relative:page;" filled="f" stroked="t" coordsize="21600,21600" o:gfxdata="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" adj="10800">
                 <v:fill on="f" focussize="0,0"/>
@@ -5970,7 +7187,7 @@
       </w:r>
       <w:r>
         <w:rPr>
-          <w:rStyle w:val="14"/>
+          <w:rStyle w:val="Textoennegrita"/>
           <w:rFonts w:eastAsiaTheme="majorEastAsia"/>
           <w:sz w:val="22"/>
           <w:szCs w:val="22"/>
@@ -5987,7 +7204,7 @@
     </w:p>
     <w:p>
       <w:pPr>
-        <w:pStyle w:val="16"/>
+        <w:pStyle w:val="NormalWeb"/>
         <w:spacing w:before="0" w:beforeAutospacing="0" w:after="0" w:afterAutospacing="0"/>
         <w:rPr>
           <w:sz w:val="22"/>
@@ -5996,7 +7213,7 @@
       </w:pPr>
       <w:r>
         <w:rPr>
-          <w:rStyle w:val="14"/>
+          <w:rStyle w:val="Textoennegrita"/>
           <w:rFonts w:eastAsiaTheme="majorEastAsia"/>
           <w:sz w:val="22"/>
           <w:szCs w:val="22"/>
@@ -6013,10 +7230,10 @@
     </w:p>
     <w:p>
       <w:pPr>
-        <w:pStyle w:val="16"/>
+        <w:pStyle w:val="NormalWeb"/>
         <w:spacing w:before="0" w:beforeAutospacing="0" w:after="0" w:afterAutospacing="0"/>
         <w:rPr>
-          <w:rStyle w:val="14"/>
+          <w:rStyle w:val="Textoennegrita"/>
           <w:rFonts w:eastAsiaTheme="majorEastAsia"/>
           <w:sz w:val="22"/>
           <w:szCs w:val="22"/>
@@ -6025,7 +7242,7 @@
     </w:p>
     <w:p>
       <w:pPr>
-        <w:pStyle w:val="16"/>
+        <w:pStyle w:val="NormalWeb"/>
         <w:spacing w:before="0" w:beforeAutospacing="0" w:after="0" w:afterAutospacing="0"/>
         <w:rPr>
           <w:sz w:val="22"/>
@@ -6034,7 +7251,7 @@
       </w:pPr>
       <w:r>
         <w:rPr>
-          <w:rStyle w:val="14"/>
+          <w:rStyle w:val="Textoennegrita"/>
           <w:rFonts w:eastAsiaTheme="majorEastAsia"/>
           <w:sz w:val="22"/>
           <w:szCs w:val="22"/>
@@ -6051,7 +7268,7 @@
     </w:p>
     <w:p>
       <w:pPr>
-        <w:pStyle w:val="16"/>
+        <w:pStyle w:val="NormalWeb"/>
         <w:spacing w:before="0" w:beforeAutospacing="0" w:after="0" w:afterAutospacing="0"/>
         <w:rPr>
           <w:sz w:val="22"/>
@@ -6068,7 +7285,7 @@
     </w:p>
     <w:p>
       <w:pPr>
-        <w:pStyle w:val="16"/>
+        <w:pStyle w:val="NormalWeb"/>
         <w:spacing w:before="0" w:beforeAutospacing="0" w:after="0" w:afterAutospacing="0"/>
         <w:rPr>
           <w:sz w:val="22"/>
@@ -6078,7 +7295,7 @@
     </w:p>
     <w:p>
       <w:pPr>
-        <w:pStyle w:val="16"/>
+        <w:pStyle w:val="NormalWeb"/>
         <w:spacing w:before="0" w:beforeAutospacing="0" w:after="0" w:afterAutospacing="0"/>
         <w:rPr>
           <w:sz w:val="22"/>
@@ -6087,7 +7304,7 @@
       </w:pPr>
       <w:r>
         <w:rPr>
-          <w:rStyle w:val="14"/>
+          <w:rStyle w:val="Textoennegrita"/>
           <w:rFonts w:eastAsiaTheme="majorEastAsia"/>
           <w:sz w:val="22"/>
           <w:szCs w:val="22"/>
@@ -6104,7 +7321,7 @@
     </w:p>
     <w:p>
       <w:pPr>
-        <w:pStyle w:val="16"/>
+        <w:pStyle w:val="NormalWeb"/>
         <w:rPr>
           <w:sz w:val="22"/>
           <w:szCs w:val="22"/>
@@ -6120,7 +7337,7 @@
     </w:p>
     <w:p>
       <w:pPr>
-        <w:pStyle w:val="16"/>
+        <w:pStyle w:val="NormalWeb"/>
         <w:numPr>
           <w:ilvl w:val="0"/>
           <w:numId w:val="3"/>
@@ -6140,7 +7357,7 @@
     </w:p>
     <w:p>
       <w:pPr>
-        <w:pStyle w:val="16"/>
+        <w:pStyle w:val="NormalWeb"/>
         <w:numPr>
           <w:ilvl w:val="0"/>
           <w:numId w:val="3"/>
@@ -6160,7 +7377,7 @@
     </w:p>
     <w:p>
       <w:pPr>
-        <w:pStyle w:val="16"/>
+        <w:pStyle w:val="NormalWeb"/>
         <w:numPr>
           <w:ilvl w:val="0"/>
           <w:numId w:val="3"/>
@@ -6180,7 +7397,7 @@
     </w:p>
     <w:p>
       <w:pPr>
-        <w:pStyle w:val="16"/>
+        <w:pStyle w:val="NormalWeb"/>
         <w:numPr>
           <w:ilvl w:val="0"/>
           <w:numId w:val="3"/>
@@ -6200,16 +7417,16 @@
     </w:p>
     <w:p>
       <w:pPr>
-        <w:pStyle w:val="16"/>
-        <w:rPr>
-          <w:sz w:val="22"/>
-          <w:szCs w:val="22"/>
-        </w:rPr>
-      </w:pPr>
-    </w:p>
-    <w:p>
-      <w:pPr>
-        <w:pStyle w:val="16"/>
+        <w:pStyle w:val="NormalWeb"/>
+        <w:rPr>
+          <w:sz w:val="22"/>
+          <w:szCs w:val="22"/>
+        </w:rPr>
+      </w:pPr>
+    </w:p>
+    <w:p>
+      <w:pPr>
+        <w:pStyle w:val="NormalWeb"/>
         <w:rPr>
           <w:sz w:val="22"/>
           <w:szCs w:val="22"/>
@@ -6225,34 +7442,34 @@
     </w:p>
     <w:p>
       <w:pPr>
-        <w:pStyle w:val="16"/>
-        <w:rPr>
-          <w:sz w:val="22"/>
-          <w:szCs w:val="22"/>
-        </w:rPr>
-      </w:pPr>
-    </w:p>
-    <w:p>
-      <w:pPr>
-        <w:pStyle w:val="16"/>
-        <w:rPr>
-          <w:sz w:val="22"/>
-          <w:szCs w:val="22"/>
-        </w:rPr>
-      </w:pPr>
-    </w:p>
-    <w:p>
-      <w:pPr>
-        <w:pStyle w:val="16"/>
-        <w:rPr>
-          <w:sz w:val="22"/>
-          <w:szCs w:val="22"/>
-        </w:rPr>
-      </w:pPr>
-    </w:p>
-    <w:p>
-      <w:pPr>
-        <w:pStyle w:val="16"/>
+        <w:pStyle w:val="NormalWeb"/>
+        <w:rPr>
+          <w:sz w:val="22"/>
+          <w:szCs w:val="22"/>
+        </w:rPr>
+      </w:pPr>
+    </w:p>
+    <w:p>
+      <w:pPr>
+        <w:pStyle w:val="NormalWeb"/>
+        <w:rPr>
+          <w:sz w:val="22"/>
+          <w:szCs w:val="22"/>
+        </w:rPr>
+      </w:pPr>
+    </w:p>
+    <w:p>
+      <w:pPr>
+        <w:pStyle w:val="NormalWeb"/>
+        <w:rPr>
+          <w:sz w:val="22"/>
+          <w:szCs w:val="22"/>
+        </w:rPr>
+      </w:pPr>
+    </w:p>
+    <w:p>
+      <w:pPr>
+        <w:pStyle w:val="NormalWeb"/>
         <w:rPr>
           <w:sz w:val="22"/>
           <w:szCs w:val="22"/>
@@ -6343,9 +7560,10 @@
       <w:r>
         <w:rPr>
           <w:rFonts w:cs="Times New Roman"/>
+          <w:noProof/>
         </w:rPr>
         <w:drawing>
-          <wp:anchor distT="0" distB="0" distL="114300" distR="114300" simplePos="0" relativeHeight="251689984" behindDoc="0" locked="0" layoutInCell="1" allowOverlap="1">
+          <wp:anchor distT="0" distB="0" distL="114300" distR="114300" simplePos="0" relativeHeight="251664896" behindDoc="0" locked="0" layoutInCell="1" allowOverlap="1" wp14:anchorId="06223E47" wp14:editId="06223E48">
             <wp:simplePos x="0" y="0"/>
             <wp:positionH relativeFrom="column">
               <wp:posOffset>89535</wp:posOffset>
@@ -6370,7 +7588,7 @@
                     </pic:cNvPicPr>
                   </pic:nvPicPr>
                   <pic:blipFill>
-                    <a:blip r:embed="rId12"/>
+                    <a:blip r:embed="rId16"/>
                     <a:stretch>
                       <a:fillRect/>
                     </a:stretch>
@@ -6573,7 +7791,7 @@
     </w:p>
     <w:p>
       <w:pPr>
-        <w:pStyle w:val="16"/>
+        <w:pStyle w:val="NormalWeb"/>
         <w:jc w:val="center"/>
         <w:rPr>
           <w:b/>
@@ -6589,12 +7807,13 @@
           <w:sz w:val="28"/>
           <w:szCs w:val="28"/>
         </w:rPr>
+        <w:lastRenderedPageBreak/>
         <w:t>Gestión de Eventos</w:t>
       </w:r>
     </w:p>
     <w:p>
       <w:pPr>
-        <w:pStyle w:val="16"/>
+        <w:pStyle w:val="NormalWeb"/>
       </w:pPr>
       <w:r>
         <w:t xml:space="preserve">En esta pantalla puede crear, modificar y administrar eventos. Incluye además un formulario de ingreso de datos y una tabla de visualización. </w:t>
@@ -6602,11 +7821,14 @@
     </w:p>
     <w:p>
       <w:pPr>
-        <w:pStyle w:val="16"/>
-      </w:pPr>
-      <w:r>
+        <w:pStyle w:val="NormalWeb"/>
+      </w:pPr>
+      <w:r>
+        <w:rPr>
+          <w:noProof/>
+        </w:rPr>
         <w:drawing>
-          <wp:anchor distT="0" distB="0" distL="114300" distR="114300" simplePos="0" relativeHeight="251703296" behindDoc="0" locked="0" layoutInCell="1" allowOverlap="1">
+          <wp:anchor distT="0" distB="0" distL="114300" distR="114300" simplePos="0" relativeHeight="251678208" behindDoc="0" locked="0" layoutInCell="1" allowOverlap="1" wp14:anchorId="06223E49" wp14:editId="06223E4A">
             <wp:simplePos x="0" y="0"/>
             <wp:positionH relativeFrom="column">
               <wp:posOffset>3526155</wp:posOffset>
@@ -6631,7 +7853,7 @@
                     </pic:cNvPicPr>
                   </pic:nvPicPr>
                   <pic:blipFill>
-                    <a:blip r:embed="rId13"/>
+                    <a:blip r:embed="rId17"/>
                     <a:stretch>
                       <a:fillRect/>
                     </a:stretch>
@@ -6657,12 +7879,12 @@
     </w:p>
     <w:p>
       <w:pPr>
-        <w:pStyle w:val="16"/>
+        <w:pStyle w:val="NormalWeb"/>
         <w:spacing w:before="0" w:beforeAutospacing="0" w:after="0" w:afterAutospacing="0"/>
       </w:pPr>
       <w:r>
         <w:rPr>
-          <w:rStyle w:val="14"/>
+          <w:rStyle w:val="Textoennegrita"/>
           <w:rFonts w:eastAsiaTheme="majorEastAsia"/>
         </w:rPr>
         <w:t>Nombre</w:t>
@@ -6673,18 +7895,18 @@
     </w:p>
     <w:p>
       <w:pPr>
-        <w:pStyle w:val="16"/>
+        <w:pStyle w:val="NormalWeb"/>
         <w:spacing w:before="0" w:beforeAutospacing="0" w:after="0" w:afterAutospacing="0"/>
       </w:pPr>
     </w:p>
     <w:p>
       <w:pPr>
-        <w:pStyle w:val="16"/>
+        <w:pStyle w:val="NormalWeb"/>
         <w:spacing w:before="0" w:beforeAutospacing="0" w:after="0" w:afterAutospacing="0"/>
       </w:pPr>
       <w:r>
         <w:rPr>
-          <w:rStyle w:val="14"/>
+          <w:rStyle w:val="Textoennegrita"/>
           <w:rFonts w:eastAsiaTheme="majorEastAsia"/>
         </w:rPr>
         <w:t>Categoría</w:t>
@@ -6695,17 +7917,18 @@
     </w:p>
     <w:p>
       <w:pPr>
-        <w:pStyle w:val="16"/>
+        <w:pStyle w:val="NormalWeb"/>
         <w:spacing w:before="0" w:beforeAutospacing="0" w:after="0" w:afterAutospacing="0"/>
       </w:pPr>
       <w:r>
         <w:rPr>
+          <w:noProof/>
           <w14:ligatures w14:val="standardContextual"/>
         </w:rPr>
         <mc:AlternateContent>
           <mc:Choice Requires="wps">
             <w:drawing>
-              <wp:anchor distT="0" distB="0" distL="114300" distR="114300" simplePos="0" relativeHeight="251707392" behindDoc="0" locked="0" layoutInCell="1" allowOverlap="1">
+              <wp:anchor distT="0" distB="0" distL="114300" distR="114300" simplePos="0" relativeHeight="251682304" behindDoc="0" locked="0" layoutInCell="1" allowOverlap="1" wp14:anchorId="06223E4B" wp14:editId="06223E4C">
                 <wp:simplePos x="0" y="0"/>
                 <wp:positionH relativeFrom="column">
                   <wp:posOffset>2867660</wp:posOffset>
@@ -6755,7 +7978,7 @@
               </wp:anchor>
             </w:drawing>
           </mc:Choice>
-          <mc:Fallback>
+          <mc:Fallback xmlns:wpsCustomData="http://www.wps.cn/officeDocument/2013/wpsCustomData">
             <w:pict>
               <v:shape id="Conector: angular 51" o:spid="_x0000_s1026" o:spt="34" type="#_x0000_t34" style="position:absolute;left:0pt;flip:y;margin-left:225.8pt;margin-top:16.2pt;height:161.95pt;width:46.35pt;z-index:251707392;mso-width-relative:page;mso-height-relative:page;" filled="f" stroked="t" coordsize="21600,21600" o:gfxdata="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" adj="10800">
                 <v:fill on="f" focussize="0,0"/>
@@ -6770,12 +7993,12 @@
     </w:p>
     <w:p>
       <w:pPr>
-        <w:pStyle w:val="16"/>
+        <w:pStyle w:val="NormalWeb"/>
         <w:spacing w:before="0" w:beforeAutospacing="0" w:after="0" w:afterAutospacing="0"/>
       </w:pPr>
       <w:r>
         <w:rPr>
-          <w:rStyle w:val="14"/>
+          <w:rStyle w:val="Textoennegrita"/>
           <w:rFonts w:eastAsiaTheme="majorEastAsia"/>
         </w:rPr>
         <w:t>Fecha (AAAA-MM-DD)</w:t>
@@ -6786,18 +8009,18 @@
     </w:p>
     <w:p>
       <w:pPr>
-        <w:pStyle w:val="16"/>
+        <w:pStyle w:val="NormalWeb"/>
         <w:spacing w:before="0" w:beforeAutospacing="0" w:after="0" w:afterAutospacing="0"/>
       </w:pPr>
     </w:p>
     <w:p>
       <w:pPr>
-        <w:pStyle w:val="16"/>
+        <w:pStyle w:val="NormalWeb"/>
         <w:spacing w:before="0" w:beforeAutospacing="0" w:after="0" w:afterAutospacing="0"/>
       </w:pPr>
       <w:r>
         <w:rPr>
-          <w:rStyle w:val="14"/>
+          <w:rStyle w:val="Textoennegrita"/>
           <w:rFonts w:eastAsiaTheme="majorEastAsia"/>
         </w:rPr>
         <w:t>Lugar.-</w:t>
@@ -6808,18 +8031,18 @@
     </w:p>
     <w:p>
       <w:pPr>
-        <w:pStyle w:val="16"/>
+        <w:pStyle w:val="NormalWeb"/>
         <w:spacing w:before="0" w:beforeAutospacing="0" w:after="0" w:afterAutospacing="0"/>
       </w:pPr>
     </w:p>
     <w:p>
       <w:pPr>
-        <w:pStyle w:val="16"/>
+        <w:pStyle w:val="NormalWeb"/>
         <w:spacing w:before="0" w:beforeAutospacing="0" w:after="0" w:afterAutospacing="0"/>
       </w:pPr>
       <w:r>
         <w:rPr>
-          <w:rStyle w:val="14"/>
+          <w:rStyle w:val="Textoennegrita"/>
           <w:rFonts w:eastAsiaTheme="majorEastAsia"/>
         </w:rPr>
         <w:t>Capacidad máxima</w:t>
@@ -6830,18 +8053,18 @@
     </w:p>
     <w:p>
       <w:pPr>
-        <w:pStyle w:val="16"/>
+        <w:pStyle w:val="NormalWeb"/>
         <w:spacing w:before="0" w:beforeAutospacing="0" w:after="0" w:afterAutospacing="0"/>
       </w:pPr>
     </w:p>
     <w:p>
       <w:pPr>
-        <w:pStyle w:val="16"/>
+        <w:pStyle w:val="NormalWeb"/>
         <w:spacing w:before="0" w:beforeAutospacing="0" w:after="0" w:afterAutospacing="0"/>
       </w:pPr>
       <w:r>
         <w:rPr>
-          <w:rStyle w:val="14"/>
+          <w:rStyle w:val="Textoennegrita"/>
           <w:rFonts w:eastAsiaTheme="majorEastAsia"/>
         </w:rPr>
         <w:t>Descripción.-</w:t>
@@ -6852,7 +8075,7 @@
     </w:p>
     <w:p>
       <w:pPr>
-        <w:pStyle w:val="16"/>
+        <w:pStyle w:val="NormalWeb"/>
         <w:spacing w:before="0" w:beforeAutospacing="0" w:after="0" w:afterAutospacing="0"/>
       </w:pPr>
       <w:r>
@@ -6861,12 +8084,12 @@
     </w:p>
     <w:p>
       <w:pPr>
-        <w:pStyle w:val="16"/>
+        <w:pStyle w:val="NormalWeb"/>
         <w:spacing w:before="0" w:beforeAutospacing="0" w:after="0" w:afterAutospacing="0"/>
       </w:pPr>
       <w:r>
         <w:rPr>
-          <w:rStyle w:val="14"/>
+          <w:rStyle w:val="Textoennegrita"/>
           <w:rFonts w:eastAsiaTheme="majorEastAsia"/>
         </w:rPr>
         <w:t>Registrar</w:t>
@@ -6877,18 +8100,18 @@
     </w:p>
     <w:p>
       <w:pPr>
-        <w:pStyle w:val="16"/>
+        <w:pStyle w:val="NormalWeb"/>
         <w:spacing w:before="0" w:beforeAutospacing="0" w:after="0" w:afterAutospacing="0"/>
       </w:pPr>
     </w:p>
     <w:p>
       <w:pPr>
-        <w:pStyle w:val="16"/>
+        <w:pStyle w:val="NormalWeb"/>
         <w:spacing w:before="0" w:beforeAutospacing="0" w:after="0" w:afterAutospacing="0"/>
       </w:pPr>
       <w:r>
         <w:rPr>
-          <w:rStyle w:val="14"/>
+          <w:rStyle w:val="Textoennegrita"/>
           <w:rFonts w:eastAsiaTheme="majorEastAsia"/>
         </w:rPr>
         <w:t>Actualizar.-</w:t>
@@ -6899,18 +8122,18 @@
     </w:p>
     <w:p>
       <w:pPr>
-        <w:pStyle w:val="16"/>
+        <w:pStyle w:val="NormalWeb"/>
         <w:spacing w:before="0" w:beforeAutospacing="0" w:after="0" w:afterAutospacing="0"/>
       </w:pPr>
     </w:p>
     <w:p>
       <w:pPr>
-        <w:pStyle w:val="16"/>
+        <w:pStyle w:val="NormalWeb"/>
         <w:spacing w:before="0" w:beforeAutospacing="0" w:after="0" w:afterAutospacing="0"/>
       </w:pPr>
       <w:r>
         <w:rPr>
-          <w:rStyle w:val="14"/>
+          <w:rStyle w:val="Textoennegrita"/>
           <w:rFonts w:eastAsiaTheme="majorEastAsia"/>
         </w:rPr>
         <w:t>Eliminar</w:t>
@@ -6921,18 +8144,18 @@
     </w:p>
     <w:p>
       <w:pPr>
-        <w:pStyle w:val="16"/>
+        <w:pStyle w:val="NormalWeb"/>
         <w:spacing w:before="0" w:beforeAutospacing="0" w:after="0" w:afterAutospacing="0"/>
       </w:pPr>
     </w:p>
     <w:p>
       <w:pPr>
-        <w:pStyle w:val="16"/>
+        <w:pStyle w:val="NormalWeb"/>
         <w:spacing w:before="0" w:beforeAutospacing="0" w:after="0" w:afterAutospacing="0"/>
       </w:pPr>
       <w:r>
         <w:rPr>
-          <w:rStyle w:val="14"/>
+          <w:rStyle w:val="Textoennegrita"/>
           <w:rFonts w:eastAsiaTheme="majorEastAsia"/>
         </w:rPr>
         <w:t>Limpiar</w:t>
@@ -7006,29 +8229,34 @@
     </w:p>
     <w:p>
       <w:pPr>
-        <w:pStyle w:val="2"/>
+        <w:pStyle w:val="Ttulo1"/>
         <w:jc w:val="left"/>
       </w:pPr>
-      <w:r>
+      <w:bookmarkStart w:id="5" w:name="_Toc235914723"/>
+      <w:r>
+        <w:lastRenderedPageBreak/>
         <w:t>Preguntas Frecuentes</w:t>
       </w:r>
-    </w:p>
-    <w:p>
-      <w:pPr>
-        <w:pStyle w:val="2"/>
+      <w:bookmarkEnd w:id="5"/>
+    </w:p>
+    <w:p>
+      <w:pPr>
+        <w:pStyle w:val="Ttulo1"/>
         <w:numPr>
           <w:ilvl w:val="0"/>
           <w:numId w:val="4"/>
         </w:numPr>
         <w:jc w:val="left"/>
       </w:pPr>
+      <w:bookmarkStart w:id="6" w:name="_Toc235914724"/>
       <w:r>
         <w:t>¿Cómo inicio sesión en el sistema?</w:t>
       </w:r>
-    </w:p>
-    <w:p>
-      <w:pPr>
-        <w:pStyle w:val="2"/>
+      <w:bookmarkEnd w:id="6"/>
+    </w:p>
+    <w:p>
+      <w:pPr>
+        <w:pStyle w:val="Ttulo1"/>
         <w:ind w:left="720" w:firstLine="0"/>
         <w:jc w:val="left"/>
         <w:rPr>
@@ -7036,6 +8264,7 @@
           <w:bCs w:val="0"/>
         </w:rPr>
       </w:pPr>
+      <w:bookmarkStart w:id="7" w:name="_Toc235914725"/>
       <w:r>
         <w:rPr>
           <w:b w:val="0"/>
@@ -7046,23 +8275,26 @@
       <w:r>
         <w:t>iniciar sesión.</w:t>
       </w:r>
-    </w:p>
-    <w:p>
-      <w:pPr>
-        <w:pStyle w:val="2"/>
+      <w:bookmarkEnd w:id="7"/>
+    </w:p>
+    <w:p>
+      <w:pPr>
+        <w:pStyle w:val="Ttulo1"/>
         <w:numPr>
           <w:ilvl w:val="0"/>
           <w:numId w:val="4"/>
         </w:numPr>
         <w:jc w:val="left"/>
       </w:pPr>
+      <w:bookmarkStart w:id="8" w:name="_Toc235914726"/>
       <w:r>
         <w:t>¿Quién puede acceder al sistema?</w:t>
       </w:r>
-    </w:p>
-    <w:p>
-      <w:pPr>
-        <w:pStyle w:val="2"/>
+      <w:bookmarkEnd w:id="8"/>
+    </w:p>
+    <w:p>
+      <w:pPr>
+        <w:pStyle w:val="Ttulo1"/>
         <w:ind w:left="720" w:firstLine="0"/>
         <w:jc w:val="left"/>
         <w:rPr>
@@ -7070,6 +8302,7 @@
           <w:bCs w:val="0"/>
         </w:rPr>
       </w:pPr>
+      <w:bookmarkStart w:id="9" w:name="_Toc235914727"/>
       <w:r>
         <w:rPr>
           <w:b w:val="0"/>
@@ -7077,164 +8310,135 @@
         </w:rPr>
         <w:t>Solo los usuarios registrados con las respectivas credenciales válidas.</w:t>
       </w:r>
-    </w:p>
-    <w:p>
-      <w:pPr>
-        <w:pStyle w:val="2"/>
+      <w:bookmarkEnd w:id="9"/>
+    </w:p>
+    <w:p>
+      <w:pPr>
+        <w:pStyle w:val="Ttulo1"/>
         <w:numPr>
           <w:ilvl w:val="0"/>
           <w:numId w:val="4"/>
         </w:numPr>
         <w:jc w:val="left"/>
       </w:pPr>
-      <w:r>
-        <w:t>¿Qu</w:t>
-      </w:r>
-      <w:r>
-        <w:rPr>
-          <w:rFonts w:hint="default"/>
-          <w:lang w:val="es-ES"/>
-        </w:rPr>
-        <w:t>e puedo hacer si se me olvida la contraseña</w:t>
-      </w:r>
-      <w:r>
-        <w:t>?</w:t>
-      </w:r>
-    </w:p>
-    <w:p>
-      <w:pPr>
-        <w:pStyle w:val="2"/>
-        <w:keepNext w:val="0"/>
-        <w:keepLines w:val="0"/>
-        <w:pageBreakBefore w:val="0"/>
-        <w:widowControl w:val="0"/>
-        <w:numPr>
-          <w:numId w:val="0"/>
-        </w:numPr>
-        <w:kinsoku/>
-        <w:wordWrap/>
-        <w:overflowPunct/>
-        <w:topLinePunct w:val="0"/>
-        <w:autoSpaceDE w:val="0"/>
-        <w:autoSpaceDN w:val="0"/>
-        <w:bidi w:val="0"/>
-        <w:adjustRightInd/>
-        <w:snapToGrid/>
-        <w:ind w:left="838" w:leftChars="381" w:firstLine="0" w:firstLineChars="0"/>
+      <w:bookmarkStart w:id="10" w:name="_Toc235914728"/>
+      <w:r>
+        <w:t>¿</w:t>
+      </w:r>
+      <w:proofErr w:type="spellStart"/>
+      <w:r>
+        <w:t>Que</w:t>
+      </w:r>
+      <w:proofErr w:type="spellEnd"/>
+      <w:r>
+        <w:t xml:space="preserve"> puedo hacer si se me olvida la contraseña?</w:t>
+      </w:r>
+      <w:bookmarkEnd w:id="10"/>
+    </w:p>
+    <w:p>
+      <w:pPr>
+        <w:pStyle w:val="Ttulo1"/>
+        <w:ind w:leftChars="381" w:left="838" w:firstLine="0"/>
         <w:jc w:val="both"/>
-        <w:textAlignment w:val="auto"/>
-        <w:rPr>
-          <w:rFonts w:hint="default"/>
+        <w:rPr>
           <w:b w:val="0"/>
           <w:bCs w:val="0"/>
-          <w:lang w:val="es-ES"/>
-        </w:rPr>
-      </w:pPr>
-      <w:r>
-        <w:rPr>
-          <w:rFonts w:hint="default" w:ascii="Times New Roman" w:hAnsi="Times New Roman" w:eastAsia="SimSun" w:cs="Times New Roman"/>
+        </w:rPr>
+      </w:pPr>
+      <w:bookmarkStart w:id="11" w:name="_Toc235914729"/>
+      <w:r>
+        <w:rPr>
+          <w:rFonts w:eastAsia="SimSun"/>
           <w:b w:val="0"/>
           <w:bCs w:val="0"/>
-          <w:sz w:val="28"/>
           <w:szCs w:val="28"/>
         </w:rPr>
         <w:t>Comuníquese con el administrador para restablecer su contraseña.</w:t>
       </w:r>
-    </w:p>
-    <w:p>
-      <w:pPr>
-        <w:pStyle w:val="2"/>
+      <w:bookmarkEnd w:id="11"/>
+    </w:p>
+    <w:p>
+      <w:pPr>
+        <w:pStyle w:val="Ttulo1"/>
         <w:numPr>
           <w:ilvl w:val="0"/>
           <w:numId w:val="4"/>
         </w:numPr>
         <w:jc w:val="left"/>
       </w:pPr>
+      <w:bookmarkStart w:id="12" w:name="_Toc235914730"/>
       <w:r>
         <w:t>¿</w:t>
       </w:r>
       <w:r>
         <w:rPr>
-          <w:rFonts w:hint="default" w:ascii="Times New Roman" w:hAnsi="Times New Roman" w:eastAsia="SimSun" w:cs="Times New Roman"/>
-          <w:sz w:val="28"/>
+          <w:rFonts w:eastAsia="SimSun"/>
           <w:szCs w:val="28"/>
         </w:rPr>
         <w:t>Quién puede crear, modificar o eliminar eventos</w:t>
       </w:r>
       <w:r>
         <w:rPr>
-          <w:rFonts w:hint="default" w:ascii="Times New Roman" w:hAnsi="Times New Roman" w:cs="Times New Roman"/>
-          <w:sz w:val="28"/>
           <w:szCs w:val="28"/>
         </w:rPr>
         <w:t>?</w:t>
       </w:r>
-    </w:p>
-    <w:p>
-      <w:pPr>
-        <w:pStyle w:val="2"/>
-        <w:keepNext w:val="0"/>
-        <w:keepLines w:val="0"/>
-        <w:pageBreakBefore w:val="0"/>
-        <w:widowControl w:val="0"/>
-        <w:numPr>
-          <w:numId w:val="0"/>
-        </w:numPr>
-        <w:kinsoku/>
-        <w:wordWrap/>
-        <w:overflowPunct/>
-        <w:topLinePunct w:val="0"/>
-        <w:autoSpaceDE w:val="0"/>
-        <w:autoSpaceDN w:val="0"/>
-        <w:bidi w:val="0"/>
-        <w:adjustRightInd/>
-        <w:snapToGrid/>
-        <w:ind w:left="559" w:leftChars="254" w:firstLine="0" w:firstLineChars="0"/>
+      <w:bookmarkEnd w:id="12"/>
+    </w:p>
+    <w:p>
+      <w:pPr>
+        <w:pStyle w:val="Ttulo1"/>
+        <w:ind w:leftChars="254" w:left="559" w:firstLine="0"/>
         <w:jc w:val="left"/>
-        <w:textAlignment w:val="auto"/>
-        <w:rPr>
-          <w:rFonts w:hint="default" w:ascii="Times New Roman" w:hAnsi="Times New Roman" w:cs="Times New Roman"/>
+        <w:rPr>
           <w:b w:val="0"/>
           <w:bCs w:val="0"/>
-          <w:sz w:val="28"/>
           <w:szCs w:val="28"/>
         </w:rPr>
       </w:pPr>
-      <w:r>
-        <w:rPr>
-          <w:rFonts w:hint="default" w:ascii="Times New Roman" w:hAnsi="Times New Roman" w:eastAsia="SimSun" w:cs="Times New Roman"/>
+      <w:bookmarkStart w:id="13" w:name="_Toc235914731"/>
+      <w:r>
+        <w:rPr>
+          <w:rFonts w:eastAsia="SimSun"/>
           <w:b w:val="0"/>
           <w:bCs w:val="0"/>
-          <w:sz w:val="28"/>
           <w:szCs w:val="28"/>
         </w:rPr>
         <w:t xml:space="preserve">Solo los usuarios con rol de </w:t>
       </w:r>
       <w:r>
         <w:rPr>
-          <w:rStyle w:val="14"/>
-          <w:rFonts w:hint="default" w:ascii="Times New Roman" w:hAnsi="Times New Roman" w:eastAsia="SimSun" w:cs="Times New Roman"/>
+          <w:rStyle w:val="Textoennegrita"/>
+          <w:rFonts w:eastAsia="SimSun"/>
+          <w:szCs w:val="28"/>
+        </w:rPr>
+        <w:t>Administrador</w:t>
+      </w:r>
+      <w:r>
+        <w:rPr>
+          <w:rFonts w:eastAsia="SimSun"/>
           <w:b w:val="0"/>
           <w:bCs w:val="0"/>
-          <w:sz w:val="28"/>
           <w:szCs w:val="28"/>
         </w:rPr>
-        <w:t>Administrador</w:t>
-      </w:r>
-      <w:r>
-        <w:rPr>
-          <w:rFonts w:hint="default" w:ascii="Times New Roman" w:hAnsi="Times New Roman" w:eastAsia="SimSun" w:cs="Times New Roman"/>
+        <w:t xml:space="preserve"> pueden realizar estas acciones.</w:t>
+      </w:r>
+      <w:bookmarkEnd w:id="13"/>
+    </w:p>
+    <w:p>
+      <w:pPr>
+        <w:pStyle w:val="Ttulo1"/>
+        <w:ind w:left="720" w:firstLine="0"/>
+        <w:jc w:val="left"/>
+        <w:rPr>
           <w:b w:val="0"/>
           <w:bCs w:val="0"/>
-          <w:sz w:val="28"/>
-          <w:szCs w:val="28"/>
-        </w:rPr>
-        <w:t xml:space="preserve"> pueden realizar estas acciones.</w:t>
-      </w:r>
-    </w:p>
-    <w:p>
-      <w:pPr>
-        <w:pStyle w:val="2"/>
+        </w:rPr>
+      </w:pPr>
+    </w:p>
+    <w:p>
+      <w:pPr>
+        <w:pStyle w:val="Ttulo1"/>
         <w:ind w:left="720" w:firstLine="0"/>
         <w:jc w:val="left"/>
         <w:rPr>
@@ -7245,17 +8449,6 @@
     </w:p>
     <w:p>
       <w:pPr>
-        <w:pStyle w:val="2"/>
-        <w:ind w:left="720" w:firstLine="0"/>
-        <w:jc w:val="left"/>
-        <w:rPr>
-          <w:b w:val="0"/>
-          <w:bCs w:val="0"/>
-        </w:rPr>
-      </w:pPr>
-    </w:p>
-    <w:p>
-      <w:pPr>
         <w:spacing w:line="360" w:lineRule="auto"/>
         <w:ind w:firstLine="0"/>
       </w:pPr>
@@ -7325,25 +8518,23 @@
         <w:spacing w:line="360" w:lineRule="auto"/>
         <w:ind w:firstLine="0"/>
       </w:pPr>
-      <w:bookmarkStart w:id="0" w:name="_GoBack"/>
-      <w:bookmarkEnd w:id="0"/>
     </w:p>
     <w:sectPr>
       <w:type w:val="continuous"/>
       <w:pgSz w:w="12240" w:h="15840"/>
       <w:pgMar w:top="1440" w:right="1440" w:bottom="1440" w:left="1440" w:header="709" w:footer="709" w:gutter="0"/>
       <w:pgNumType w:start="0"/>
-      <w:cols w:space="708" w:num="2"/>
+      <w:cols w:num="2" w:space="708"/>
       <w:titlePg/>
-      <w:docGrid w:linePitch="360" w:charSpace="0"/>
+      <w:docGrid w:linePitch="360"/>
     </w:sectPr>
   </w:body>
 </w:document>
 </file>
 
 <file path=word/endnotes.xml><?xml version="1.0" encoding="utf-8"?>
-<w:endnotes xmlns:wpc="http://schemas.microsoft.com/office/word/2010/wordprocessingCanvas" xmlns:mc="http://schemas.openxmlformats.org/markup-compatibility/2006" xmlns:o="urn:schemas-microsoft-com:office:office" xmlns:r="http://schemas.openxmlformats.org/officeDocument/2006/relationships" xmlns:m="http://schemas.openxmlformats.org/officeDocument/2006/math" xmlns:v="urn:schemas-microsoft-com:vml" xmlns:wp14="http://schemas.microsoft.com/office/word/2010/wordprocessingDrawing" xmlns:wp="http://schemas.openxmlformats.org/drawingml/2006/wordprocessingDrawing" xmlns:w="http://schemas.openxmlformats.org/wordprocessingml/2006/main" xmlns:w14="http://schemas.microsoft.com/office/word/2010/wordml" xmlns:w15="http://schemas.microsoft.com/office/word/2012/wordml" xmlns:w10="urn:schemas-microsoft-com:office:word" xmlns:wpg="http://schemas.microsoft.com/office/word/2010/wordprocessingGroup" xmlns:wpi="http://schemas.microsoft.com/office/word/2010/wordprocessingInk" xmlns:wne="http://schemas.microsoft.com/office/word/2006/wordml" xmlns:wps="http://schemas.microsoft.com/office/word/2010/wordprocessingShape" xmlns:wpsCustomData="http://www.wps.cn/officeDocument/2013/wpsCustomData" mc:Ignorable="w14 w15 wp14">
-  <w:endnote w:type="separator" w:id="0">
+<w:endnotes xmlns:wpc="http://schemas.microsoft.com/office/word/2010/wordprocessingCanvas" xmlns:cx="http://schemas.microsoft.com/office/drawing/2014/chartex" xmlns:cx1="http://schemas.microsoft.com/office/drawing/2015/9/8/chartex" xmlns:cx2="http://schemas.microsoft.com/office/drawing/2015/10/21/chartex" xmlns:cx3="http://schemas.microsoft.com/office/drawing/2016/5/9/chartex" xmlns:cx4="http://schemas.microsoft.com/office/drawing/2016/5/10/chartex" xmlns:cx5="http://schemas.microsoft.com/office/drawing/2016/5/11/chartex" xmlns:cx6="http://schemas.microsoft.com/office/drawing/2016/5/12/chartex" xmlns:cx7="http://schemas.microsoft.com/office/drawing/2016/5/13/chartex" xmlns:cx8="http://schemas.microsoft.com/office/drawing/2016/5/14/chartex" xmlns:mc="http://schemas.openxmlformats.org/markup-compatibility/2006" xmlns:aink="http://schemas.microsoft.com/office/drawing/2016/ink" xmlns:am3d="http://schemas.microsoft.com/office/drawing/2017/model3d" xmlns:o="urn:schemas-microsoft-com:office:office" xmlns:oel="http://schemas.microsoft.com/office/2019/extlst" xmlns:r="http://schemas.openxmlformats.org/officeDocument/2006/relationships" xmlns:m="http://schemas.openxmlformats.org/officeDocument/2006/math" xmlns:v="urn:schemas-microsoft-com:vml" xmlns:wp14="http://schemas.microsoft.com/office/word/2010/wordprocessingDrawing" xmlns:wp="http://schemas.openxmlformats.org/drawingml/2006/wordprocessingDrawing" xmlns:w10="urn:schemas-microsoft-com:office:word" xmlns:w="http://schemas.openxmlformats.org/wordprocessingml/2006/main" xmlns:w14="http://schemas.microsoft.com/office/word/2010/wordml" xmlns:w15="http://schemas.microsoft.com/office/word/2012/wordml" xmlns:w16cex="http://schemas.microsoft.com/office/word/2018/wordml/cex" xmlns:w16cid="http://schemas.microsoft.com/office/word/2016/wordml/cid" xmlns:w16="http://schemas.microsoft.com/office/word/2018/wordml" xmlns:w16sdtdh="http://schemas.microsoft.com/office/word/2020/wordml/sdtdatahash" xmlns:w16se="http://schemas.microsoft.com/office/word/2015/wordml/symex" xmlns:wpg="http://schemas.microsoft.com/office/word/2010/wordprocessingGroup" xmlns:wpi="http://schemas.microsoft.com/office/word/2010/wordprocessingInk" xmlns:wne="http://schemas.microsoft.com/office/word/2006/wordml" xmlns:wps="http://schemas.microsoft.com/office/word/2010/wordprocessingShape" mc:Ignorable="w14 w15 w16se w16cid w16 w16cex w16sdtdh wp14">
+  <w:endnote w:type="separator" w:id="-1">
     <w:p>
       <w:pPr>
         <w:spacing w:line="240" w:lineRule="auto"/>
@@ -7353,7 +8544,7 @@
       </w:r>
     </w:p>
   </w:endnote>
-  <w:endnote w:type="continuationSeparator" w:id="1">
+  <w:endnote w:type="continuationSeparator" w:id="0">
     <w:p>
       <w:pPr>
         <w:spacing w:line="240" w:lineRule="auto"/>
@@ -7367,22 +8558,16 @@
 </file>
 
 <file path=word/footnotes.xml><?xml version="1.0" encoding="utf-8"?>
-<w:footnotes xmlns:wpc="http://schemas.microsoft.com/office/word/2010/wordprocessingCanvas" xmlns:mc="http://schemas.openxmlformats.org/markup-compatibility/2006" xmlns:o="urn:schemas-microsoft-com:office:office" xmlns:r="http://schemas.openxmlformats.org/officeDocument/2006/relationships" xmlns:m="http://schemas.openxmlformats.org/officeDocument/2006/math" xmlns:v="urn:schemas-microsoft-com:vml" xmlns:wp14="http://schemas.microsoft.com/office/word/2010/wordprocessingDrawing" xmlns:wp="http://schemas.openxmlformats.org/drawingml/2006/wordprocessingDrawing" xmlns:w="http://schemas.openxmlformats.org/wordprocessingml/2006/main" xmlns:w14="http://schemas.microsoft.com/office/word/2010/wordml" xmlns:w15="http://schemas.microsoft.com/office/word/2012/wordml" xmlns:w10="urn:schemas-microsoft-com:office:word" xmlns:wpg="http://schemas.microsoft.com/office/word/2010/wordprocessingGroup" xmlns:wpi="http://schemas.microsoft.com/office/word/2010/wordprocessingInk" xmlns:wne="http://schemas.microsoft.com/office/word/2006/wordml" xmlns:wps="http://schemas.microsoft.com/office/word/2010/wordprocessingShape" xmlns:wpsCustomData="http://www.wps.cn/officeDocument/2013/wpsCustomData" mc:Ignorable="w14 w15 wp14">
-  <w:footnote w:type="separator" w:id="0">
-    <w:p>
-      <w:pPr>
-        <w:spacing w:before="0" w:after="0" w:line="480" w:lineRule="auto"/>
-      </w:pPr>
+<w:footnotes xmlns:wpc="http://schemas.microsoft.com/office/word/2010/wordprocessingCanvas" xmlns:cx="http://schemas.microsoft.com/office/drawing/2014/chartex" xmlns:cx1="http://schemas.microsoft.com/office/drawing/2015/9/8/chartex" xmlns:cx2="http://schemas.microsoft.com/office/drawing/2015/10/21/chartex" xmlns:cx3="http://schemas.microsoft.com/office/drawing/2016/5/9/chartex" xmlns:cx4="http://schemas.microsoft.com/office/drawing/2016/5/10/chartex" xmlns:cx5="http://schemas.microsoft.com/office/drawing/2016/5/11/chartex" xmlns:cx6="http://schemas.microsoft.com/office/drawing/2016/5/12/chartex" xmlns:cx7="http://schemas.microsoft.com/office/drawing/2016/5/13/chartex" xmlns:cx8="http://schemas.microsoft.com/office/drawing/2016/5/14/chartex" xmlns:mc="http://schemas.openxmlformats.org/markup-compatibility/2006" xmlns:aink="http://schemas.microsoft.com/office/drawing/2016/ink" xmlns:am3d="http://schemas.microsoft.com/office/drawing/2017/model3d" xmlns:o="urn:schemas-microsoft-com:office:office" xmlns:oel="http://schemas.microsoft.com/office/2019/extlst" xmlns:r="http://schemas.openxmlformats.org/officeDocument/2006/relationships" xmlns:m="http://schemas.openxmlformats.org/officeDocument/2006/math" xmlns:v="urn:schemas-microsoft-com:vml" xmlns:wp14="http://schemas.microsoft.com/office/word/2010/wordprocessingDrawing" xmlns:wp="http://schemas.openxmlformats.org/drawingml/2006/wordprocessingDrawing" xmlns:w10="urn:schemas-microsoft-com:office:word" xmlns:w="http://schemas.openxmlformats.org/wordprocessingml/2006/main" xmlns:w14="http://schemas.microsoft.com/office/word/2010/wordml" xmlns:w15="http://schemas.microsoft.com/office/word/2012/wordml" xmlns:w16cex="http://schemas.microsoft.com/office/word/2018/wordml/cex" xmlns:w16cid="http://schemas.microsoft.com/office/word/2016/wordml/cid" xmlns:w16="http://schemas.microsoft.com/office/word/2018/wordml" xmlns:w16sdtdh="http://schemas.microsoft.com/office/word/2020/wordml/sdtdatahash" xmlns:w16se="http://schemas.microsoft.com/office/word/2015/wordml/symex" xmlns:wpg="http://schemas.microsoft.com/office/word/2010/wordprocessingGroup" xmlns:wpi="http://schemas.microsoft.com/office/word/2010/wordprocessingInk" xmlns:wne="http://schemas.microsoft.com/office/word/2006/wordml" xmlns:wps="http://schemas.microsoft.com/office/word/2010/wordprocessingShape" mc:Ignorable="w14 w15 w16se w16cid w16 w16cex w16sdtdh wp14">
+  <w:footnote w:type="separator" w:id="-1">
+    <w:p>
       <w:r>
         <w:separator/>
       </w:r>
     </w:p>
   </w:footnote>
-  <w:footnote w:type="continuationSeparator" w:id="1">
-    <w:p>
-      <w:pPr>
-        <w:spacing w:before="0" w:after="0" w:line="480" w:lineRule="auto"/>
-      </w:pPr>
+  <w:footnote w:type="continuationSeparator" w:id="0">
+    <w:p>
       <w:r>
         <w:continuationSeparator/>
       </w:r>
@@ -7392,12 +8577,12 @@
 </file>
 
 <file path=word/numbering.xml><?xml version="1.0" encoding="utf-8"?>
-<w:numbering xmlns:wpc="http://schemas.microsoft.com/office/word/2010/wordprocessingCanvas" xmlns:mc="http://schemas.openxmlformats.org/markup-compatibility/2006" xmlns:o="urn:schemas-microsoft-com:office:office" xmlns:r="http://schemas.openxmlformats.org/officeDocument/2006/relationships" xmlns:m="http://schemas.openxmlformats.org/officeDocument/2006/math" xmlns:v="urn:schemas-microsoft-com:vml" xmlns:wp14="http://schemas.microsoft.com/office/word/2010/wordprocessingDrawing" xmlns:wp="http://schemas.openxmlformats.org/drawingml/2006/wordprocessingDrawing" xmlns:w10="urn:schemas-microsoft-com:office:word" xmlns:w="http://schemas.openxmlformats.org/wordprocessingml/2006/main" xmlns:w14="http://schemas.microsoft.com/office/word/2010/wordml" xmlns:wpg="http://schemas.microsoft.com/office/word/2010/wordprocessingGroup" xmlns:wpi="http://schemas.microsoft.com/office/word/2010/wordprocessingInk" xmlns:wne="http://schemas.microsoft.com/office/word/2006/wordml" xmlns:wps="http://schemas.microsoft.com/office/word/2010/wordprocessingShape" xmlns:wpsCustomData="http://www.wps.cn/officeDocument/2013/wpsCustomData" mc:Ignorable="w14 wp14">
-  <w:abstractNum w:abstractNumId="0">
+<w:numbering xmlns:wpc="http://schemas.microsoft.com/office/word/2010/wordprocessingCanvas" xmlns:cx="http://schemas.microsoft.com/office/drawing/2014/chartex" xmlns:cx1="http://schemas.microsoft.com/office/drawing/2015/9/8/chartex" xmlns:cx2="http://schemas.microsoft.com/office/drawing/2015/10/21/chartex" xmlns:cx3="http://schemas.microsoft.com/office/drawing/2016/5/9/chartex" xmlns:cx4="http://schemas.microsoft.com/office/drawing/2016/5/10/chartex" xmlns:cx5="http://schemas.microsoft.com/office/drawing/2016/5/11/chartex" xmlns:cx6="http://schemas.microsoft.com/office/drawing/2016/5/12/chartex" xmlns:cx7="http://schemas.microsoft.com/office/drawing/2016/5/13/chartex" xmlns:cx8="http://schemas.microsoft.com/office/drawing/2016/5/14/chartex" xmlns:mc="http://schemas.openxmlformats.org/markup-compatibility/2006" xmlns:aink="http://schemas.microsoft.com/office/drawing/2016/ink" xmlns:am3d="http://schemas.microsoft.com/office/drawing/2017/model3d" xmlns:o="urn:schemas-microsoft-com:office:office" xmlns:oel="http://schemas.microsoft.com/office/2019/extlst" xmlns:r="http://schemas.openxmlformats.org/officeDocument/2006/relationships" xmlns:m="http://schemas.openxmlformats.org/officeDocument/2006/math" xmlns:v="urn:schemas-microsoft-com:vml" xmlns:wp14="http://schemas.microsoft.com/office/word/2010/wordprocessingDrawing" xmlns:wp="http://schemas.openxmlformats.org/drawingml/2006/wordprocessingDrawing" xmlns:w10="urn:schemas-microsoft-com:office:word" xmlns:w="http://schemas.openxmlformats.org/wordprocessingml/2006/main" xmlns:w14="http://schemas.microsoft.com/office/word/2010/wordml" xmlns:w15="http://schemas.microsoft.com/office/word/2012/wordml" xmlns:w16cex="http://schemas.microsoft.com/office/word/2018/wordml/cex" xmlns:w16cid="http://schemas.microsoft.com/office/word/2016/wordml/cid" xmlns:w16="http://schemas.microsoft.com/office/word/2018/wordml" xmlns:w16sdtdh="http://schemas.microsoft.com/office/word/2020/wordml/sdtdatahash" xmlns:w16se="http://schemas.microsoft.com/office/word/2015/wordml/symex" xmlns:wpg="http://schemas.microsoft.com/office/word/2010/wordprocessingGroup" xmlns:wpi="http://schemas.microsoft.com/office/word/2010/wordprocessingInk" xmlns:wne="http://schemas.microsoft.com/office/word/2006/wordml" xmlns:wps="http://schemas.microsoft.com/office/word/2010/wordprocessingShape" mc:Ignorable="w14 w15 w16se w16cid w16 w16cex w16sdtdh wp14">
+  <w:abstractNum w:abstractNumId="0" w15:restartNumberingAfterBreak="0">
     <w:nsid w:val="29166BAF"/>
     <w:multiLevelType w:val="multilevel"/>
     <w:tmpl w:val="29166BAF"/>
-    <w:lvl w:ilvl="0" w:tentative="0">
+    <w:lvl w:ilvl="0">
       <w:start w:val="1"/>
       <w:numFmt w:val="decimal"/>
       <w:lvlText w:val="%1."/>
@@ -7409,7 +8594,7 @@
         <w:ind w:left="720" w:hanging="360"/>
       </w:pPr>
     </w:lvl>
-    <w:lvl w:ilvl="1" w:tentative="0">
+    <w:lvl w:ilvl="1">
       <w:start w:val="1"/>
       <w:numFmt w:val="decimal"/>
       <w:lvlText w:val="%2."/>
@@ -7421,7 +8606,7 @@
         <w:ind w:left="1440" w:hanging="360"/>
       </w:pPr>
     </w:lvl>
-    <w:lvl w:ilvl="2" w:tentative="0">
+    <w:lvl w:ilvl="2">
       <w:start w:val="1"/>
       <w:numFmt w:val="decimal"/>
       <w:lvlText w:val="%3."/>
@@ -7433,7 +8618,7 @@
         <w:ind w:left="2160" w:hanging="360"/>
       </w:pPr>
     </w:lvl>
-    <w:lvl w:ilvl="3" w:tentative="0">
+    <w:lvl w:ilvl="3">
       <w:start w:val="1"/>
       <w:numFmt w:val="decimal"/>
       <w:lvlText w:val="%4."/>
@@ -7445,7 +8630,7 @@
         <w:ind w:left="2880" w:hanging="360"/>
       </w:pPr>
     </w:lvl>
-    <w:lvl w:ilvl="4" w:tentative="0">
+    <w:lvl w:ilvl="4">
       <w:start w:val="1"/>
       <w:numFmt w:val="decimal"/>
       <w:lvlText w:val="%5."/>
@@ -7457,7 +8642,7 @@
         <w:ind w:left="3600" w:hanging="360"/>
       </w:pPr>
     </w:lvl>
-    <w:lvl w:ilvl="5" w:tentative="0">
+    <w:lvl w:ilvl="5">
       <w:start w:val="1"/>
       <w:numFmt w:val="decimal"/>
       <w:lvlText w:val="%6."/>
@@ -7469,7 +8654,7 @@
         <w:ind w:left="4320" w:hanging="360"/>
       </w:pPr>
     </w:lvl>
-    <w:lvl w:ilvl="6" w:tentative="0">
+    <w:lvl w:ilvl="6">
       <w:start w:val="1"/>
       <w:numFmt w:val="decimal"/>
       <w:lvlText w:val="%7."/>
@@ -7481,7 +8666,7 @@
         <w:ind w:left="5040" w:hanging="360"/>
       </w:pPr>
     </w:lvl>
-    <w:lvl w:ilvl="7" w:tentative="0">
+    <w:lvl w:ilvl="7">
       <w:start w:val="1"/>
       <w:numFmt w:val="decimal"/>
       <w:lvlText w:val="%8."/>
@@ -7493,7 +8678,7 @@
         <w:ind w:left="5760" w:hanging="360"/>
       </w:pPr>
     </w:lvl>
-    <w:lvl w:ilvl="8" w:tentative="0">
+    <w:lvl w:ilvl="8">
       <w:start w:val="1"/>
       <w:numFmt w:val="decimal"/>
       <w:lvlText w:val="%9."/>
@@ -7506,11 +8691,11 @@
       </w:pPr>
     </w:lvl>
   </w:abstractNum>
-  <w:abstractNum w:abstractNumId="1">
+  <w:abstractNum w:abstractNumId="1" w15:restartNumberingAfterBreak="0">
     <w:nsid w:val="3E82328C"/>
     <w:multiLevelType w:val="multilevel"/>
     <w:tmpl w:val="3E82328C"/>
-    <w:lvl w:ilvl="0" w:tentative="0">
+    <w:lvl w:ilvl="0">
       <w:start w:val="1"/>
       <w:numFmt w:val="decimal"/>
       <w:lvlText w:val="%1."/>
@@ -7522,7 +8707,7 @@
         <w:rFonts w:hint="default"/>
       </w:rPr>
     </w:lvl>
-    <w:lvl w:ilvl="1" w:tentative="0">
+    <w:lvl w:ilvl="1">
       <w:start w:val="1"/>
       <w:numFmt w:val="lowerLetter"/>
       <w:lvlText w:val="%2."/>
@@ -7531,7 +8716,7 @@
         <w:ind w:left="1440" w:hanging="360"/>
       </w:pPr>
     </w:lvl>
-    <w:lvl w:ilvl="2" w:tentative="0">
+    <w:lvl w:ilvl="2">
       <w:start w:val="1"/>
       <w:numFmt w:val="lowerRoman"/>
       <w:lvlText w:val="%3."/>
@@ -7540,7 +8725,7 @@
         <w:ind w:left="2160" w:hanging="180"/>
       </w:pPr>
     </w:lvl>
-    <w:lvl w:ilvl="3" w:tentative="0">
+    <w:lvl w:ilvl="3">
       <w:start w:val="1"/>
       <w:numFmt w:val="decimal"/>
       <w:lvlText w:val="%4."/>
@@ -7549,7 +8734,7 @@
         <w:ind w:left="2880" w:hanging="360"/>
       </w:pPr>
     </w:lvl>
-    <w:lvl w:ilvl="4" w:tentative="0">
+    <w:lvl w:ilvl="4">
       <w:start w:val="1"/>
       <w:numFmt w:val="lowerLetter"/>
       <w:lvlText w:val="%5."/>
@@ -7558,7 +8743,7 @@
         <w:ind w:left="3600" w:hanging="360"/>
       </w:pPr>
     </w:lvl>
-    <w:lvl w:ilvl="5" w:tentative="0">
+    <w:lvl w:ilvl="5">
       <w:start w:val="1"/>
       <w:numFmt w:val="lowerRoman"/>
       <w:lvlText w:val="%6."/>
@@ -7567,7 +8752,7 @@
         <w:ind w:left="4320" w:hanging="180"/>
       </w:pPr>
     </w:lvl>
-    <w:lvl w:ilvl="6" w:tentative="0">
+    <w:lvl w:ilvl="6">
       <w:start w:val="1"/>
       <w:numFmt w:val="decimal"/>
       <w:lvlText w:val="%7."/>
@@ -7576,7 +8761,7 @@
         <w:ind w:left="5040" w:hanging="360"/>
       </w:pPr>
     </w:lvl>
-    <w:lvl w:ilvl="7" w:tentative="0">
+    <w:lvl w:ilvl="7">
       <w:start w:val="1"/>
       <w:numFmt w:val="lowerLetter"/>
       <w:lvlText w:val="%8."/>
@@ -7585,7 +8770,7 @@
         <w:ind w:left="5760" w:hanging="360"/>
       </w:pPr>
     </w:lvl>
-    <w:lvl w:ilvl="8" w:tentative="0">
+    <w:lvl w:ilvl="8">
       <w:start w:val="1"/>
       <w:numFmt w:val="lowerRoman"/>
       <w:lvlText w:val="%9."/>
@@ -7595,11 +8780,11 @@
       </w:pPr>
     </w:lvl>
   </w:abstractNum>
-  <w:abstractNum w:abstractNumId="2">
+  <w:abstractNum w:abstractNumId="2" w15:restartNumberingAfterBreak="0">
     <w:nsid w:val="62CE3C70"/>
     <w:multiLevelType w:val="multilevel"/>
     <w:tmpl w:val="62CE3C70"/>
-    <w:lvl w:ilvl="0" w:tentative="0">
+    <w:lvl w:ilvl="0">
       <w:start w:val="1"/>
       <w:numFmt w:val="bullet"/>
       <w:lvlText w:val=""/>
@@ -7611,11 +8796,11 @@
         <w:ind w:left="720" w:hanging="360"/>
       </w:pPr>
       <w:rPr>
-        <w:rFonts w:hint="default" w:ascii="Symbol" w:hAnsi="Symbol"/>
+        <w:rFonts w:ascii="Symbol" w:hAnsi="Symbol" w:hint="default"/>
         <w:sz w:val="20"/>
       </w:rPr>
     </w:lvl>
-    <w:lvl w:ilvl="1" w:tentative="0">
+    <w:lvl w:ilvl="1">
       <w:start w:val="1"/>
       <w:numFmt w:val="bullet"/>
       <w:lvlText w:val="o"/>
@@ -7627,11 +8812,11 @@
         <w:ind w:left="1440" w:hanging="360"/>
       </w:pPr>
       <w:rPr>
-        <w:rFonts w:hint="default" w:ascii="Courier New" w:hAnsi="Courier New"/>
+        <w:rFonts w:ascii="Courier New" w:hAnsi="Courier New" w:hint="default"/>
         <w:sz w:val="20"/>
       </w:rPr>
     </w:lvl>
-    <w:lvl w:ilvl="2" w:tentative="0">
+    <w:lvl w:ilvl="2">
       <w:start w:val="1"/>
       <w:numFmt w:val="bullet"/>
       <w:lvlText w:val=""/>
@@ -7643,11 +8828,11 @@
         <w:ind w:left="2160" w:hanging="360"/>
       </w:pPr>
       <w:rPr>
-        <w:rFonts w:hint="default" w:ascii="Wingdings" w:hAnsi="Wingdings"/>
+        <w:rFonts w:ascii="Wingdings" w:hAnsi="Wingdings" w:hint="default"/>
         <w:sz w:val="20"/>
       </w:rPr>
     </w:lvl>
-    <w:lvl w:ilvl="3" w:tentative="0">
+    <w:lvl w:ilvl="3">
       <w:start w:val="1"/>
       <w:numFmt w:val="bullet"/>
       <w:lvlText w:val=""/>
@@ -7659,11 +8844,11 @@
         <w:ind w:left="2880" w:hanging="360"/>
       </w:pPr>
       <w:rPr>
-        <w:rFonts w:hint="default" w:ascii="Wingdings" w:hAnsi="Wingdings"/>
+        <w:rFonts w:ascii="Wingdings" w:hAnsi="Wingdings" w:hint="default"/>
         <w:sz w:val="20"/>
       </w:rPr>
     </w:lvl>
-    <w:lvl w:ilvl="4" w:tentative="0">
+    <w:lvl w:ilvl="4">
       <w:start w:val="1"/>
       <w:numFmt w:val="bullet"/>
       <w:lvlText w:val=""/>
@@ -7675,11 +8860,11 @@
         <w:ind w:left="3600" w:hanging="360"/>
       </w:pPr>
       <w:rPr>
-        <w:rFonts w:hint="default" w:ascii="Wingdings" w:hAnsi="Wingdings"/>
+        <w:rFonts w:ascii="Wingdings" w:hAnsi="Wingdings" w:hint="default"/>
         <w:sz w:val="20"/>
       </w:rPr>
     </w:lvl>
-    <w:lvl w:ilvl="5" w:tentative="0">
+    <w:lvl w:ilvl="5">
       <w:start w:val="1"/>
       <w:numFmt w:val="bullet"/>
       <w:lvlText w:val=""/>
@@ -7691,11 +8876,11 @@
         <w:ind w:left="4320" w:hanging="360"/>
       </w:pPr>
       <w:rPr>
-        <w:rFonts w:hint="default" w:ascii="Wingdings" w:hAnsi="Wingdings"/>
+        <w:rFonts w:ascii="Wingdings" w:hAnsi="Wingdings" w:hint="default"/>
         <w:sz w:val="20"/>
       </w:rPr>
     </w:lvl>
-    <w:lvl w:ilvl="6" w:tentative="0">
+    <w:lvl w:ilvl="6">
       <w:start w:val="1"/>
       <w:numFmt w:val="bullet"/>
       <w:lvlText w:val=""/>
@@ -7707,11 +8892,11 @@
         <w:ind w:left="5040" w:hanging="360"/>
       </w:pPr>
       <w:rPr>
-        <w:rFonts w:hint="default" w:ascii="Wingdings" w:hAnsi="Wingdings"/>
+        <w:rFonts w:ascii="Wingdings" w:hAnsi="Wingdings" w:hint="default"/>
         <w:sz w:val="20"/>
       </w:rPr>
     </w:lvl>
-    <w:lvl w:ilvl="7" w:tentative="0">
+    <w:lvl w:ilvl="7">
       <w:start w:val="1"/>
       <w:numFmt w:val="bullet"/>
       <w:lvlText w:val=""/>
@@ -7723,11 +8908,11 @@
         <w:ind w:left="5760" w:hanging="360"/>
       </w:pPr>
       <w:rPr>
-        <w:rFonts w:hint="default" w:ascii="Wingdings" w:hAnsi="Wingdings"/>
+        <w:rFonts w:ascii="Wingdings" w:hAnsi="Wingdings" w:hint="default"/>
         <w:sz w:val="20"/>
       </w:rPr>
     </w:lvl>
-    <w:lvl w:ilvl="8" w:tentative="0">
+    <w:lvl w:ilvl="8">
       <w:start w:val="1"/>
       <w:numFmt w:val="bullet"/>
       <w:lvlText w:val=""/>
@@ -7739,16 +8924,16 @@
         <w:ind w:left="6480" w:hanging="360"/>
       </w:pPr>
       <w:rPr>
-        <w:rFonts w:hint="default" w:ascii="Wingdings" w:hAnsi="Wingdings"/>
+        <w:rFonts w:ascii="Wingdings" w:hAnsi="Wingdings" w:hint="default"/>
         <w:sz w:val="20"/>
       </w:rPr>
     </w:lvl>
   </w:abstractNum>
-  <w:abstractNum w:abstractNumId="3">
+  <w:abstractNum w:abstractNumId="3" w15:restartNumberingAfterBreak="0">
     <w:nsid w:val="7500655B"/>
     <w:multiLevelType w:val="multilevel"/>
     <w:tmpl w:val="7500655B"/>
-    <w:lvl w:ilvl="0" w:tentative="0">
+    <w:lvl w:ilvl="0">
       <w:start w:val="1"/>
       <w:numFmt w:val="decimal"/>
       <w:lvlText w:val="%1."/>
@@ -7760,7 +8945,7 @@
         <w:ind w:left="720" w:hanging="360"/>
       </w:pPr>
     </w:lvl>
-    <w:lvl w:ilvl="1" w:tentative="0">
+    <w:lvl w:ilvl="1">
       <w:start w:val="1"/>
       <w:numFmt w:val="decimal"/>
       <w:lvlText w:val="%2."/>
@@ -7772,7 +8957,7 @@
         <w:ind w:left="1440" w:hanging="360"/>
       </w:pPr>
     </w:lvl>
-    <w:lvl w:ilvl="2" w:tentative="0">
+    <w:lvl w:ilvl="2">
       <w:start w:val="1"/>
       <w:numFmt w:val="decimal"/>
       <w:lvlText w:val="%3."/>
@@ -7784,7 +8969,7 @@
         <w:ind w:left="2160" w:hanging="360"/>
       </w:pPr>
     </w:lvl>
-    <w:lvl w:ilvl="3" w:tentative="0">
+    <w:lvl w:ilvl="3">
       <w:start w:val="1"/>
       <w:numFmt w:val="decimal"/>
       <w:lvlText w:val="%4."/>
@@ -7796,7 +8981,7 @@
         <w:ind w:left="2880" w:hanging="360"/>
       </w:pPr>
     </w:lvl>
-    <w:lvl w:ilvl="4" w:tentative="0">
+    <w:lvl w:ilvl="4">
       <w:start w:val="1"/>
       <w:numFmt w:val="decimal"/>
       <w:lvlText w:val="%5."/>
@@ -7808,7 +8993,7 @@
         <w:ind w:left="3600" w:hanging="360"/>
       </w:pPr>
     </w:lvl>
-    <w:lvl w:ilvl="5" w:tentative="0">
+    <w:lvl w:ilvl="5">
       <w:start w:val="1"/>
       <w:numFmt w:val="decimal"/>
       <w:lvlText w:val="%6."/>
@@ -7820,7 +9005,7 @@
         <w:ind w:left="4320" w:hanging="360"/>
       </w:pPr>
     </w:lvl>
-    <w:lvl w:ilvl="6" w:tentative="0">
+    <w:lvl w:ilvl="6">
       <w:start w:val="1"/>
       <w:numFmt w:val="decimal"/>
       <w:lvlText w:val="%7."/>
@@ -7832,7 +9017,7 @@
         <w:ind w:left="5040" w:hanging="360"/>
       </w:pPr>
     </w:lvl>
-    <w:lvl w:ilvl="7" w:tentative="0">
+    <w:lvl w:ilvl="7">
       <w:start w:val="1"/>
       <w:numFmt w:val="decimal"/>
       <w:lvlText w:val="%8."/>
@@ -7844,7 +9029,7 @@
         <w:ind w:left="5760" w:hanging="360"/>
       </w:pPr>
     </w:lvl>
-    <w:lvl w:ilvl="8" w:tentative="0">
+    <w:lvl w:ilvl="8">
       <w:start w:val="1"/>
       <w:numFmt w:val="decimal"/>
       <w:lvlText w:val="%9."/>
@@ -7857,213 +9042,433 @@
       </w:pPr>
     </w:lvl>
   </w:abstractNum>
-  <w:num w:numId="1">
+  <w:num w:numId="1" w16cid:durableId="461969458">
     <w:abstractNumId w:val="3"/>
   </w:num>
-  <w:num w:numId="2">
+  <w:num w:numId="2" w16cid:durableId="1752118160">
     <w:abstractNumId w:val="0"/>
   </w:num>
-  <w:num w:numId="3">
+  <w:num w:numId="3" w16cid:durableId="653266702">
     <w:abstractNumId w:val="2"/>
   </w:num>
-  <w:num w:numId="4">
+  <w:num w:numId="4" w16cid:durableId="1018894397">
     <w:abstractNumId w:val="1"/>
   </w:num>
 </w:numbering>
 </file>
 
 <file path=word/styles.xml><?xml version="1.0" encoding="utf-8"?>
-<w:styles xmlns:mc="http://schemas.openxmlformats.org/markup-compatibility/2006" xmlns:o="urn:schemas-microsoft-com:office:office" xmlns:r="http://schemas.openxmlformats.org/officeDocument/2006/relationships" xmlns:m="http://schemas.openxmlformats.org/officeDocument/2006/math" xmlns:v="urn:schemas-microsoft-com:vml" xmlns:w="http://schemas.openxmlformats.org/wordprocessingml/2006/main" xmlns:w14="http://schemas.microsoft.com/office/word/2010/wordml" xmlns:w10="urn:schemas-microsoft-com:office:word" xmlns:sl="http://schemas.openxmlformats.org/schemaLibrary/2006/main" xmlns:wpsCustomData="http://www.wps.cn/officeDocument/2013/wpsCustomData" mc:Ignorable="w14">
+<w:styles xmlns:mc="http://schemas.openxmlformats.org/markup-compatibility/2006" xmlns:r="http://schemas.openxmlformats.org/officeDocument/2006/relationships" xmlns:w="http://schemas.openxmlformats.org/wordprocessingml/2006/main" xmlns:w14="http://schemas.microsoft.com/office/word/2010/wordml" xmlns:w15="http://schemas.microsoft.com/office/word/2012/wordml" xmlns:w16cex="http://schemas.microsoft.com/office/word/2018/wordml/cex" xmlns:w16cid="http://schemas.microsoft.com/office/word/2016/wordml/cid" xmlns:w16="http://schemas.microsoft.com/office/word/2018/wordml" xmlns:w16sdtdh="http://schemas.microsoft.com/office/word/2020/wordml/sdtdatahash" xmlns:w16se="http://schemas.microsoft.com/office/word/2015/wordml/symex" mc:Ignorable="w14 w15 w16se w16cid w16 w16cex w16sdtdh">
   <w:docDefaults>
     <w:rPrDefault>
       <w:rPr>
-        <w:rFonts w:ascii="Times New Roman" w:hAnsi="Times New Roman" w:eastAsia="SimSun" w:cs="Times New Roman"/>
+        <w:rFonts w:ascii="Times New Roman" w:eastAsia="SimSun" w:hAnsi="Times New Roman" w:cs="Times New Roman"/>
+        <w:lang w:val="es-EC" w:eastAsia="es-EC" w:bidi="ar-SA"/>
       </w:rPr>
     </w:rPrDefault>
     <w:pPrDefault/>
   </w:docDefaults>
-  <w:latentStyles w:count="260" w:defQFormat="0" w:defUnhideWhenUsed="1" w:defSemiHidden="1" w:defUIPriority="99" w:defLockedState="0">
-    <w:lsdException w:qFormat="1" w:unhideWhenUsed="0" w:uiPriority="0" w:semiHidden="0" w:name="Normal"/>
-    <w:lsdException w:qFormat="1" w:unhideWhenUsed="0" w:uiPriority="9" w:semiHidden="0" w:name="heading 1"/>
-    <w:lsdException w:qFormat="1" w:uiPriority="9" w:semiHidden="0" w:name="heading 2"/>
-    <w:lsdException w:qFormat="1" w:uiPriority="9" w:semiHidden="0" w:name="heading 3"/>
-    <w:lsdException w:qFormat="1" w:uiPriority="9" w:name="heading 4"/>
-    <w:lsdException w:qFormat="1" w:uiPriority="9" w:name="heading 5"/>
-    <w:lsdException w:qFormat="1" w:uiPriority="9" w:name="heading 6"/>
-    <w:lsdException w:qFormat="1" w:uiPriority="9" w:name="heading 7"/>
-    <w:lsdException w:qFormat="1" w:uiPriority="9" w:name="heading 8"/>
-    <w:lsdException w:qFormat="1" w:uiPriority="9" w:name="heading 9"/>
-    <w:lsdException w:uiPriority="99" w:name="index 1"/>
-    <w:lsdException w:uiPriority="99" w:name="index 2"/>
-    <w:lsdException w:uiPriority="99" w:name="index 3"/>
-    <w:lsdException w:uiPriority="99" w:name="index 4"/>
-    <w:lsdException w:uiPriority="99" w:name="index 5"/>
-    <w:lsdException w:uiPriority="99" w:name="index 6"/>
-    <w:lsdException w:uiPriority="99" w:name="index 7"/>
-    <w:lsdException w:uiPriority="99" w:name="index 8"/>
-    <w:lsdException w:uiPriority="99" w:name="index 9"/>
-    <w:lsdException w:uiPriority="39" w:name="toc 1"/>
-    <w:lsdException w:uiPriority="39" w:name="toc 2"/>
-    <w:lsdException w:uiPriority="39" w:name="toc 3"/>
-    <w:lsdException w:uiPriority="39" w:name="toc 4"/>
-    <w:lsdException w:uiPriority="39" w:name="toc 5"/>
-    <w:lsdException w:uiPriority="39" w:name="toc 6"/>
-    <w:lsdException w:uiPriority="39" w:name="toc 7"/>
-    <w:lsdException w:uiPriority="39" w:name="toc 8"/>
-    <w:lsdException w:uiPriority="39" w:name="toc 9"/>
-    <w:lsdException w:uiPriority="99" w:name="Normal Indent"/>
-    <w:lsdException w:uiPriority="99" w:name="footnote text"/>
-    <w:lsdException w:uiPriority="99" w:name="annotation text"/>
-    <w:lsdException w:uiPriority="99" w:name="header"/>
-    <w:lsdException w:uiPriority="99" w:name="footer"/>
-    <w:lsdException w:uiPriority="99" w:name="index heading"/>
-    <w:lsdException w:qFormat="1" w:uiPriority="35" w:semiHidden="0" w:name="caption"/>
-    <w:lsdException w:uiPriority="99" w:name="table of figures"/>
-    <w:lsdException w:uiPriority="99" w:name="envelope address"/>
-    <w:lsdException w:uiPriority="99" w:name="envelope return"/>
-    <w:lsdException w:uiPriority="99" w:name="footnote reference"/>
-    <w:lsdException w:uiPriority="99" w:name="annotation reference"/>
-    <w:lsdException w:uiPriority="99" w:name="line number"/>
-    <w:lsdException w:uiPriority="99" w:name="page number"/>
-    <w:lsdException w:uiPriority="99" w:name="endnote reference"/>
-    <w:lsdException w:uiPriority="99" w:name="endnote text"/>
-    <w:lsdException w:uiPriority="99" w:name="table of authorities"/>
-    <w:lsdException w:uiPriority="99" w:name="macro"/>
-    <w:lsdException w:uiPriority="99" w:name="toa heading"/>
-    <w:lsdException w:uiPriority="99" w:name="List"/>
-    <w:lsdException w:uiPriority="99" w:name="List Bullet"/>
-    <w:lsdException w:uiPriority="99" w:name="List Number"/>
-    <w:lsdException w:uiPriority="99" w:name="List 2"/>
-    <w:lsdException w:uiPriority="99" w:name="List 3"/>
-    <w:lsdException w:uiPriority="99" w:name="List 4"/>
-    <w:lsdException w:uiPriority="99" w:name="List 5"/>
-    <w:lsdException w:uiPriority="99" w:name="List Bullet 2"/>
-    <w:lsdException w:uiPriority="99" w:name="List Bullet 3"/>
-    <w:lsdException w:uiPriority="99" w:name="List Bullet 4"/>
-    <w:lsdException w:uiPriority="99" w:name="List Bullet 5"/>
-    <w:lsdException w:uiPriority="99" w:name="List Number 2"/>
-    <w:lsdException w:uiPriority="99" w:name="List Number 3"/>
-    <w:lsdException w:uiPriority="99" w:name="List Number 4"/>
-    <w:lsdException w:uiPriority="99" w:name="List Number 5"/>
-    <w:lsdException w:qFormat="1" w:unhideWhenUsed="0" w:uiPriority="10" w:semiHidden="0" w:name="Title"/>
-    <w:lsdException w:uiPriority="99" w:name="Closing"/>
-    <w:lsdException w:uiPriority="99" w:name="Signature"/>
-    <w:lsdException w:uiPriority="1" w:name="Default Paragraph Font"/>
-    <w:lsdException w:qFormat="1" w:unhideWhenUsed="0" w:uiPriority="1" w:semiHidden="0" w:name="Body Text"/>
-    <w:lsdException w:uiPriority="99" w:name="Body Text Indent"/>
-    <w:lsdException w:uiPriority="99" w:name="List Continue"/>
-    <w:lsdException w:uiPriority="99" w:name="List Continue 2"/>
-    <w:lsdException w:uiPriority="99" w:name="List Continue 3"/>
-    <w:lsdException w:uiPriority="99" w:name="List Continue 4"/>
-    <w:lsdException w:uiPriority="99" w:name="List Continue 5"/>
-    <w:lsdException w:uiPriority="99" w:name="Message Header"/>
-    <w:lsdException w:qFormat="1" w:unhideWhenUsed="0" w:uiPriority="11" w:semiHidden="0" w:name="Subtitle"/>
-    <w:lsdException w:uiPriority="99" w:name="Salutation"/>
-    <w:lsdException w:uiPriority="99" w:name="Date"/>
-    <w:lsdException w:uiPriority="99" w:name="Body Text First Indent"/>
-    <w:lsdException w:uiPriority="99" w:name="Body Text First Indent 2"/>
-    <w:lsdException w:uiPriority="99" w:name="Note Heading"/>
-    <w:lsdException w:uiPriority="99" w:name="Body Text 2"/>
-    <w:lsdException w:uiPriority="99" w:name="Body Text 3"/>
-    <w:lsdException w:uiPriority="99" w:name="Body Text Indent 2"/>
-    <w:lsdException w:uiPriority="99" w:name="Body Text Indent 3"/>
-    <w:lsdException w:uiPriority="99" w:name="Block Text"/>
-    <w:lsdException w:uiPriority="99" w:name="Hyperlink"/>
-    <w:lsdException w:uiPriority="99" w:name="FollowedHyperlink"/>
-    <w:lsdException w:qFormat="1" w:unhideWhenUsed="0" w:uiPriority="22" w:semiHidden="0" w:name="Strong"/>
-    <w:lsdException w:qFormat="1" w:unhideWhenUsed="0" w:uiPriority="20" w:semiHidden="0" w:name="Emphasis"/>
-    <w:lsdException w:uiPriority="99" w:name="Document Map"/>
-    <w:lsdException w:uiPriority="99" w:name="Plain Text"/>
-    <w:lsdException w:uiPriority="99" w:name="E-mail Signature"/>
-    <w:lsdException w:uiPriority="99" w:semiHidden="0" w:name="Normal (Web)"/>
-    <w:lsdException w:uiPriority="99" w:name="HTML Acronym"/>
-    <w:lsdException w:uiPriority="99" w:name="HTML Address"/>
-    <w:lsdException w:uiPriority="99" w:name="HTML Cite"/>
-    <w:lsdException w:uiPriority="99" w:name="HTML Code"/>
-    <w:lsdException w:uiPriority="99" w:name="HTML Definition"/>
-    <w:lsdException w:uiPriority="99" w:name="HTML Keyboard"/>
-    <w:lsdException w:uiPriority="99" w:name="HTML Preformatted"/>
-    <w:lsdException w:uiPriority="99" w:name="HTML Sample"/>
-    <w:lsdException w:uiPriority="99" w:name="HTML Typewriter"/>
-    <w:lsdException w:uiPriority="99" w:name="HTML Variable"/>
-    <w:lsdException w:qFormat="1" w:uiPriority="99" w:name="Normal Table"/>
-    <w:lsdException w:uiPriority="99" w:name="annotation subject"/>
-    <w:lsdException w:uiPriority="99" w:name="Table Simple 1"/>
-    <w:lsdException w:uiPriority="99" w:name="Table Simple 2"/>
-    <w:lsdException w:uiPriority="99" w:name="Table Simple 3"/>
-    <w:lsdException w:uiPriority="99" w:name="Table Classic 1"/>
-    <w:lsdException w:uiPriority="99" w:name="Table Classic 2"/>
-    <w:lsdException w:uiPriority="99" w:name="Table Classic 3"/>
-    <w:lsdException w:uiPriority="99" w:name="Table Classic 4"/>
-    <w:lsdException w:uiPriority="99" w:name="Table Colorful 1"/>
-    <w:lsdException w:uiPriority="99" w:name="Table Colorful 2"/>
-    <w:lsdException w:uiPriority="99" w:name="Table Colorful 3"/>
-    <w:lsdException w:uiPriority="99" w:name="Table Columns 1"/>
-    <w:lsdException w:uiPriority="99" w:name="Table Columns 2"/>
-    <w:lsdException w:uiPriority="99" w:name="Table Columns 3"/>
-    <w:lsdException w:uiPriority="99" w:name="Table Columns 4"/>
-    <w:lsdException w:uiPriority="99" w:name="Table Columns 5"/>
-    <w:lsdException w:uiPriority="99" w:name="Table Grid 1"/>
-    <w:lsdException w:uiPriority="99" w:name="Table Grid 2"/>
-    <w:lsdException w:uiPriority="99" w:name="Table Grid 3"/>
-    <w:lsdException w:uiPriority="99" w:name="Table Grid 4"/>
-    <w:lsdException w:uiPriority="99" w:name="Table Grid 5"/>
-    <w:lsdException w:uiPriority="99" w:name="Table Grid 6"/>
-    <w:lsdException w:uiPriority="99" w:name="Table Grid 7"/>
-    <w:lsdException w:uiPriority="99" w:name="Table Grid 8"/>
-    <w:lsdException w:uiPriority="99" w:name="Table List 1"/>
-    <w:lsdException w:uiPriority="99" w:name="Table List 2"/>
-    <w:lsdException w:uiPriority="99" w:name="Table List 3"/>
-    <w:lsdException w:uiPriority="99" w:name="Table List 4"/>
-    <w:lsdException w:uiPriority="99" w:name="Table List 5"/>
-    <w:lsdException w:uiPriority="99" w:name="Table List 6"/>
-    <w:lsdException w:uiPriority="99" w:name="Table List 7"/>
-    <w:lsdException w:uiPriority="99" w:name="Table List 8"/>
-    <w:lsdException w:uiPriority="99" w:name="Table 3D effects 1"/>
-    <w:lsdException w:uiPriority="99" w:name="Table 3D effects 2"/>
-    <w:lsdException w:uiPriority="99" w:name="Table 3D effects 3"/>
-    <w:lsdException w:uiPriority="99" w:name="Table Contemporary"/>
-    <w:lsdException w:uiPriority="99" w:name="Table Elegant"/>
-    <w:lsdException w:uiPriority="99" w:name="Table Professional"/>
-    <w:lsdException w:uiPriority="99" w:name="Table Subtle 1"/>
-    <w:lsdException w:uiPriority="99" w:name="Table Subtle 2"/>
-    <w:lsdException w:uiPriority="99" w:name="Table Web 1"/>
-    <w:lsdException w:uiPriority="99" w:name="Table Web 2"/>
-    <w:lsdException w:uiPriority="99" w:name="Table Web 3"/>
-    <w:lsdException w:uiPriority="99" w:name="Balloon Text"/>
-    <w:lsdException w:unhideWhenUsed="0" w:uiPriority="39" w:semiHidden="0" w:name="Table Grid"/>
-    <w:lsdException w:uiPriority="99" w:name="Table Theme"/>
-    <w:lsdException w:qFormat="1" w:unhideWhenUsed="0" w:uiPriority="1" w:semiHidden="0" w:name="No Spacing"/>
-    <w:lsdException w:qFormat="1" w:unhideWhenUsed="0" w:uiPriority="34" w:semiHidden="0" w:name="List Paragraph"/>
-    <w:lsdException w:qFormat="1" w:unhideWhenUsed="0" w:uiPriority="29" w:semiHidden="0" w:name="Quote"/>
-    <w:lsdException w:qFormat="1" w:unhideWhenUsed="0" w:uiPriority="30" w:semiHidden="0" w:name="Intense Quote"/>
+  <w:latentStyles w:defLockedState="0" w:defUIPriority="99" w:defSemiHidden="0" w:defUnhideWhenUsed="0" w:defQFormat="0" w:count="376">
+    <w:lsdException w:name="Normal" w:uiPriority="0" w:qFormat="1"/>
+    <w:lsdException w:name="heading 1" w:uiPriority="9" w:qFormat="1"/>
+    <w:lsdException w:name="heading 2" w:uiPriority="9" w:unhideWhenUsed="1" w:qFormat="1"/>
+    <w:lsdException w:name="heading 3" w:uiPriority="9" w:unhideWhenUsed="1" w:qFormat="1"/>
+    <w:lsdException w:name="heading 4" w:semiHidden="1" w:uiPriority="9" w:unhideWhenUsed="1" w:qFormat="1"/>
+    <w:lsdException w:name="heading 5" w:semiHidden="1" w:uiPriority="9" w:unhideWhenUsed="1" w:qFormat="1"/>
+    <w:lsdException w:name="heading 6" w:semiHidden="1" w:uiPriority="9" w:unhideWhenUsed="1" w:qFormat="1"/>
+    <w:lsdException w:name="heading 7" w:semiHidden="1" w:uiPriority="9" w:unhideWhenUsed="1" w:qFormat="1"/>
+    <w:lsdException w:name="heading 8" w:semiHidden="1" w:uiPriority="9" w:unhideWhenUsed="1" w:qFormat="1"/>
+    <w:lsdException w:name="heading 9" w:semiHidden="1" w:uiPriority="9" w:unhideWhenUsed="1" w:qFormat="1"/>
+    <w:lsdException w:name="index 1" w:semiHidden="1" w:unhideWhenUsed="1"/>
+    <w:lsdException w:name="index 2" w:semiHidden="1" w:unhideWhenUsed="1"/>
+    <w:lsdException w:name="index 3" w:semiHidden="1" w:unhideWhenUsed="1"/>
+    <w:lsdException w:name="index 4" w:semiHidden="1" w:unhideWhenUsed="1"/>
+    <w:lsdException w:name="index 5" w:semiHidden="1" w:unhideWhenUsed="1"/>
+    <w:lsdException w:name="index 6" w:semiHidden="1" w:unhideWhenUsed="1"/>
+    <w:lsdException w:name="index 7" w:semiHidden="1" w:unhideWhenUsed="1"/>
+    <w:lsdException w:name="index 8" w:semiHidden="1" w:unhideWhenUsed="1"/>
+    <w:lsdException w:name="index 9" w:semiHidden="1" w:unhideWhenUsed="1"/>
+    <w:lsdException w:name="toc 1" w:semiHidden="1" w:uiPriority="39" w:unhideWhenUsed="1"/>
+    <w:lsdException w:name="toc 2" w:semiHidden="1" w:uiPriority="39" w:unhideWhenUsed="1"/>
+    <w:lsdException w:name="toc 3" w:semiHidden="1" w:uiPriority="39" w:unhideWhenUsed="1"/>
+    <w:lsdException w:name="toc 4" w:semiHidden="1" w:uiPriority="39" w:unhideWhenUsed="1"/>
+    <w:lsdException w:name="toc 5" w:semiHidden="1" w:uiPriority="39" w:unhideWhenUsed="1"/>
+    <w:lsdException w:name="toc 6" w:semiHidden="1" w:uiPriority="39" w:unhideWhenUsed="1"/>
+    <w:lsdException w:name="toc 7" w:semiHidden="1" w:uiPriority="39" w:unhideWhenUsed="1"/>
+    <w:lsdException w:name="toc 8" w:semiHidden="1" w:uiPriority="39" w:unhideWhenUsed="1"/>
+    <w:lsdException w:name="toc 9" w:semiHidden="1" w:uiPriority="39" w:unhideWhenUsed="1"/>
+    <w:lsdException w:name="Normal Indent" w:semiHidden="1" w:unhideWhenUsed="1"/>
+    <w:lsdException w:name="footnote text" w:semiHidden="1" w:unhideWhenUsed="1"/>
+    <w:lsdException w:name="annotation text" w:semiHidden="1" w:unhideWhenUsed="1"/>
+    <w:lsdException w:name="header" w:semiHidden="1" w:unhideWhenUsed="1"/>
+    <w:lsdException w:name="footer" w:semiHidden="1" w:unhideWhenUsed="1"/>
+    <w:lsdException w:name="index heading" w:semiHidden="1" w:unhideWhenUsed="1"/>
+    <w:lsdException w:name="caption" w:uiPriority="35" w:unhideWhenUsed="1" w:qFormat="1"/>
+    <w:lsdException w:name="table of figures" w:semiHidden="1" w:unhideWhenUsed="1"/>
+    <w:lsdException w:name="envelope address" w:semiHidden="1" w:unhideWhenUsed="1"/>
+    <w:lsdException w:name="envelope return" w:semiHidden="1" w:unhideWhenUsed="1"/>
+    <w:lsdException w:name="footnote reference" w:semiHidden="1" w:unhideWhenUsed="1"/>
+    <w:lsdException w:name="annotation reference" w:semiHidden="1" w:unhideWhenUsed="1"/>
+    <w:lsdException w:name="line number" w:semiHidden="1" w:unhideWhenUsed="1"/>
+    <w:lsdException w:name="page number" w:semiHidden="1" w:unhideWhenUsed="1"/>
+    <w:lsdException w:name="endnote reference" w:semiHidden="1" w:unhideWhenUsed="1"/>
+    <w:lsdException w:name="endnote text" w:semiHidden="1" w:unhideWhenUsed="1"/>
+    <w:lsdException w:name="table of authorities" w:semiHidden="1" w:unhideWhenUsed="1"/>
+    <w:lsdException w:name="macro" w:semiHidden="1" w:unhideWhenUsed="1"/>
+    <w:lsdException w:name="toa heading" w:semiHidden="1" w:unhideWhenUsed="1"/>
+    <w:lsdException w:name="List" w:semiHidden="1" w:unhideWhenUsed="1"/>
+    <w:lsdException w:name="List Bullet" w:semiHidden="1" w:unhideWhenUsed="1"/>
+    <w:lsdException w:name="List Number" w:semiHidden="1" w:unhideWhenUsed="1"/>
+    <w:lsdException w:name="List 2" w:semiHidden="1" w:unhideWhenUsed="1"/>
+    <w:lsdException w:name="List 3" w:semiHidden="1" w:unhideWhenUsed="1"/>
+    <w:lsdException w:name="List 4" w:semiHidden="1" w:unhideWhenUsed="1"/>
+    <w:lsdException w:name="List 5" w:semiHidden="1" w:unhideWhenUsed="1"/>
+    <w:lsdException w:name="List Bullet 2" w:semiHidden="1" w:unhideWhenUsed="1"/>
+    <w:lsdException w:name="List Bullet 3" w:semiHidden="1" w:unhideWhenUsed="1"/>
+    <w:lsdException w:name="List Bullet 4" w:semiHidden="1" w:unhideWhenUsed="1"/>
+    <w:lsdException w:name="List Bullet 5" w:semiHidden="1" w:unhideWhenUsed="1"/>
+    <w:lsdException w:name="List Number 2" w:semiHidden="1" w:unhideWhenUsed="1"/>
+    <w:lsdException w:name="List Number 3" w:semiHidden="1" w:unhideWhenUsed="1"/>
+    <w:lsdException w:name="List Number 4" w:semiHidden="1" w:unhideWhenUsed="1"/>
+    <w:lsdException w:name="List Number 5" w:semiHidden="1" w:unhideWhenUsed="1"/>
+    <w:lsdException w:name="Title" w:uiPriority="10" w:qFormat="1"/>
+    <w:lsdException w:name="Closing" w:semiHidden="1" w:unhideWhenUsed="1"/>
+    <w:lsdException w:name="Signature" w:semiHidden="1" w:unhideWhenUsed="1"/>
+    <w:lsdException w:name="Default Paragraph Font" w:semiHidden="1" w:uiPriority="1" w:unhideWhenUsed="1"/>
+    <w:lsdException w:name="Body Text" w:uiPriority="1" w:qFormat="1"/>
+    <w:lsdException w:name="Body Text Indent" w:semiHidden="1" w:unhideWhenUsed="1"/>
+    <w:lsdException w:name="List Continue" w:semiHidden="1" w:unhideWhenUsed="1"/>
+    <w:lsdException w:name="List Continue 2" w:semiHidden="1" w:unhideWhenUsed="1"/>
+    <w:lsdException w:name="List Continue 3" w:semiHidden="1" w:unhideWhenUsed="1"/>
+    <w:lsdException w:name="List Continue 4" w:semiHidden="1" w:unhideWhenUsed="1"/>
+    <w:lsdException w:name="List Continue 5" w:semiHidden="1" w:unhideWhenUsed="1"/>
+    <w:lsdException w:name="Message Header" w:semiHidden="1" w:unhideWhenUsed="1"/>
+    <w:lsdException w:name="Subtitle" w:uiPriority="11" w:qFormat="1"/>
+    <w:lsdException w:name="Salutation" w:semiHidden="1" w:unhideWhenUsed="1"/>
+    <w:lsdException w:name="Date" w:semiHidden="1" w:unhideWhenUsed="1"/>
+    <w:lsdException w:name="Body Text First Indent" w:semiHidden="1" w:unhideWhenUsed="1"/>
+    <w:lsdException w:name="Body Text First Indent 2" w:semiHidden="1" w:unhideWhenUsed="1"/>
+    <w:lsdException w:name="Note Heading" w:semiHidden="1" w:unhideWhenUsed="1"/>
+    <w:lsdException w:name="Body Text 2" w:semiHidden="1" w:unhideWhenUsed="1"/>
+    <w:lsdException w:name="Body Text 3" w:semiHidden="1" w:unhideWhenUsed="1"/>
+    <w:lsdException w:name="Body Text Indent 2" w:semiHidden="1" w:unhideWhenUsed="1"/>
+    <w:lsdException w:name="Body Text Indent 3" w:semiHidden="1" w:unhideWhenUsed="1"/>
+    <w:lsdException w:name="Block Text" w:semiHidden="1" w:unhideWhenUsed="1"/>
+    <w:lsdException w:name="Hyperlink" w:semiHidden="1" w:unhideWhenUsed="1"/>
+    <w:lsdException w:name="FollowedHyperlink" w:semiHidden="1" w:unhideWhenUsed="1"/>
+    <w:lsdException w:name="Strong" w:uiPriority="22" w:qFormat="1"/>
+    <w:lsdException w:name="Emphasis" w:uiPriority="20" w:qFormat="1"/>
+    <w:lsdException w:name="Document Map" w:semiHidden="1" w:unhideWhenUsed="1"/>
+    <w:lsdException w:name="Plain Text" w:semiHidden="1" w:unhideWhenUsed="1"/>
+    <w:lsdException w:name="E-mail Signature" w:semiHidden="1" w:unhideWhenUsed="1"/>
+    <w:lsdException w:name="HTML Top of Form" w:semiHidden="1" w:unhideWhenUsed="1"/>
+    <w:lsdException w:name="HTML Bottom of Form" w:semiHidden="1" w:unhideWhenUsed="1"/>
+    <w:lsdException w:name="Normal (Web)" w:unhideWhenUsed="1"/>
+    <w:lsdException w:name="HTML Acronym" w:semiHidden="1" w:unhideWhenUsed="1"/>
+    <w:lsdException w:name="HTML Address" w:semiHidden="1" w:unhideWhenUsed="1"/>
+    <w:lsdException w:name="HTML Cite" w:semiHidden="1" w:unhideWhenUsed="1"/>
+    <w:lsdException w:name="HTML Code" w:semiHidden="1" w:unhideWhenUsed="1"/>
+    <w:lsdException w:name="HTML Definition" w:semiHidden="1" w:unhideWhenUsed="1"/>
+    <w:lsdException w:name="HTML Keyboard" w:semiHidden="1" w:unhideWhenUsed="1"/>
+    <w:lsdException w:name="HTML Preformatted" w:semiHidden="1" w:unhideWhenUsed="1"/>
+    <w:lsdException w:name="HTML Sample" w:semiHidden="1" w:unhideWhenUsed="1"/>
+    <w:lsdException w:name="HTML Typewriter" w:semiHidden="1" w:unhideWhenUsed="1"/>
+    <w:lsdException w:name="HTML Variable" w:semiHidden="1" w:unhideWhenUsed="1"/>
+    <w:lsdException w:name="Normal Table" w:semiHidden="1" w:unhideWhenUsed="1" w:qFormat="1"/>
+    <w:lsdException w:name="annotation subject" w:semiHidden="1" w:unhideWhenUsed="1"/>
+    <w:lsdException w:name="No List" w:semiHidden="1" w:unhideWhenUsed="1"/>
+    <w:lsdException w:name="Outline List 1" w:semiHidden="1" w:unhideWhenUsed="1"/>
+    <w:lsdException w:name="Outline List 2" w:semiHidden="1" w:unhideWhenUsed="1"/>
+    <w:lsdException w:name="Outline List 3" w:semiHidden="1" w:unhideWhenUsed="1"/>
+    <w:lsdException w:name="Table Simple 1" w:semiHidden="1" w:unhideWhenUsed="1"/>
+    <w:lsdException w:name="Table Simple 2" w:semiHidden="1" w:unhideWhenUsed="1"/>
+    <w:lsdException w:name="Table Simple 3" w:semiHidden="1" w:unhideWhenUsed="1"/>
+    <w:lsdException w:name="Table Classic 1" w:semiHidden="1" w:unhideWhenUsed="1"/>
+    <w:lsdException w:name="Table Classic 2" w:semiHidden="1" w:unhideWhenUsed="1"/>
+    <w:lsdException w:name="Table Classic 3" w:semiHidden="1" w:unhideWhenUsed="1"/>
+    <w:lsdException w:name="Table Classic 4" w:semiHidden="1" w:unhideWhenUsed="1"/>
+    <w:lsdException w:name="Table Colorful 1" w:semiHidden="1" w:unhideWhenUsed="1"/>
+    <w:lsdException w:name="Table Colorful 2" w:semiHidden="1" w:unhideWhenUsed="1"/>
+    <w:lsdException w:name="Table Colorful 3" w:semiHidden="1" w:unhideWhenUsed="1"/>
+    <w:lsdException w:name="Table Columns 1" w:semiHidden="1" w:unhideWhenUsed="1"/>
+    <w:lsdException w:name="Table Columns 2" w:semiHidden="1" w:unhideWhenUsed="1"/>
+    <w:lsdException w:name="Table Columns 3" w:semiHidden="1" w:unhideWhenUsed="1"/>
+    <w:lsdException w:name="Table Columns 4" w:semiHidden="1" w:unhideWhenUsed="1"/>
+    <w:lsdException w:name="Table Columns 5" w:semiHidden="1" w:unhideWhenUsed="1"/>
+    <w:lsdException w:name="Table Grid 1" w:semiHidden="1" w:unhideWhenUsed="1"/>
+    <w:lsdException w:name="Table Grid 2" w:semiHidden="1" w:unhideWhenUsed="1"/>
+    <w:lsdException w:name="Table Grid 3" w:semiHidden="1" w:unhideWhenUsed="1"/>
+    <w:lsdException w:name="Table Grid 4" w:semiHidden="1" w:unhideWhenUsed="1"/>
+    <w:lsdException w:name="Table Grid 5" w:semiHidden="1" w:unhideWhenUsed="1"/>
+    <w:lsdException w:name="Table Grid 6" w:semiHidden="1" w:unhideWhenUsed="1"/>
+    <w:lsdException w:name="Table Grid 7" w:semiHidden="1" w:unhideWhenUsed="1"/>
+    <w:lsdException w:name="Table Grid 8" w:semiHidden="1" w:unhideWhenUsed="1"/>
+    <w:lsdException w:name="Table List 1" w:semiHidden="1" w:unhideWhenUsed="1"/>
+    <w:lsdException w:name="Table List 2" w:semiHidden="1" w:unhideWhenUsed="1"/>
+    <w:lsdException w:name="Table List 3" w:semiHidden="1" w:unhideWhenUsed="1"/>
+    <w:lsdException w:name="Table List 4" w:semiHidden="1" w:unhideWhenUsed="1"/>
+    <w:lsdException w:name="Table List 5" w:semiHidden="1" w:unhideWhenUsed="1"/>
+    <w:lsdException w:name="Table List 6" w:semiHidden="1" w:unhideWhenUsed="1"/>
+    <w:lsdException w:name="Table List 7" w:semiHidden="1" w:unhideWhenUsed="1"/>
+    <w:lsdException w:name="Table List 8" w:semiHidden="1" w:unhideWhenUsed="1"/>
+    <w:lsdException w:name="Table 3D effects 1" w:semiHidden="1" w:unhideWhenUsed="1"/>
+    <w:lsdException w:name="Table 3D effects 2" w:semiHidden="1" w:unhideWhenUsed="1"/>
+    <w:lsdException w:name="Table 3D effects 3" w:semiHidden="1" w:unhideWhenUsed="1"/>
+    <w:lsdException w:name="Table Contemporary" w:semiHidden="1" w:unhideWhenUsed="1"/>
+    <w:lsdException w:name="Table Elegant" w:semiHidden="1" w:unhideWhenUsed="1"/>
+    <w:lsdException w:name="Table Professional" w:semiHidden="1" w:unhideWhenUsed="1"/>
+    <w:lsdException w:name="Table Subtle 1" w:semiHidden="1" w:unhideWhenUsed="1"/>
+    <w:lsdException w:name="Table Subtle 2" w:semiHidden="1" w:unhideWhenUsed="1"/>
+    <w:lsdException w:name="Table Web 1" w:semiHidden="1" w:unhideWhenUsed="1"/>
+    <w:lsdException w:name="Table Web 2" w:semiHidden="1" w:unhideWhenUsed="1"/>
+    <w:lsdException w:name="Table Web 3" w:semiHidden="1" w:unhideWhenUsed="1"/>
+    <w:lsdException w:name="Balloon Text" w:semiHidden="1" w:unhideWhenUsed="1"/>
+    <w:lsdException w:name="Table Grid" w:uiPriority="39"/>
+    <w:lsdException w:name="Table Theme" w:semiHidden="1" w:unhideWhenUsed="1"/>
+    <w:lsdException w:name="Placeholder Text" w:semiHidden="1" w:unhideWhenUsed="1"/>
+    <w:lsdException w:name="No Spacing" w:uiPriority="1" w:qFormat="1"/>
+    <w:lsdException w:name="Light Shading"/>
+    <w:lsdException w:name="Light List"/>
+    <w:lsdException w:name="Light Grid"/>
+    <w:lsdException w:name="Medium Shading 1"/>
+    <w:lsdException w:name="Medium Shading 2"/>
+    <w:lsdException w:name="Medium List 1"/>
+    <w:lsdException w:name="Medium List 2"/>
+    <w:lsdException w:name="Medium Grid 1"/>
+    <w:lsdException w:name="Medium Grid 2"/>
+    <w:lsdException w:name="Medium Grid 3"/>
+    <w:lsdException w:name="Dark List"/>
+    <w:lsdException w:name="Colorful Shading"/>
+    <w:lsdException w:name="Colorful List"/>
+    <w:lsdException w:name="Colorful Grid"/>
+    <w:lsdException w:name="Light Shading Accent 1"/>
+    <w:lsdException w:name="Light List Accent 1"/>
+    <w:lsdException w:name="Light Grid Accent 1"/>
+    <w:lsdException w:name="Medium Shading 1 Accent 1"/>
+    <w:lsdException w:name="Medium Shading 2 Accent 1"/>
+    <w:lsdException w:name="Medium List 1 Accent 1"/>
+    <w:lsdException w:name="Revision" w:semiHidden="1" w:unhideWhenUsed="1"/>
+    <w:lsdException w:name="List Paragraph" w:uiPriority="34" w:qFormat="1"/>
+    <w:lsdException w:name="Quote" w:uiPriority="29" w:qFormat="1"/>
+    <w:lsdException w:name="Intense Quote" w:uiPriority="30" w:qFormat="1"/>
+    <w:lsdException w:name="Medium List 2 Accent 1"/>
+    <w:lsdException w:name="Medium Grid 1 Accent 1"/>
+    <w:lsdException w:name="Medium Grid 2 Accent 1"/>
+    <w:lsdException w:name="Medium Grid 3 Accent 1"/>
+    <w:lsdException w:name="Dark List Accent 1"/>
+    <w:lsdException w:name="Colorful Shading Accent 1"/>
+    <w:lsdException w:name="Colorful List Accent 1"/>
+    <w:lsdException w:name="Colorful Grid Accent 1"/>
+    <w:lsdException w:name="Light Shading Accent 2"/>
+    <w:lsdException w:name="Light List Accent 2"/>
+    <w:lsdException w:name="Light Grid Accent 2"/>
+    <w:lsdException w:name="Medium Shading 1 Accent 2"/>
+    <w:lsdException w:name="Medium Shading 2 Accent 2"/>
+    <w:lsdException w:name="Medium List 1 Accent 2"/>
+    <w:lsdException w:name="Medium List 2 Accent 2"/>
+    <w:lsdException w:name="Medium Grid 1 Accent 2"/>
+    <w:lsdException w:name="Medium Grid 2 Accent 2"/>
+    <w:lsdException w:name="Medium Grid 3 Accent 2"/>
+    <w:lsdException w:name="Dark List Accent 2"/>
+    <w:lsdException w:name="Colorful Shading Accent 2"/>
+    <w:lsdException w:name="Colorful List Accent 2"/>
+    <w:lsdException w:name="Colorful Grid Accent 2"/>
+    <w:lsdException w:name="Light Shading Accent 3"/>
+    <w:lsdException w:name="Light List Accent 3"/>
+    <w:lsdException w:name="Light Grid Accent 3"/>
+    <w:lsdException w:name="Medium Shading 1 Accent 3"/>
+    <w:lsdException w:name="Medium Shading 2 Accent 3"/>
+    <w:lsdException w:name="Medium List 1 Accent 3"/>
+    <w:lsdException w:name="Medium List 2 Accent 3"/>
+    <w:lsdException w:name="Medium Grid 1 Accent 3"/>
+    <w:lsdException w:name="Medium Grid 2 Accent 3"/>
+    <w:lsdException w:name="Medium Grid 3 Accent 3"/>
+    <w:lsdException w:name="Dark List Accent 3"/>
+    <w:lsdException w:name="Colorful Shading Accent 3"/>
+    <w:lsdException w:name="Colorful List Accent 3"/>
+    <w:lsdException w:name="Colorful Grid Accent 3"/>
+    <w:lsdException w:name="Light Shading Accent 4"/>
+    <w:lsdException w:name="Light List Accent 4"/>
+    <w:lsdException w:name="Light Grid Accent 4"/>
+    <w:lsdException w:name="Medium Shading 1 Accent 4"/>
+    <w:lsdException w:name="Medium Shading 2 Accent 4"/>
+    <w:lsdException w:name="Medium List 1 Accent 4"/>
+    <w:lsdException w:name="Medium List 2 Accent 4"/>
+    <w:lsdException w:name="Medium Grid 1 Accent 4"/>
+    <w:lsdException w:name="Medium Grid 2 Accent 4"/>
+    <w:lsdException w:name="Medium Grid 3 Accent 4"/>
+    <w:lsdException w:name="Dark List Accent 4"/>
+    <w:lsdException w:name="Colorful Shading Accent 4"/>
+    <w:lsdException w:name="Colorful List Accent 4"/>
+    <w:lsdException w:name="Colorful Grid Accent 4"/>
+    <w:lsdException w:name="Light Shading Accent 5"/>
+    <w:lsdException w:name="Light List Accent 5"/>
+    <w:lsdException w:name="Light Grid Accent 5"/>
+    <w:lsdException w:name="Medium Shading 1 Accent 5"/>
+    <w:lsdException w:name="Medium Shading 2 Accent 5"/>
+    <w:lsdException w:name="Medium List 1 Accent 5"/>
+    <w:lsdException w:name="Medium List 2 Accent 5"/>
+    <w:lsdException w:name="Medium Grid 1 Accent 5"/>
+    <w:lsdException w:name="Medium Grid 2 Accent 5"/>
+    <w:lsdException w:name="Medium Grid 3 Accent 5"/>
+    <w:lsdException w:name="Dark List Accent 5"/>
+    <w:lsdException w:name="Colorful Shading Accent 5"/>
+    <w:lsdException w:name="Colorful List Accent 5"/>
+    <w:lsdException w:name="Colorful Grid Accent 5"/>
+    <w:lsdException w:name="Light Shading Accent 6"/>
+    <w:lsdException w:name="Light List Accent 6"/>
+    <w:lsdException w:name="Light Grid Accent 6"/>
+    <w:lsdException w:name="Medium Shading 1 Accent 6"/>
+    <w:lsdException w:name="Medium Shading 2 Accent 6"/>
+    <w:lsdException w:name="Medium List 1 Accent 6"/>
+    <w:lsdException w:name="Medium List 2 Accent 6"/>
+    <w:lsdException w:name="Medium Grid 1 Accent 6"/>
+    <w:lsdException w:name="Medium Grid 2 Accent 6"/>
+    <w:lsdException w:name="Medium Grid 3 Accent 6"/>
+    <w:lsdException w:name="Dark List Accent 6"/>
+    <w:lsdException w:name="Colorful Shading Accent 6"/>
+    <w:lsdException w:name="Colorful List Accent 6"/>
+    <w:lsdException w:name="Colorful Grid Accent 6"/>
+    <w:lsdException w:name="Subtle Emphasis" w:uiPriority="19" w:qFormat="1"/>
+    <w:lsdException w:name="Intense Emphasis" w:uiPriority="21" w:qFormat="1"/>
+    <w:lsdException w:name="Subtle Reference" w:uiPriority="31" w:qFormat="1"/>
+    <w:lsdException w:name="Intense Reference" w:uiPriority="32" w:qFormat="1"/>
+    <w:lsdException w:name="Book Title" w:uiPriority="33" w:qFormat="1"/>
+    <w:lsdException w:name="Bibliography" w:semiHidden="1" w:uiPriority="37" w:unhideWhenUsed="1"/>
+    <w:lsdException w:name="TOC Heading" w:semiHidden="1" w:uiPriority="39" w:unhideWhenUsed="1" w:qFormat="1"/>
+    <w:lsdException w:name="Plain Table 1" w:uiPriority="41"/>
+    <w:lsdException w:name="Plain Table 2" w:uiPriority="42"/>
+    <w:lsdException w:name="Plain Table 3" w:uiPriority="43"/>
+    <w:lsdException w:name="Plain Table 4" w:uiPriority="44"/>
+    <w:lsdException w:name="Plain Table 5" w:uiPriority="45"/>
+    <w:lsdException w:name="Grid Table Light" w:uiPriority="40"/>
+    <w:lsdException w:name="Grid Table 1 Light" w:uiPriority="46"/>
+    <w:lsdException w:name="Grid Table 2" w:uiPriority="47"/>
+    <w:lsdException w:name="Grid Table 3" w:uiPriority="48"/>
+    <w:lsdException w:name="Grid Table 4" w:uiPriority="49"/>
+    <w:lsdException w:name="Grid Table 5 Dark" w:uiPriority="50"/>
+    <w:lsdException w:name="Grid Table 6 Colorful" w:uiPriority="51"/>
+    <w:lsdException w:name="Grid Table 7 Colorful" w:uiPriority="52"/>
+    <w:lsdException w:name="Grid Table 1 Light Accent 1" w:uiPriority="46"/>
+    <w:lsdException w:name="Grid Table 2 Accent 1" w:uiPriority="47"/>
+    <w:lsdException w:name="Grid Table 3 Accent 1" w:uiPriority="48"/>
+    <w:lsdException w:name="Grid Table 4 Accent 1" w:uiPriority="49"/>
+    <w:lsdException w:name="Grid Table 5 Dark Accent 1" w:uiPriority="50"/>
+    <w:lsdException w:name="Grid Table 6 Colorful Accent 1" w:uiPriority="51"/>
+    <w:lsdException w:name="Grid Table 7 Colorful Accent 1" w:uiPriority="52"/>
+    <w:lsdException w:name="Grid Table 1 Light Accent 2" w:uiPriority="46"/>
+    <w:lsdException w:name="Grid Table 2 Accent 2" w:uiPriority="47"/>
+    <w:lsdException w:name="Grid Table 3 Accent 2" w:uiPriority="48"/>
+    <w:lsdException w:name="Grid Table 4 Accent 2" w:uiPriority="49"/>
+    <w:lsdException w:name="Grid Table 5 Dark Accent 2" w:uiPriority="50"/>
+    <w:lsdException w:name="Grid Table 6 Colorful Accent 2" w:uiPriority="51"/>
+    <w:lsdException w:name="Grid Table 7 Colorful Accent 2" w:uiPriority="52"/>
+    <w:lsdException w:name="Grid Table 1 Light Accent 3" w:uiPriority="46"/>
+    <w:lsdException w:name="Grid Table 2 Accent 3" w:uiPriority="47"/>
+    <w:lsdException w:name="Grid Table 3 Accent 3" w:uiPriority="48"/>
+    <w:lsdException w:name="Grid Table 4 Accent 3" w:uiPriority="49"/>
+    <w:lsdException w:name="Grid Table 5 Dark Accent 3" w:uiPriority="50"/>
+    <w:lsdException w:name="Grid Table 6 Colorful Accent 3" w:uiPriority="51"/>
+    <w:lsdException w:name="Grid Table 7 Colorful Accent 3" w:uiPriority="52"/>
+    <w:lsdException w:name="Grid Table 1 Light Accent 4" w:uiPriority="46"/>
+    <w:lsdException w:name="Grid Table 2 Accent 4" w:uiPriority="47"/>
+    <w:lsdException w:name="Grid Table 3 Accent 4" w:uiPriority="48"/>
+    <w:lsdException w:name="Grid Table 4 Accent 4" w:uiPriority="49"/>
+    <w:lsdException w:name="Grid Table 5 Dark Accent 4" w:uiPriority="50"/>
+    <w:lsdException w:name="Grid Table 6 Colorful Accent 4" w:uiPriority="51"/>
+    <w:lsdException w:name="Grid Table 7 Colorful Accent 4" w:uiPriority="52"/>
+    <w:lsdException w:name="Grid Table 1 Light Accent 5" w:uiPriority="46"/>
+    <w:lsdException w:name="Grid Table 2 Accent 5" w:uiPriority="47"/>
+    <w:lsdException w:name="Grid Table 3 Accent 5" w:uiPriority="48"/>
+    <w:lsdException w:name="Grid Table 4 Accent 5" w:uiPriority="49"/>
+    <w:lsdException w:name="Grid Table 5 Dark Accent 5" w:uiPriority="50"/>
+    <w:lsdException w:name="Grid Table 6 Colorful Accent 5" w:uiPriority="51"/>
+    <w:lsdException w:name="Grid Table 7 Colorful Accent 5" w:uiPriority="52"/>
+    <w:lsdException w:name="Grid Table 1 Light Accent 6" w:uiPriority="46"/>
+    <w:lsdException w:name="Grid Table 2 Accent 6" w:uiPriority="47"/>
+    <w:lsdException w:name="Grid Table 3 Accent 6" w:uiPriority="48"/>
+    <w:lsdException w:name="Grid Table 4 Accent 6" w:uiPriority="49"/>
+    <w:lsdException w:name="Grid Table 5 Dark Accent 6" w:uiPriority="50"/>
+    <w:lsdException w:name="Grid Table 6 Colorful Accent 6" w:uiPriority="51"/>
+    <w:lsdException w:name="Grid Table 7 Colorful Accent 6" w:uiPriority="52"/>
+    <w:lsdException w:name="List Table 1 Light" w:uiPriority="46"/>
+    <w:lsdException w:name="List Table 2" w:uiPriority="47"/>
+    <w:lsdException w:name="List Table 3" w:uiPriority="48"/>
+    <w:lsdException w:name="List Table 4" w:uiPriority="49"/>
+    <w:lsdException w:name="List Table 5 Dark" w:uiPriority="50"/>
+    <w:lsdException w:name="List Table 6 Colorful" w:uiPriority="51"/>
+    <w:lsdException w:name="List Table 7 Colorful" w:uiPriority="52"/>
+    <w:lsdException w:name="List Table 1 Light Accent 1" w:uiPriority="46"/>
+    <w:lsdException w:name="List Table 2 Accent 1" w:uiPriority="47"/>
+    <w:lsdException w:name="List Table 3 Accent 1" w:uiPriority="48"/>
+    <w:lsdException w:name="List Table 4 Accent 1" w:uiPriority="49"/>
+    <w:lsdException w:name="List Table 5 Dark Accent 1" w:uiPriority="50"/>
+    <w:lsdException w:name="List Table 6 Colorful Accent 1" w:uiPriority="51"/>
+    <w:lsdException w:name="List Table 7 Colorful Accent 1" w:uiPriority="52"/>
+    <w:lsdException w:name="List Table 1 Light Accent 2" w:uiPriority="46"/>
+    <w:lsdException w:name="List Table 2 Accent 2" w:uiPriority="47"/>
+    <w:lsdException w:name="List Table 3 Accent 2" w:uiPriority="48"/>
+    <w:lsdException w:name="List Table 4 Accent 2" w:uiPriority="49"/>
+    <w:lsdException w:name="List Table 5 Dark Accent 2" w:uiPriority="50"/>
+    <w:lsdException w:name="List Table 6 Colorful Accent 2" w:uiPriority="51"/>
+    <w:lsdException w:name="List Table 7 Colorful Accent 2" w:uiPriority="52"/>
+    <w:lsdException w:name="List Table 1 Light Accent 3" w:uiPriority="46"/>
+    <w:lsdException w:name="List Table 2 Accent 3" w:uiPriority="47"/>
+    <w:lsdException w:name="List Table 3 Accent 3" w:uiPriority="48"/>
+    <w:lsdException w:name="List Table 4 Accent 3" w:uiPriority="49"/>
+    <w:lsdException w:name="List Table 5 Dark Accent 3" w:uiPriority="50"/>
+    <w:lsdException w:name="List Table 6 Colorful Accent 3" w:uiPriority="51"/>
+    <w:lsdException w:name="List Table 7 Colorful Accent 3" w:uiPriority="52"/>
+    <w:lsdException w:name="List Table 1 Light Accent 4" w:uiPriority="46"/>
+    <w:lsdException w:name="List Table 2 Accent 4" w:uiPriority="47"/>
+    <w:lsdException w:name="List Table 3 Accent 4" w:uiPriority="48"/>
+    <w:lsdException w:name="List Table 4 Accent 4" w:uiPriority="49"/>
+    <w:lsdException w:name="List Table 5 Dark Accent 4" w:uiPriority="50"/>
+    <w:lsdException w:name="List Table 6 Colorful Accent 4" w:uiPriority="51"/>
+    <w:lsdException w:name="List Table 7 Colorful Accent 4" w:uiPriority="52"/>
+    <w:lsdException w:name="List Table 1 Light Accent 5" w:uiPriority="46"/>
+    <w:lsdException w:name="List Table 2 Accent 5" w:uiPriority="47"/>
+    <w:lsdException w:name="List Table 3 Accent 5" w:uiPriority="48"/>
+    <w:lsdException w:name="List Table 4 Accent 5" w:uiPriority="49"/>
+    <w:lsdException w:name="List Table 5 Dark Accent 5" w:uiPriority="50"/>
+    <w:lsdException w:name="List Table 6 Colorful Accent 5" w:uiPriority="51"/>
+    <w:lsdException w:name="List Table 7 Colorful Accent 5" w:uiPriority="52"/>
+    <w:lsdException w:name="List Table 1 Light Accent 6" w:uiPriority="46"/>
+    <w:lsdException w:name="List Table 2 Accent 6" w:uiPriority="47"/>
+    <w:lsdException w:name="List Table 3 Accent 6" w:uiPriority="48"/>
+    <w:lsdException w:name="List Table 4 Accent 6" w:uiPriority="49"/>
+    <w:lsdException w:name="List Table 5 Dark Accent 6" w:uiPriority="50"/>
+    <w:lsdException w:name="List Table 6 Colorful Accent 6" w:uiPriority="51"/>
+    <w:lsdException w:name="List Table 7 Colorful Accent 6" w:uiPriority="52"/>
+    <w:lsdException w:name="Mention" w:semiHidden="1" w:unhideWhenUsed="1"/>
+    <w:lsdException w:name="Smart Hyperlink" w:semiHidden="1" w:unhideWhenUsed="1"/>
+    <w:lsdException w:name="Hashtag" w:semiHidden="1" w:unhideWhenUsed="1"/>
+    <w:lsdException w:name="Unresolved Mention" w:semiHidden="1" w:unhideWhenUsed="1"/>
+    <w:lsdException w:name="Smart Link" w:semiHidden="1" w:unhideWhenUsed="1"/>
   </w:latentStyles>
-  <w:style w:type="paragraph" w:default="1" w:styleId="1">
+  <w:style w:type="paragraph" w:default="1" w:styleId="Normal">
     <w:name w:val="Normal"/>
     <w:qFormat/>
-    <w:uiPriority w:val="0"/>
     <w:pPr>
       <w:widowControl w:val="0"/>
       <w:autoSpaceDE w:val="0"/>
       <w:autoSpaceDN w:val="0"/>
-      <w:spacing w:after="0" w:line="480" w:lineRule="auto"/>
+      <w:spacing w:line="480" w:lineRule="auto"/>
       <w:ind w:firstLine="720"/>
     </w:pPr>
     <w:rPr>
-      <w:rFonts w:ascii="Times New Roman" w:hAnsi="Times New Roman" w:eastAsia="Arial MT" w:cs="Arial MT"/>
-      <w:kern w:val="0"/>
+      <w:rFonts w:eastAsia="Arial MT" w:cs="Arial MT"/>
       <w:sz w:val="22"/>
       <w:szCs w:val="22"/>
-      <w:lang w:val="es-ES" w:eastAsia="en-US" w:bidi="ar-SA"/>
-      <w14:ligatures w14:val="none"/>
+      <w:lang w:val="es-ES" w:eastAsia="en-US"/>
     </w:rPr>
   </w:style>
-  <w:style w:type="paragraph" w:styleId="2">
+  <w:style w:type="paragraph" w:styleId="Ttulo1">
     <w:name w:val="heading 1"/>
-    <w:basedOn w:val="1"/>
-    <w:link w:val="20"/>
+    <w:basedOn w:val="Normal"/>
+    <w:link w:val="Ttulo1Car"/>
+    <w:uiPriority w:val="9"/>
     <w:qFormat/>
-    <w:uiPriority w:val="9"/>
     <w:pPr>
       <w:spacing w:before="240" w:after="240" w:line="240" w:lineRule="auto"/>
       <w:jc w:val="center"/>
@@ -8073,21 +9478,21 @@
       <w:rFonts w:eastAsia="Times New Roman" w:cs="Times New Roman"/>
       <w:b/>
       <w:bCs/>
-      <w:color w:val="071421" w:themeColor="text2" w:themeShade="80"/>
+      <w:color w:val="071320" w:themeColor="text2" w:themeShade="80"/>
       <w:kern w:val="36"/>
       <w:sz w:val="28"/>
       <w:szCs w:val="48"/>
       <w:lang w:eastAsia="es-EC"/>
     </w:rPr>
   </w:style>
-  <w:style w:type="paragraph" w:styleId="3">
+  <w:style w:type="paragraph" w:styleId="Ttulo2">
     <w:name w:val="heading 2"/>
-    <w:basedOn w:val="1"/>
-    <w:next w:val="1"/>
-    <w:link w:val="22"/>
+    <w:basedOn w:val="Normal"/>
+    <w:next w:val="Normal"/>
+    <w:link w:val="Ttulo2Car"/>
+    <w:uiPriority w:val="9"/>
     <w:unhideWhenUsed/>
     <w:qFormat/>
-    <w:uiPriority w:val="9"/>
     <w:pPr>
       <w:keepNext/>
       <w:keepLines/>
@@ -8095,20 +9500,20 @@
       <w:outlineLvl w:val="1"/>
     </w:pPr>
     <w:rPr>
-      <w:rFonts w:asciiTheme="majorHAnsi" w:hAnsiTheme="majorHAnsi" w:eastAsiaTheme="majorEastAsia" w:cstheme="majorBidi"/>
-      <w:color w:val="104862" w:themeColor="accent1" w:themeShade="BF"/>
+      <w:rFonts w:asciiTheme="majorHAnsi" w:eastAsiaTheme="majorEastAsia" w:hAnsiTheme="majorHAnsi" w:cstheme="majorBidi"/>
+      <w:color w:val="0F4761" w:themeColor="accent1" w:themeShade="BF"/>
       <w:sz w:val="32"/>
       <w:szCs w:val="32"/>
     </w:rPr>
   </w:style>
-  <w:style w:type="paragraph" w:styleId="4">
+  <w:style w:type="paragraph" w:styleId="Ttulo3">
     <w:name w:val="heading 3"/>
-    <w:basedOn w:val="1"/>
-    <w:next w:val="1"/>
-    <w:link w:val="23"/>
+    <w:basedOn w:val="Normal"/>
+    <w:next w:val="Normal"/>
+    <w:link w:val="Ttulo3Car"/>
+    <w:uiPriority w:val="9"/>
     <w:unhideWhenUsed/>
     <w:qFormat/>
-    <w:uiPriority w:val="9"/>
     <w:pPr>
       <w:keepNext/>
       <w:keepLines/>
@@ -8116,21 +9521,21 @@
       <w:outlineLvl w:val="2"/>
     </w:pPr>
     <w:rPr>
-      <w:rFonts w:asciiTheme="minorHAnsi" w:hAnsiTheme="minorHAnsi" w:eastAsiaTheme="majorEastAsia" w:cstheme="majorBidi"/>
-      <w:color w:val="104862" w:themeColor="accent1" w:themeShade="BF"/>
+      <w:rFonts w:asciiTheme="minorHAnsi" w:eastAsiaTheme="majorEastAsia" w:hAnsiTheme="minorHAnsi" w:cstheme="majorBidi"/>
+      <w:color w:val="0F4761" w:themeColor="accent1" w:themeShade="BF"/>
       <w:sz w:val="28"/>
       <w:szCs w:val="28"/>
     </w:rPr>
   </w:style>
-  <w:style w:type="paragraph" w:styleId="5">
+  <w:style w:type="paragraph" w:styleId="Ttulo4">
     <w:name w:val="heading 4"/>
-    <w:basedOn w:val="1"/>
-    <w:next w:val="1"/>
-    <w:link w:val="24"/>
+    <w:basedOn w:val="Normal"/>
+    <w:next w:val="Normal"/>
+    <w:link w:val="Ttulo4Car"/>
+    <w:uiPriority w:val="9"/>
     <w:semiHidden/>
     <w:unhideWhenUsed/>
     <w:qFormat/>
-    <w:uiPriority w:val="9"/>
     <w:pPr>
       <w:keepNext/>
       <w:keepLines/>
@@ -8138,21 +9543,21 @@
       <w:outlineLvl w:val="3"/>
     </w:pPr>
     <w:rPr>
-      <w:rFonts w:asciiTheme="minorHAnsi" w:hAnsiTheme="minorHAnsi" w:eastAsiaTheme="majorEastAsia" w:cstheme="majorBidi"/>
+      <w:rFonts w:asciiTheme="minorHAnsi" w:eastAsiaTheme="majorEastAsia" w:hAnsiTheme="minorHAnsi" w:cstheme="majorBidi"/>
       <w:i/>
       <w:iCs/>
-      <w:color w:val="104862" w:themeColor="accent1" w:themeShade="BF"/>
+      <w:color w:val="0F4761" w:themeColor="accent1" w:themeShade="BF"/>
     </w:rPr>
   </w:style>
-  <w:style w:type="paragraph" w:styleId="6">
+  <w:style w:type="paragraph" w:styleId="Ttulo5">
     <w:name w:val="heading 5"/>
-    <w:basedOn w:val="1"/>
-    <w:next w:val="1"/>
-    <w:link w:val="25"/>
+    <w:basedOn w:val="Normal"/>
+    <w:next w:val="Normal"/>
+    <w:link w:val="Ttulo5Car"/>
+    <w:uiPriority w:val="9"/>
     <w:semiHidden/>
     <w:unhideWhenUsed/>
     <w:qFormat/>
-    <w:uiPriority w:val="9"/>
     <w:pPr>
       <w:keepNext/>
       <w:keepLines/>
@@ -8160,19 +9565,19 @@
       <w:outlineLvl w:val="4"/>
     </w:pPr>
     <w:rPr>
-      <w:rFonts w:asciiTheme="minorHAnsi" w:hAnsiTheme="minorHAnsi" w:eastAsiaTheme="majorEastAsia" w:cstheme="majorBidi"/>
-      <w:color w:val="104862" w:themeColor="accent1" w:themeShade="BF"/>
+      <w:rFonts w:asciiTheme="minorHAnsi" w:eastAsiaTheme="majorEastAsia" w:hAnsiTheme="minorHAnsi" w:cstheme="majorBidi"/>
+      <w:color w:val="0F4761" w:themeColor="accent1" w:themeShade="BF"/>
     </w:rPr>
   </w:style>
-  <w:style w:type="paragraph" w:styleId="7">
+  <w:style w:type="paragraph" w:styleId="Ttulo6">
     <w:name w:val="heading 6"/>
-    <w:basedOn w:val="1"/>
-    <w:next w:val="1"/>
-    <w:link w:val="26"/>
+    <w:basedOn w:val="Normal"/>
+    <w:next w:val="Normal"/>
+    <w:link w:val="Ttulo6Car"/>
+    <w:uiPriority w:val="9"/>
     <w:semiHidden/>
     <w:unhideWhenUsed/>
     <w:qFormat/>
-    <w:uiPriority w:val="9"/>
     <w:pPr>
       <w:keepNext/>
       <w:keepLines/>
@@ -8180,29 +9585,21 @@
       <w:outlineLvl w:val="5"/>
     </w:pPr>
     <w:rPr>
-      <w:rFonts w:asciiTheme="minorHAnsi" w:hAnsiTheme="minorHAnsi" w:eastAsiaTheme="majorEastAsia" w:cstheme="majorBidi"/>
+      <w:rFonts w:asciiTheme="minorHAnsi" w:eastAsiaTheme="majorEastAsia" w:hAnsiTheme="minorHAnsi" w:cstheme="majorBidi"/>
       <w:i/>
       <w:iCs/>
       <w:color w:val="595959" w:themeColor="text1" w:themeTint="A6"/>
-      <w14:textFill>
-        <w14:solidFill>
-          <w14:schemeClr w14:val="tx1">
-            <w14:lumMod w14:val="65000"/>
-            <w14:lumOff w14:val="35000"/>
-          </w14:schemeClr>
-        </w14:solidFill>
-      </w14:textFill>
     </w:rPr>
   </w:style>
-  <w:style w:type="paragraph" w:styleId="8">
+  <w:style w:type="paragraph" w:styleId="Ttulo7">
     <w:name w:val="heading 7"/>
-    <w:basedOn w:val="1"/>
-    <w:next w:val="1"/>
-    <w:link w:val="27"/>
+    <w:basedOn w:val="Normal"/>
+    <w:next w:val="Normal"/>
+    <w:link w:val="Ttulo7Car"/>
+    <w:uiPriority w:val="9"/>
     <w:semiHidden/>
     <w:unhideWhenUsed/>
     <w:qFormat/>
-    <w:uiPriority w:val="9"/>
     <w:pPr>
       <w:keepNext/>
       <w:keepLines/>
@@ -8210,87 +9607,63 @@
       <w:outlineLvl w:val="6"/>
     </w:pPr>
     <w:rPr>
-      <w:rFonts w:asciiTheme="minorHAnsi" w:hAnsiTheme="minorHAnsi" w:eastAsiaTheme="majorEastAsia" w:cstheme="majorBidi"/>
+      <w:rFonts w:asciiTheme="minorHAnsi" w:eastAsiaTheme="majorEastAsia" w:hAnsiTheme="minorHAnsi" w:cstheme="majorBidi"/>
       <w:color w:val="595959" w:themeColor="text1" w:themeTint="A6"/>
-      <w14:textFill>
-        <w14:solidFill>
-          <w14:schemeClr w14:val="tx1">
-            <w14:lumMod w14:val="65000"/>
-            <w14:lumOff w14:val="35000"/>
-          </w14:schemeClr>
-        </w14:solidFill>
-      </w14:textFill>
     </w:rPr>
   </w:style>
-  <w:style w:type="paragraph" w:styleId="9">
+  <w:style w:type="paragraph" w:styleId="Ttulo8">
     <w:name w:val="heading 8"/>
-    <w:basedOn w:val="1"/>
-    <w:next w:val="1"/>
-    <w:link w:val="28"/>
+    <w:basedOn w:val="Normal"/>
+    <w:next w:val="Normal"/>
+    <w:link w:val="Ttulo8Car"/>
+    <w:uiPriority w:val="9"/>
     <w:semiHidden/>
     <w:unhideWhenUsed/>
     <w:qFormat/>
-    <w:uiPriority w:val="9"/>
     <w:pPr>
       <w:keepNext/>
       <w:keepLines/>
       <w:outlineLvl w:val="7"/>
     </w:pPr>
     <w:rPr>
-      <w:rFonts w:asciiTheme="minorHAnsi" w:hAnsiTheme="minorHAnsi" w:eastAsiaTheme="majorEastAsia" w:cstheme="majorBidi"/>
+      <w:rFonts w:asciiTheme="minorHAnsi" w:eastAsiaTheme="majorEastAsia" w:hAnsiTheme="minorHAnsi" w:cstheme="majorBidi"/>
       <w:i/>
       <w:iCs/>
       <w:color w:val="262626" w:themeColor="text1" w:themeTint="D9"/>
-      <w14:textFill>
-        <w14:solidFill>
-          <w14:schemeClr w14:val="tx1">
-            <w14:lumMod w14:val="85000"/>
-            <w14:lumOff w14:val="15000"/>
-          </w14:schemeClr>
-        </w14:solidFill>
-      </w14:textFill>
     </w:rPr>
   </w:style>
-  <w:style w:type="paragraph" w:styleId="10">
+  <w:style w:type="paragraph" w:styleId="Ttulo9">
     <w:name w:val="heading 9"/>
-    <w:basedOn w:val="1"/>
-    <w:next w:val="1"/>
-    <w:link w:val="29"/>
+    <w:basedOn w:val="Normal"/>
+    <w:next w:val="Normal"/>
+    <w:link w:val="Ttulo9Car"/>
+    <w:uiPriority w:val="9"/>
     <w:semiHidden/>
     <w:unhideWhenUsed/>
     <w:qFormat/>
-    <w:uiPriority w:val="9"/>
     <w:pPr>
       <w:keepNext/>
       <w:keepLines/>
       <w:outlineLvl w:val="8"/>
     </w:pPr>
     <w:rPr>
-      <w:rFonts w:asciiTheme="minorHAnsi" w:hAnsiTheme="minorHAnsi" w:eastAsiaTheme="majorEastAsia" w:cstheme="majorBidi"/>
+      <w:rFonts w:asciiTheme="minorHAnsi" w:eastAsiaTheme="majorEastAsia" w:hAnsiTheme="minorHAnsi" w:cstheme="majorBidi"/>
       <w:color w:val="262626" w:themeColor="text1" w:themeTint="D9"/>
-      <w14:textFill>
-        <w14:solidFill>
-          <w14:schemeClr w14:val="tx1">
-            <w14:lumMod w14:val="85000"/>
-            <w14:lumOff w14:val="15000"/>
-          </w14:schemeClr>
-        </w14:solidFill>
-      </w14:textFill>
     </w:rPr>
   </w:style>
-  <w:style w:type="character" w:default="1" w:styleId="11">
+  <w:style w:type="character" w:default="1" w:styleId="Fuentedeprrafopredeter">
     <w:name w:val="Default Paragraph Font"/>
+    <w:uiPriority w:val="1"/>
     <w:semiHidden/>
     <w:unhideWhenUsed/>
-    <w:uiPriority w:val="1"/>
   </w:style>
-  <w:style w:type="table" w:default="1" w:styleId="12">
+  <w:style w:type="table" w:default="1" w:styleId="Tablanormal">
     <w:name w:val="Normal Table"/>
+    <w:uiPriority w:val="99"/>
     <w:semiHidden/>
     <w:unhideWhenUsed/>
-    <w:qFormat/>
-    <w:uiPriority w:val="99"/>
     <w:tblPr>
+      <w:tblInd w:w="0" w:type="dxa"/>
       <w:tblCellMar>
         <w:top w:w="0" w:type="dxa"/>
         <w:left w:w="108" w:type="dxa"/>
@@ -8299,33 +9672,39 @@
       </w:tblCellMar>
     </w:tblPr>
   </w:style>
-  <w:style w:type="character" w:styleId="13">
+  <w:style w:type="numbering" w:default="1" w:styleId="Sinlista">
+    <w:name w:val="No List"/>
+    <w:uiPriority w:val="99"/>
+    <w:semiHidden/>
+    <w:unhideWhenUsed/>
+  </w:style>
+  <w:style w:type="character" w:styleId="nfasis">
     <w:name w:val="Emphasis"/>
-    <w:basedOn w:val="11"/>
+    <w:basedOn w:val="Fuentedeprrafopredeter"/>
+    <w:uiPriority w:val="20"/>
     <w:qFormat/>
-    <w:uiPriority w:val="20"/>
     <w:rPr>
       <w:i/>
       <w:iCs/>
     </w:rPr>
   </w:style>
-  <w:style w:type="character" w:styleId="14">
+  <w:style w:type="character" w:styleId="Textoennegrita">
     <w:name w:val="Strong"/>
-    <w:basedOn w:val="11"/>
+    <w:basedOn w:val="Fuentedeprrafopredeter"/>
+    <w:uiPriority w:val="22"/>
     <w:qFormat/>
-    <w:uiPriority w:val="22"/>
     <w:rPr>
       <w:b/>
       <w:bCs/>
     </w:rPr>
   </w:style>
-  <w:style w:type="paragraph" w:styleId="15">
+  <w:style w:type="paragraph" w:styleId="Descripcin">
     <w:name w:val="caption"/>
-    <w:basedOn w:val="1"/>
-    <w:next w:val="1"/>
+    <w:basedOn w:val="Normal"/>
+    <w:next w:val="Normal"/>
+    <w:uiPriority w:val="35"/>
     <w:unhideWhenUsed/>
     <w:qFormat/>
-    <w:uiPriority w:val="35"/>
     <w:pPr>
       <w:spacing w:after="200" w:line="240" w:lineRule="auto"/>
     </w:pPr>
@@ -8335,18 +9714,13 @@
       <w:color w:val="0E2841" w:themeColor="text2"/>
       <w:sz w:val="18"/>
       <w:szCs w:val="18"/>
-      <w14:textFill>
-        <w14:solidFill>
-          <w14:schemeClr w14:val="tx2"/>
-        </w14:solidFill>
-      </w14:textFill>
     </w:rPr>
   </w:style>
-  <w:style w:type="paragraph" w:styleId="16">
+  <w:style w:type="paragraph" w:styleId="NormalWeb">
     <w:name w:val="Normal (Web)"/>
-    <w:basedOn w:val="1"/>
+    <w:basedOn w:val="Normal"/>
+    <w:uiPriority w:val="99"/>
     <w:unhideWhenUsed/>
-    <w:uiPriority w:val="99"/>
     <w:pPr>
       <w:widowControl/>
       <w:autoSpaceDE/>
@@ -8361,73 +9735,62 @@
       <w:lang w:val="es-EC" w:eastAsia="es-EC"/>
     </w:rPr>
   </w:style>
-  <w:style w:type="paragraph" w:styleId="17">
+  <w:style w:type="paragraph" w:styleId="Subttulo">
     <w:name w:val="Subtitle"/>
-    <w:basedOn w:val="1"/>
-    <w:next w:val="1"/>
-    <w:link w:val="21"/>
+    <w:basedOn w:val="Normal"/>
+    <w:next w:val="Normal"/>
+    <w:link w:val="SubttuloCar"/>
+    <w:uiPriority w:val="11"/>
     <w:qFormat/>
-    <w:uiPriority w:val="11"/>
-    <w:pPr>
-      <w:ind w:firstLine="720"/>
-    </w:pPr>
     <w:rPr>
       <w:rFonts w:eastAsiaTheme="minorEastAsia"/>
       <w:b/>
       <w:i/>
-      <w:color w:val="2D7FCF" w:themeColor="text2" w:themeTint="99"/>
+      <w:color w:val="2C7FCE" w:themeColor="text2" w:themeTint="99"/>
       <w:spacing w:val="15"/>
       <w:sz w:val="26"/>
-      <w14:textFill>
-        <w14:solidFill>
-          <w14:schemeClr w14:val="tx2">
-            <w14:lumMod w14:val="60000"/>
-            <w14:lumOff w14:val="40000"/>
-          </w14:schemeClr>
-        </w14:solidFill>
-      </w14:textFill>
     </w:rPr>
   </w:style>
-  <w:style w:type="paragraph" w:styleId="18">
+  <w:style w:type="paragraph" w:styleId="Textoindependiente">
     <w:name w:val="Body Text"/>
-    <w:basedOn w:val="1"/>
-    <w:link w:val="38"/>
+    <w:basedOn w:val="Normal"/>
+    <w:link w:val="TextoindependienteCar"/>
+    <w:uiPriority w:val="1"/>
     <w:qFormat/>
-    <w:uiPriority w:val="1"/>
     <w:rPr>
       <w:sz w:val="24"/>
       <w:szCs w:val="24"/>
     </w:rPr>
   </w:style>
-  <w:style w:type="paragraph" w:styleId="19">
+  <w:style w:type="paragraph" w:styleId="Ttulo">
     <w:name w:val="Title"/>
-    <w:basedOn w:val="1"/>
-    <w:next w:val="1"/>
-    <w:link w:val="30"/>
+    <w:basedOn w:val="Normal"/>
+    <w:next w:val="Normal"/>
+    <w:link w:val="TtuloCar"/>
+    <w:uiPriority w:val="10"/>
     <w:qFormat/>
-    <w:uiPriority w:val="10"/>
     <w:pPr>
       <w:spacing w:after="80" w:line="240" w:lineRule="auto"/>
       <w:contextualSpacing/>
     </w:pPr>
     <w:rPr>
-      <w:rFonts w:asciiTheme="majorHAnsi" w:hAnsiTheme="majorHAnsi" w:eastAsiaTheme="majorEastAsia" w:cstheme="majorBidi"/>
+      <w:rFonts w:asciiTheme="majorHAnsi" w:eastAsiaTheme="majorEastAsia" w:hAnsiTheme="majorHAnsi" w:cstheme="majorBidi"/>
       <w:spacing w:val="-10"/>
       <w:kern w:val="28"/>
       <w:sz w:val="56"/>
       <w:szCs w:val="56"/>
     </w:rPr>
   </w:style>
-  <w:style w:type="character" w:customStyle="1" w:styleId="20">
+  <w:style w:type="character" w:customStyle="1" w:styleId="Ttulo1Car">
     <w:name w:val="Título 1 Car"/>
-    <w:basedOn w:val="11"/>
-    <w:link w:val="2"/>
+    <w:basedOn w:val="Fuentedeprrafopredeter"/>
+    <w:link w:val="Ttulo1"/>
     <w:uiPriority w:val="9"/>
     <w:rPr>
-      <w:rFonts w:ascii="Times New Roman" w:hAnsi="Times New Roman" w:eastAsia="Times New Roman" w:cs="Times New Roman"/>
+      <w:rFonts w:ascii="Times New Roman" w:eastAsia="Times New Roman" w:hAnsi="Times New Roman" w:cs="Times New Roman"/>
       <w:b/>
       <w:bCs/>
-      <w:color w:val="071421" w:themeColor="text2" w:themeShade="80"/>
+      <w:color w:val="071320" w:themeColor="text2" w:themeShade="80"/>
       <w:kern w:val="36"/>
       <w:sz w:val="28"/>
       <w:szCs w:val="48"/>
@@ -8435,186 +9798,146 @@
       <w14:ligatures w14:val="none"/>
     </w:rPr>
   </w:style>
-  <w:style w:type="character" w:customStyle="1" w:styleId="21">
+  <w:style w:type="character" w:customStyle="1" w:styleId="SubttuloCar">
     <w:name w:val="Subtítulo Car"/>
-    <w:basedOn w:val="11"/>
-    <w:link w:val="17"/>
+    <w:basedOn w:val="Fuentedeprrafopredeter"/>
+    <w:link w:val="Subttulo"/>
+    <w:uiPriority w:val="11"/>
     <w:qFormat/>
-    <w:uiPriority w:val="11"/>
     <w:rPr>
-      <w:rFonts w:ascii="Times New Roman" w:hAnsi="Times New Roman" w:eastAsiaTheme="minorEastAsia"/>
+      <w:rFonts w:ascii="Times New Roman" w:eastAsiaTheme="minorEastAsia" w:hAnsi="Times New Roman"/>
       <w:b/>
       <w:i/>
-      <w:color w:val="2D7FCF" w:themeColor="text2" w:themeTint="99"/>
+      <w:color w:val="2C7FCE" w:themeColor="text2" w:themeTint="99"/>
       <w:spacing w:val="15"/>
       <w:sz w:val="26"/>
-      <w14:textFill>
-        <w14:solidFill>
-          <w14:schemeClr w14:val="tx2">
-            <w14:lumMod w14:val="60000"/>
-            <w14:lumOff w14:val="40000"/>
-          </w14:schemeClr>
-        </w14:solidFill>
-      </w14:textFill>
     </w:rPr>
   </w:style>
-  <w:style w:type="character" w:customStyle="1" w:styleId="22">
+  <w:style w:type="character" w:customStyle="1" w:styleId="Ttulo2Car">
     <w:name w:val="Título 2 Car"/>
-    <w:basedOn w:val="11"/>
-    <w:link w:val="3"/>
+    <w:basedOn w:val="Fuentedeprrafopredeter"/>
+    <w:link w:val="Ttulo2"/>
     <w:uiPriority w:val="9"/>
     <w:rPr>
-      <w:rFonts w:asciiTheme="majorHAnsi" w:hAnsiTheme="majorHAnsi" w:eastAsiaTheme="majorEastAsia" w:cstheme="majorBidi"/>
-      <w:color w:val="104862" w:themeColor="accent1" w:themeShade="BF"/>
+      <w:rFonts w:asciiTheme="majorHAnsi" w:eastAsiaTheme="majorEastAsia" w:hAnsiTheme="majorHAnsi" w:cstheme="majorBidi"/>
+      <w:color w:val="0F4761" w:themeColor="accent1" w:themeShade="BF"/>
       <w:sz w:val="32"/>
       <w:szCs w:val="32"/>
     </w:rPr>
   </w:style>
-  <w:style w:type="character" w:customStyle="1" w:styleId="23">
+  <w:style w:type="character" w:customStyle="1" w:styleId="Ttulo3Car">
     <w:name w:val="Título 3 Car"/>
-    <w:basedOn w:val="11"/>
-    <w:link w:val="4"/>
+    <w:basedOn w:val="Fuentedeprrafopredeter"/>
+    <w:link w:val="Ttulo3"/>
     <w:uiPriority w:val="9"/>
     <w:rPr>
       <w:rFonts w:eastAsiaTheme="majorEastAsia" w:cstheme="majorBidi"/>
-      <w:color w:val="104862" w:themeColor="accent1" w:themeShade="BF"/>
+      <w:color w:val="0F4761" w:themeColor="accent1" w:themeShade="BF"/>
       <w:sz w:val="28"/>
       <w:szCs w:val="28"/>
     </w:rPr>
   </w:style>
-  <w:style w:type="character" w:customStyle="1" w:styleId="24">
+  <w:style w:type="character" w:customStyle="1" w:styleId="Ttulo4Car">
     <w:name w:val="Título 4 Car"/>
-    <w:basedOn w:val="11"/>
-    <w:link w:val="5"/>
+    <w:basedOn w:val="Fuentedeprrafopredeter"/>
+    <w:link w:val="Ttulo4"/>
+    <w:uiPriority w:val="9"/>
     <w:semiHidden/>
-    <w:uiPriority w:val="9"/>
     <w:rPr>
       <w:rFonts w:eastAsiaTheme="majorEastAsia" w:cstheme="majorBidi"/>
       <w:i/>
       <w:iCs/>
-      <w:color w:val="104862" w:themeColor="accent1" w:themeShade="BF"/>
+      <w:color w:val="0F4761" w:themeColor="accent1" w:themeShade="BF"/>
       <w:sz w:val="24"/>
     </w:rPr>
   </w:style>
-  <w:style w:type="character" w:customStyle="1" w:styleId="25">
+  <w:style w:type="character" w:customStyle="1" w:styleId="Ttulo5Car">
     <w:name w:val="Título 5 Car"/>
-    <w:basedOn w:val="11"/>
-    <w:link w:val="6"/>
+    <w:basedOn w:val="Fuentedeprrafopredeter"/>
+    <w:link w:val="Ttulo5"/>
+    <w:uiPriority w:val="9"/>
     <w:semiHidden/>
     <w:qFormat/>
-    <w:uiPriority w:val="9"/>
     <w:rPr>
       <w:rFonts w:eastAsiaTheme="majorEastAsia" w:cstheme="majorBidi"/>
-      <w:color w:val="104862" w:themeColor="accent1" w:themeShade="BF"/>
+      <w:color w:val="0F4761" w:themeColor="accent1" w:themeShade="BF"/>
       <w:sz w:val="24"/>
     </w:rPr>
   </w:style>
-  <w:style w:type="character" w:customStyle="1" w:styleId="26">
+  <w:style w:type="character" w:customStyle="1" w:styleId="Ttulo6Car">
     <w:name w:val="Título 6 Car"/>
-    <w:basedOn w:val="11"/>
-    <w:link w:val="7"/>
+    <w:basedOn w:val="Fuentedeprrafopredeter"/>
+    <w:link w:val="Ttulo6"/>
+    <w:uiPriority w:val="9"/>
     <w:semiHidden/>
     <w:qFormat/>
-    <w:uiPriority w:val="9"/>
     <w:rPr>
       <w:rFonts w:eastAsiaTheme="majorEastAsia" w:cstheme="majorBidi"/>
       <w:i/>
       <w:iCs/>
       <w:color w:val="595959" w:themeColor="text1" w:themeTint="A6"/>
       <w:sz w:val="24"/>
-      <w14:textFill>
-        <w14:solidFill>
-          <w14:schemeClr w14:val="tx1">
-            <w14:lumMod w14:val="65000"/>
-            <w14:lumOff w14:val="35000"/>
-          </w14:schemeClr>
-        </w14:solidFill>
-      </w14:textFill>
     </w:rPr>
   </w:style>
-  <w:style w:type="character" w:customStyle="1" w:styleId="27">
+  <w:style w:type="character" w:customStyle="1" w:styleId="Ttulo7Car">
     <w:name w:val="Título 7 Car"/>
-    <w:basedOn w:val="11"/>
-    <w:link w:val="8"/>
+    <w:basedOn w:val="Fuentedeprrafopredeter"/>
+    <w:link w:val="Ttulo7"/>
+    <w:uiPriority w:val="9"/>
     <w:semiHidden/>
-    <w:uiPriority w:val="9"/>
     <w:rPr>
       <w:rFonts w:eastAsiaTheme="majorEastAsia" w:cstheme="majorBidi"/>
       <w:color w:val="595959" w:themeColor="text1" w:themeTint="A6"/>
       <w:sz w:val="24"/>
-      <w14:textFill>
-        <w14:solidFill>
-          <w14:schemeClr w14:val="tx1">
-            <w14:lumMod w14:val="65000"/>
-            <w14:lumOff w14:val="35000"/>
-          </w14:schemeClr>
-        </w14:solidFill>
-      </w14:textFill>
     </w:rPr>
   </w:style>
-  <w:style w:type="character" w:customStyle="1" w:styleId="28">
+  <w:style w:type="character" w:customStyle="1" w:styleId="Ttulo8Car">
     <w:name w:val="Título 8 Car"/>
-    <w:basedOn w:val="11"/>
-    <w:link w:val="9"/>
+    <w:basedOn w:val="Fuentedeprrafopredeter"/>
+    <w:link w:val="Ttulo8"/>
+    <w:uiPriority w:val="9"/>
     <w:semiHidden/>
     <w:qFormat/>
-    <w:uiPriority w:val="9"/>
     <w:rPr>
       <w:rFonts w:eastAsiaTheme="majorEastAsia" w:cstheme="majorBidi"/>
       <w:i/>
       <w:iCs/>
       <w:color w:val="262626" w:themeColor="text1" w:themeTint="D9"/>
       <w:sz w:val="24"/>
-      <w14:textFill>
-        <w14:solidFill>
-          <w14:schemeClr w14:val="tx1">
-            <w14:lumMod w14:val="85000"/>
-            <w14:lumOff w14:val="15000"/>
-          </w14:schemeClr>
-        </w14:solidFill>
-      </w14:textFill>
     </w:rPr>
   </w:style>
-  <w:style w:type="character" w:customStyle="1" w:styleId="29">
+  <w:style w:type="character" w:customStyle="1" w:styleId="Ttulo9Car">
     <w:name w:val="Título 9 Car"/>
-    <w:basedOn w:val="11"/>
-    <w:link w:val="10"/>
+    <w:basedOn w:val="Fuentedeprrafopredeter"/>
+    <w:link w:val="Ttulo9"/>
+    <w:uiPriority w:val="9"/>
     <w:semiHidden/>
-    <w:uiPriority w:val="9"/>
     <w:rPr>
       <w:rFonts w:eastAsiaTheme="majorEastAsia" w:cstheme="majorBidi"/>
       <w:color w:val="262626" w:themeColor="text1" w:themeTint="D9"/>
       <w:sz w:val="24"/>
-      <w14:textFill>
-        <w14:solidFill>
-          <w14:schemeClr w14:val="tx1">
-            <w14:lumMod w14:val="85000"/>
-            <w14:lumOff w14:val="15000"/>
-          </w14:schemeClr>
-        </w14:solidFill>
-      </w14:textFill>
     </w:rPr>
   </w:style>
-  <w:style w:type="character" w:customStyle="1" w:styleId="30">
+  <w:style w:type="character" w:customStyle="1" w:styleId="TtuloCar">
     <w:name w:val="Título Car"/>
-    <w:basedOn w:val="11"/>
-    <w:link w:val="19"/>
+    <w:basedOn w:val="Fuentedeprrafopredeter"/>
+    <w:link w:val="Ttulo"/>
     <w:uiPriority w:val="10"/>
     <w:rPr>
-      <w:rFonts w:asciiTheme="majorHAnsi" w:hAnsiTheme="majorHAnsi" w:eastAsiaTheme="majorEastAsia" w:cstheme="majorBidi"/>
+      <w:rFonts w:asciiTheme="majorHAnsi" w:eastAsiaTheme="majorEastAsia" w:hAnsiTheme="majorHAnsi" w:cstheme="majorBidi"/>
       <w:spacing w:val="-10"/>
       <w:kern w:val="28"/>
       <w:sz w:val="56"/>
       <w:szCs w:val="56"/>
     </w:rPr>
   </w:style>
-  <w:style w:type="paragraph" w:styleId="31">
+  <w:style w:type="paragraph" w:styleId="Cita">
     <w:name w:val="Quote"/>
-    <w:basedOn w:val="1"/>
-    <w:next w:val="1"/>
-    <w:link w:val="32"/>
+    <w:basedOn w:val="Normal"/>
+    <w:next w:val="Normal"/>
+    <w:link w:val="CitaCar"/>
+    <w:uiPriority w:val="29"/>
     <w:qFormat/>
-    <w:uiPriority w:val="29"/>
     <w:pPr>
       <w:spacing w:before="160" w:after="160"/>
       <w:jc w:val="center"/>
@@ -8623,20 +9946,12 @@
       <w:i/>
       <w:iCs/>
       <w:color w:val="404040" w:themeColor="text1" w:themeTint="BF"/>
-      <w14:textFill>
-        <w14:solidFill>
-          <w14:schemeClr w14:val="tx1">
-            <w14:lumMod w14:val="75000"/>
-            <w14:lumOff w14:val="25000"/>
-          </w14:schemeClr>
-        </w14:solidFill>
-      </w14:textFill>
     </w:rPr>
   </w:style>
-  <w:style w:type="character" w:customStyle="1" w:styleId="32">
+  <w:style w:type="character" w:customStyle="1" w:styleId="CitaCar">
     <w:name w:val="Cita Car"/>
-    <w:basedOn w:val="11"/>
-    <w:link w:val="31"/>
+    <w:basedOn w:val="Fuentedeprrafopredeter"/>
+    <w:link w:val="Cita"/>
     <w:uiPriority w:val="29"/>
     <w:rPr>
       <w:rFonts w:ascii="Times New Roman" w:hAnsi="Times New Roman"/>
@@ -8644,48 +9959,40 @@
       <w:iCs/>
       <w:color w:val="404040" w:themeColor="text1" w:themeTint="BF"/>
       <w:sz w:val="24"/>
-      <w14:textFill>
-        <w14:solidFill>
-          <w14:schemeClr w14:val="tx1">
-            <w14:lumMod w14:val="75000"/>
-            <w14:lumOff w14:val="25000"/>
-          </w14:schemeClr>
-        </w14:solidFill>
-      </w14:textFill>
     </w:rPr>
   </w:style>
-  <w:style w:type="paragraph" w:styleId="33">
+  <w:style w:type="paragraph" w:styleId="Prrafodelista">
     <w:name w:val="List Paragraph"/>
-    <w:basedOn w:val="1"/>
+    <w:basedOn w:val="Normal"/>
+    <w:uiPriority w:val="34"/>
     <w:qFormat/>
-    <w:uiPriority w:val="34"/>
     <w:pPr>
       <w:ind w:left="720"/>
       <w:contextualSpacing/>
     </w:pPr>
   </w:style>
-  <w:style w:type="character" w:customStyle="1" w:styleId="34">
-    <w:name w:val="Intense Emphasis"/>
-    <w:basedOn w:val="11"/>
+  <w:style w:type="character" w:customStyle="1" w:styleId="nfasisintenso1">
+    <w:name w:val="Énfasis intenso1"/>
+    <w:basedOn w:val="Fuentedeprrafopredeter"/>
+    <w:uiPriority w:val="21"/>
     <w:qFormat/>
-    <w:uiPriority w:val="21"/>
     <w:rPr>
       <w:i/>
       <w:iCs/>
-      <w:color w:val="104862" w:themeColor="accent1" w:themeShade="BF"/>
+      <w:color w:val="0F4761" w:themeColor="accent1" w:themeShade="BF"/>
     </w:rPr>
   </w:style>
-  <w:style w:type="paragraph" w:styleId="35">
+  <w:style w:type="paragraph" w:styleId="Citadestacada">
     <w:name w:val="Intense Quote"/>
-    <w:basedOn w:val="1"/>
-    <w:next w:val="1"/>
-    <w:link w:val="36"/>
+    <w:basedOn w:val="Normal"/>
+    <w:next w:val="Normal"/>
+    <w:link w:val="CitadestacadaCar"/>
+    <w:uiPriority w:val="30"/>
     <w:qFormat/>
-    <w:uiPriority w:val="30"/>
     <w:pPr>
       <w:pBdr>
-        <w:top w:val="single" w:color="0F4761" w:themeColor="accent1" w:themeShade="BF" w:sz="4" w:space="10"/>
-        <w:bottom w:val="single" w:color="0F4761" w:themeColor="accent1" w:themeShade="BF" w:sz="4" w:space="10"/>
+        <w:top w:val="single" w:sz="4" w:space="10" w:color="0F4761" w:themeColor="accent1" w:themeShade="BF"/>
+        <w:bottom w:val="single" w:sz="4" w:space="10" w:color="0F4761" w:themeColor="accent1" w:themeShade="BF"/>
       </w:pBdr>
       <w:spacing w:before="360" w:after="360"/>
       <w:ind w:left="864" w:right="864"/>
@@ -8694,42 +10001,42 @@
     <w:rPr>
       <w:i/>
       <w:iCs/>
-      <w:color w:val="104862" w:themeColor="accent1" w:themeShade="BF"/>
+      <w:color w:val="0F4761" w:themeColor="accent1" w:themeShade="BF"/>
     </w:rPr>
   </w:style>
-  <w:style w:type="character" w:customStyle="1" w:styleId="36">
+  <w:style w:type="character" w:customStyle="1" w:styleId="CitadestacadaCar">
     <w:name w:val="Cita destacada Car"/>
-    <w:basedOn w:val="11"/>
-    <w:link w:val="35"/>
+    <w:basedOn w:val="Fuentedeprrafopredeter"/>
+    <w:link w:val="Citadestacada"/>
     <w:uiPriority w:val="30"/>
     <w:rPr>
       <w:rFonts w:ascii="Times New Roman" w:hAnsi="Times New Roman"/>
       <w:i/>
       <w:iCs/>
-      <w:color w:val="104862" w:themeColor="accent1" w:themeShade="BF"/>
+      <w:color w:val="0F4761" w:themeColor="accent1" w:themeShade="BF"/>
       <w:sz w:val="24"/>
     </w:rPr>
   </w:style>
-  <w:style w:type="character" w:customStyle="1" w:styleId="37">
-    <w:name w:val="Intense Reference"/>
-    <w:basedOn w:val="11"/>
+  <w:style w:type="character" w:customStyle="1" w:styleId="Referenciaintensa1">
+    <w:name w:val="Referencia intensa1"/>
+    <w:basedOn w:val="Fuentedeprrafopredeter"/>
+    <w:uiPriority w:val="32"/>
     <w:qFormat/>
-    <w:uiPriority w:val="32"/>
     <w:rPr>
       <w:b/>
       <w:bCs/>
       <w:smallCaps/>
-      <w:color w:val="104862" w:themeColor="accent1" w:themeShade="BF"/>
+      <w:color w:val="0F4761" w:themeColor="accent1" w:themeShade="BF"/>
       <w:spacing w:val="5"/>
     </w:rPr>
   </w:style>
-  <w:style w:type="character" w:customStyle="1" w:styleId="38">
+  <w:style w:type="character" w:customStyle="1" w:styleId="TextoindependienteCar">
     <w:name w:val="Texto independiente Car"/>
-    <w:basedOn w:val="11"/>
-    <w:link w:val="18"/>
+    <w:basedOn w:val="Fuentedeprrafopredeter"/>
+    <w:link w:val="Textoindependiente"/>
     <w:uiPriority w:val="1"/>
     <w:rPr>
-      <w:rFonts w:ascii="Arial MT" w:hAnsi="Arial MT" w:eastAsia="Arial MT" w:cs="Arial MT"/>
+      <w:rFonts w:ascii="Arial MT" w:eastAsia="Arial MT" w:hAnsi="Arial MT" w:cs="Arial MT"/>
       <w:kern w:val="0"/>
       <w:sz w:val="24"/>
       <w:szCs w:val="24"/>
@@ -8737,33 +10044,196 @@
       <w14:ligatures w14:val="none"/>
     </w:rPr>
   </w:style>
-  <w:style w:type="paragraph" w:styleId="39">
+  <w:style w:type="paragraph" w:styleId="Sinespaciado">
     <w:name w:val="No Spacing"/>
-    <w:link w:val="40"/>
+    <w:link w:val="SinespaciadoCar"/>
+    <w:uiPriority w:val="1"/>
     <w:qFormat/>
-    <w:uiPriority w:val="1"/>
-    <w:pPr>
-      <w:spacing w:after="0" w:line="240" w:lineRule="auto"/>
-    </w:pPr>
     <w:rPr>
-      <w:rFonts w:asciiTheme="minorHAnsi" w:hAnsiTheme="minorHAnsi" w:eastAsiaTheme="minorEastAsia" w:cstheme="minorBidi"/>
-      <w:kern w:val="0"/>
+      <w:rFonts w:asciiTheme="minorHAnsi" w:eastAsiaTheme="minorEastAsia" w:hAnsiTheme="minorHAnsi" w:cstheme="minorBidi"/>
       <w:sz w:val="22"/>
       <w:szCs w:val="22"/>
-      <w:lang w:val="es-EC" w:eastAsia="es-EC" w:bidi="ar-SA"/>
-      <w14:ligatures w14:val="none"/>
     </w:rPr>
   </w:style>
-  <w:style w:type="character" w:customStyle="1" w:styleId="40">
+  <w:style w:type="character" w:customStyle="1" w:styleId="SinespaciadoCar">
     <w:name w:val="Sin espaciado Car"/>
-    <w:basedOn w:val="11"/>
-    <w:link w:val="39"/>
+    <w:basedOn w:val="Fuentedeprrafopredeter"/>
+    <w:link w:val="Sinespaciado"/>
     <w:uiPriority w:val="1"/>
     <w:rPr>
       <w:rFonts w:eastAsiaTheme="minorEastAsia"/>
       <w:kern w:val="0"/>
       <w:lang w:eastAsia="es-EC"/>
       <w14:ligatures w14:val="none"/>
+    </w:rPr>
+  </w:style>
+  <w:style w:type="paragraph" w:styleId="TDC1">
+    <w:name w:val="toc 1"/>
+    <w:basedOn w:val="Normal"/>
+    <w:next w:val="Normal"/>
+    <w:autoRedefine/>
+    <w:uiPriority w:val="39"/>
+    <w:unhideWhenUsed/>
+    <w:rsid w:val="00B20475"/>
+    <w:pPr>
+      <w:spacing w:before="120"/>
+    </w:pPr>
+    <w:rPr>
+      <w:rFonts w:asciiTheme="minorHAnsi" w:hAnsiTheme="minorHAnsi"/>
+      <w:b/>
+      <w:bCs/>
+      <w:i/>
+      <w:iCs/>
+      <w:sz w:val="24"/>
+      <w:szCs w:val="24"/>
+    </w:rPr>
+  </w:style>
+  <w:style w:type="paragraph" w:styleId="TDC2">
+    <w:name w:val="toc 2"/>
+    <w:basedOn w:val="Normal"/>
+    <w:next w:val="Normal"/>
+    <w:autoRedefine/>
+    <w:uiPriority w:val="39"/>
+    <w:unhideWhenUsed/>
+    <w:rsid w:val="00B20475"/>
+    <w:pPr>
+      <w:spacing w:before="120"/>
+      <w:ind w:left="220"/>
+    </w:pPr>
+    <w:rPr>
+      <w:rFonts w:asciiTheme="minorHAnsi" w:hAnsiTheme="minorHAnsi"/>
+      <w:b/>
+      <w:bCs/>
+    </w:rPr>
+  </w:style>
+  <w:style w:type="paragraph" w:styleId="TDC3">
+    <w:name w:val="toc 3"/>
+    <w:basedOn w:val="Normal"/>
+    <w:next w:val="Normal"/>
+    <w:autoRedefine/>
+    <w:uiPriority w:val="39"/>
+    <w:unhideWhenUsed/>
+    <w:rsid w:val="00B20475"/>
+    <w:pPr>
+      <w:ind w:left="440"/>
+    </w:pPr>
+    <w:rPr>
+      <w:rFonts w:asciiTheme="minorHAnsi" w:hAnsiTheme="minorHAnsi"/>
+      <w:sz w:val="20"/>
+      <w:szCs w:val="20"/>
+    </w:rPr>
+  </w:style>
+  <w:style w:type="paragraph" w:styleId="TDC4">
+    <w:name w:val="toc 4"/>
+    <w:basedOn w:val="Normal"/>
+    <w:next w:val="Normal"/>
+    <w:autoRedefine/>
+    <w:uiPriority w:val="39"/>
+    <w:unhideWhenUsed/>
+    <w:rsid w:val="00B20475"/>
+    <w:pPr>
+      <w:ind w:left="660"/>
+    </w:pPr>
+    <w:rPr>
+      <w:rFonts w:asciiTheme="minorHAnsi" w:hAnsiTheme="minorHAnsi"/>
+      <w:sz w:val="20"/>
+      <w:szCs w:val="20"/>
+    </w:rPr>
+  </w:style>
+  <w:style w:type="paragraph" w:styleId="TDC5">
+    <w:name w:val="toc 5"/>
+    <w:basedOn w:val="Normal"/>
+    <w:next w:val="Normal"/>
+    <w:autoRedefine/>
+    <w:uiPriority w:val="39"/>
+    <w:unhideWhenUsed/>
+    <w:rsid w:val="00B20475"/>
+    <w:pPr>
+      <w:ind w:left="880"/>
+    </w:pPr>
+    <w:rPr>
+      <w:rFonts w:asciiTheme="minorHAnsi" w:hAnsiTheme="minorHAnsi"/>
+      <w:sz w:val="20"/>
+      <w:szCs w:val="20"/>
+    </w:rPr>
+  </w:style>
+  <w:style w:type="paragraph" w:styleId="TDC6">
+    <w:name w:val="toc 6"/>
+    <w:basedOn w:val="Normal"/>
+    <w:next w:val="Normal"/>
+    <w:autoRedefine/>
+    <w:uiPriority w:val="39"/>
+    <w:unhideWhenUsed/>
+    <w:rsid w:val="00B20475"/>
+    <w:pPr>
+      <w:ind w:left="1100"/>
+    </w:pPr>
+    <w:rPr>
+      <w:rFonts w:asciiTheme="minorHAnsi" w:hAnsiTheme="minorHAnsi"/>
+      <w:sz w:val="20"/>
+      <w:szCs w:val="20"/>
+    </w:rPr>
+  </w:style>
+  <w:style w:type="paragraph" w:styleId="TDC7">
+    <w:name w:val="toc 7"/>
+    <w:basedOn w:val="Normal"/>
+    <w:next w:val="Normal"/>
+    <w:autoRedefine/>
+    <w:uiPriority w:val="39"/>
+    <w:unhideWhenUsed/>
+    <w:rsid w:val="00B20475"/>
+    <w:pPr>
+      <w:ind w:left="1320"/>
+    </w:pPr>
+    <w:rPr>
+      <w:rFonts w:asciiTheme="minorHAnsi" w:hAnsiTheme="minorHAnsi"/>
+      <w:sz w:val="20"/>
+      <w:szCs w:val="20"/>
+    </w:rPr>
+  </w:style>
+  <w:style w:type="paragraph" w:styleId="TDC8">
+    <w:name w:val="toc 8"/>
+    <w:basedOn w:val="Normal"/>
+    <w:next w:val="Normal"/>
+    <w:autoRedefine/>
+    <w:uiPriority w:val="39"/>
+    <w:unhideWhenUsed/>
+    <w:rsid w:val="00B20475"/>
+    <w:pPr>
+      <w:ind w:left="1540"/>
+    </w:pPr>
+    <w:rPr>
+      <w:rFonts w:asciiTheme="minorHAnsi" w:hAnsiTheme="minorHAnsi"/>
+      <w:sz w:val="20"/>
+      <w:szCs w:val="20"/>
+    </w:rPr>
+  </w:style>
+  <w:style w:type="paragraph" w:styleId="TDC9">
+    <w:name w:val="toc 9"/>
+    <w:basedOn w:val="Normal"/>
+    <w:next w:val="Normal"/>
+    <w:autoRedefine/>
+    <w:uiPriority w:val="39"/>
+    <w:unhideWhenUsed/>
+    <w:rsid w:val="00B20475"/>
+    <w:pPr>
+      <w:ind w:left="1760"/>
+    </w:pPr>
+    <w:rPr>
+      <w:rFonts w:asciiTheme="minorHAnsi" w:hAnsiTheme="minorHAnsi"/>
+      <w:sz w:val="20"/>
+      <w:szCs w:val="20"/>
+    </w:rPr>
+  </w:style>
+  <w:style w:type="character" w:styleId="Hipervnculo">
+    <w:name w:val="Hyperlink"/>
+    <w:basedOn w:val="Fuentedeprrafopredeter"/>
+    <w:uiPriority w:val="99"/>
+    <w:unhideWhenUsed/>
+    <w:rsid w:val="00B20475"/>
+    <w:rPr>
+      <w:color w:val="467886" w:themeColor="hyperlink"/>
+      <w:u w:val="single"/>
     </w:rPr>
   </w:style>
 </w:styles>
@@ -9021,10 +10491,22 @@
     </a:fmtScheme>
   </a:themeElements>
   <a:objectDefaults/>
+  <a:extraClrSchemeLst/>
 </a:theme>
 </file>
 
 <file path=customXml/item1.xml><?xml version="1.0" encoding="utf-8"?>
+<CoverPageProperties xmlns="http://schemas.microsoft.com/office/2006/coverPageProps">
+  <PublishDate>2026-07-20T00:00:00</PublishDate>
+  <Abstract/>
+  <CompanyAddress>SEDE GUAYAQUIL</CompanyAddress>
+  <CompanyPhone/>
+  <CompanyFax/>
+  <CompanyEmail/>
+</CoverPageProperties>
+</file>
+
+<file path=customXml/item2.xml><?xml version="1.0" encoding="utf-8"?>
 <s:customData xmlns="http://www.wps.cn/officeDocument/2013/wpsCustomData" xmlns:s="http://www.wps.cn/officeDocument/2013/wpsCustomData">
   <customSectProps>
     <customSectPr/>
@@ -9036,22 +10518,19 @@
 </s:customData>
 </file>
 
-<file path=customXml/item2.xml><?xml version="1.0" encoding="utf-8"?>
+<file path=customXml/item3.xml><?xml version="1.0" encoding="utf-8"?>
 <b:Sources xmlns:b="http://schemas.openxmlformats.org/officeDocument/2006/bibliography" xmlns="http://schemas.openxmlformats.org/officeDocument/2006/bibliography" SelectedStyle="\APASixthEditionOfficeOnline.xsl" StyleName="APA" Version="6"/>
 </file>
 
-<file path=customXml/item3.xml><?xml version="1.0" encoding="utf-8"?>
-<CoverPageProperties xmlns="http://schemas.microsoft.com/office/2006/coverPageProps">
-  <PublishDate>2026-07-20T00:00:00</PublishDate>
-  <Abstract/>
-  <CompanyAddress>SEDE GUAYAQUIL</CompanyAddress>
-  <CompanyPhone/>
-  <CompanyFax/>
-  <CompanyEmail/>
-</CoverPageProperties>
+<file path=customXml/itemProps1.xml><?xml version="1.0" encoding="utf-8"?>
+<ds:datastoreItem xmlns:ds="http://schemas.openxmlformats.org/officeDocument/2006/customXml" ds:itemID="{55AF091B-3C7A-41E3-B477-F2FDAA23CFDA}">
+  <ds:schemaRefs>
+    <ds:schemaRef ds:uri="http://schemas.microsoft.com/office/2006/coverPageProps"/>
+  </ds:schemaRefs>
+</ds:datastoreItem>
 </file>
 
-<file path=customXml/itemProps1.xml><?xml version="1.0" encoding="utf-8"?>
+<file path=customXml/itemProps2.xml><?xml version="1.0" encoding="utf-8"?>
 <ds:datastoreItem xmlns:ds="http://schemas.openxmlformats.org/officeDocument/2006/customXml" ds:itemID="{B1977F7D-205B-4081-913C-38D41E755F92}">
   <ds:schemaRefs>
     <ds:schemaRef ds:uri="http://www.wps.cn/officeDocument/2013/wpsCustomData"/>
@@ -9059,14 +10538,10 @@
 </ds:datastoreItem>
 </file>
 
-<file path=customXml/itemProps2.xml><?xml version="1.0" encoding="utf-8"?>
+<file path=customXml/itemProps3.xml><?xml version="1.0" encoding="utf-8"?>
 <ds:datastoreItem xmlns:ds="http://schemas.openxmlformats.org/officeDocument/2006/customXml" ds:itemID="{5DA76871-6F03-4997-9AC9-AD0E70C911A5}">
-  <ds:schemaRefs/>
-</ds:datastoreItem>
-</file>
-
-<file path=customXml/itemProps3.xml><?xml version="1.0" encoding="utf-8"?>
-<ds:datastoreItem xmlns:ds="http://schemas.openxmlformats.org/officeDocument/2006/customXml" ds:itemID="{55AF091B-3C7A-41E3-B477-F2FDAA23CFDA}">
-  <ds:schemaRefs/>
+  <ds:schemaRefs>
+    <ds:schemaRef ds:uri="http://schemas.openxmlformats.org/officeDocument/2006/bibliography"/>
+  </ds:schemaRefs>
 </ds:datastoreItem>
 </file>